--- a/docs/SysLog_Documentation_Utilisateur.docx
+++ b/docs/SysLog_Documentation_Utilisateur.docx
@@ -5,8 +5,8 @@
     <w:sectPr>
       <w:pgSz w:w="12240" w:h="15840" w:orient="portrait"/>
       <w:pgMar w:top="1000" w:right="1000" w:bottom="1000" w:left="1000" w:header="500" w:footer="500" w:gutter="0"/>
-      <w:headerReference r:id="rId33" w:type="default"/>
-      <w:footerReference r:id="rId34" w:type="default"/>
+      <w:headerReference r:id="rId34" w:type="default"/>
+      <w:footerReference r:id="rId35" w:type="default"/>
     </w:sectPr>
     <w:p>
       <w:pPr>
@@ -193,7 +193,7 @@
           <w:color w:val="64748b"/>
           <w:sz w:val="20"/>
         </w:rPr>
-        <w:t xml:space="preserve">Édition du 28 septembre 2026</w:t>
+        <w:t xml:space="preserve">Édition du 4 octobre 2026</w:t>
       </w:r>
     </w:p>
     <w:p>
@@ -2180,12 +2180,12 @@
           <wp:inline distB="0" distL="0" distR="0" distT="0">
             <wp:extent cx="5715000" cy="3571875"/>
             <wp:effectExtent b="0" l="0" r="0" t="0"/>
-            <wp:docPr id="1" name="image-QIn-KFtOLwr-u-NILOQEX.jpeg"/>
+            <wp:docPr id="1" name="image-OMF2TYmLNBsdpU1Jdz83V.jpeg"/>
             <a:graphic>
               <a:graphicData uri="http://schemas.openxmlformats.org/drawingml/2006/picture">
                 <pic:pic>
                   <pic:nvPicPr>
-                    <pic:cNvPr id="1" name="image-QIn-KFtOLwr-u-NILOQEX.jpeg" descr="Page de connexion"/>
+                    <pic:cNvPr id="1" name="image-OMF2TYmLNBsdpU1Jdz83V.jpeg" descr="Page de connexion"/>
                     <pic:cNvPicPr/>
                   </pic:nvPicPr>
                   <pic:blipFill>
@@ -2295,12 +2295,12 @@
           <wp:inline distB="0" distL="0" distR="0" distT="0">
             <wp:extent cx="5715000" cy="3571875"/>
             <wp:effectExtent b="0" l="0" r="0" t="0"/>
-            <wp:docPr id="2" name="image-cOjD8tYud-6HpmjbEZxCc.jpeg"/>
+            <wp:docPr id="2" name="image-KdMhQKy0sLQTTVKc5olbj.jpeg"/>
             <a:graphic>
               <a:graphicData uri="http://schemas.openxmlformats.org/drawingml/2006/picture">
                 <pic:pic>
                   <pic:nvPicPr>
-                    <pic:cNvPr id="2" name="image-cOjD8tYud-6HpmjbEZxCc.jpeg" descr="Changement de mot de passe obligatoire"/>
+                    <pic:cNvPr id="2" name="image-KdMhQKy0sLQTTVKc5olbj.jpeg" descr="Changement de mot de passe obligatoire"/>
                     <pic:cNvPicPr/>
                   </pic:nvPicPr>
                   <pic:blipFill>
@@ -2459,12 +2459,12 @@
           <wp:inline distB="0" distL="0" distR="0" distT="0">
             <wp:extent cx="5715000" cy="3571875"/>
             <wp:effectExtent b="0" l="0" r="0" t="0"/>
-            <wp:docPr id="3" name="image-yXvIZiwvgjiIN7dLJokiv.jpeg"/>
+            <wp:docPr id="3" name="image-SAadNXUm3b-g8Tb6seb2d.jpeg"/>
             <a:graphic>
               <a:graphicData uri="http://schemas.openxmlformats.org/drawingml/2006/picture">
                 <pic:pic>
                   <pic:nvPicPr>
-                    <pic:cNvPr id="3" name="image-yXvIZiwvgjiIN7dLJokiv.jpeg" descr="Changer mon mot de passe"/>
+                    <pic:cNvPr id="3" name="image-SAadNXUm3b-g8Tb6seb2d.jpeg" descr="Changer mon mot de passe"/>
                     <pic:cNvPicPr/>
                   </pic:nvPicPr>
                   <pic:blipFill>
@@ -2611,7 +2611,93 @@
       </w:r>
       <w:r>
         <w:rPr/>
-        <w:t xml:space="preserve"> des notifications (pastille rouge = notifications non lues).</w:t>
+        <w:t xml:space="preserve">, avec un </w:t>
+      </w:r>
+      <w:r>
+        <w:rPr>
+          <w:b/>
+        </w:rPr>
+        <w:t xml:space="preserve">nombre</w:t>
+      </w:r>
+      <w:r>
+        <w:rPr/>
+        <w:t xml:space="preserve"> en rouge :</w:t>
+      </w:r>
+    </w:p>
+    <w:p>
+      <w:pPr>
+        <w:numPr>
+          <w:ilvl w:val="1"/>
+          <w:numId w:val="5"/>
+        </w:numPr>
+        <w:spacing w:lineRule="auto"/>
+      </w:pPr>
+      <w:r>
+        <w:rPr/>
+        <w:t xml:space="preserve">pour un </w:t>
+      </w:r>
+      <w:r>
+        <w:rPr>
+          <w:b/>
+        </w:rPr>
+        <w:t xml:space="preserve">manager</w:t>
+      </w:r>
+      <w:r>
+        <w:rPr/>
+        <w:t xml:space="preserve"> ou un </w:t>
+      </w:r>
+      <w:r>
+        <w:rPr>
+          <w:b/>
+        </w:rPr>
+        <w:t xml:space="preserve">administrateur</w:t>
+      </w:r>
+      <w:r>
+        <w:rPr/>
+        <w:t xml:space="preserve"> : le nombre d'</w:t>
+      </w:r>
+      <w:r>
+        <w:rPr>
+          <w:b/>
+        </w:rPr>
+        <w:t xml:space="preserve">actions qui l'attendent</w:t>
+      </w:r>
+      <w:r>
+        <w:rPr/>
+        <w:t xml:space="preserve"> (demandes à valider et missions à clôturer, voir 12) ;</w:t>
+      </w:r>
+    </w:p>
+    <w:p>
+      <w:pPr>
+        <w:numPr>
+          <w:ilvl w:val="1"/>
+          <w:numId w:val="5"/>
+        </w:numPr>
+        <w:spacing w:lineRule="auto"/>
+      </w:pPr>
+      <w:r>
+        <w:rPr/>
+        <w:t xml:space="preserve">pour un </w:t>
+      </w:r>
+      <w:r>
+        <w:rPr>
+          <w:b/>
+        </w:rPr>
+        <w:t xml:space="preserve">utilisateur</w:t>
+      </w:r>
+      <w:r>
+        <w:rPr/>
+        <w:t xml:space="preserve"> : le nombre de </w:t>
+      </w:r>
+      <w:r>
+        <w:rPr>
+          <w:b/>
+        </w:rPr>
+        <w:t xml:space="preserve">notifications non lues</w:t>
+      </w:r>
+      <w:r>
+        <w:rPr/>
+        <w:t xml:space="preserve">.</w:t>
       </w:r>
     </w:p>
     <w:p>
@@ -2623,6 +2709,19 @@
         <w:spacing w:lineRule="auto"/>
       </w:pPr>
       <w:r>
+        <w:rPr/>
+        <w:t xml:space="preserve">Le nombre diminue au fur et à mesure et disparaît quand il n'y a plus rien à traiter.</w:t>
+      </w:r>
+    </w:p>
+    <w:p>
+      <w:pPr>
+        <w:numPr>
+          <w:ilvl w:val="0"/>
+          <w:numId w:val="4"/>
+        </w:numPr>
+        <w:spacing w:lineRule="auto"/>
+      </w:pPr>
+      <w:r>
         <w:rPr>
           <w:b/>
         </w:rPr>
@@ -2692,12 +2791,12 @@
           <wp:inline distB="0" distL="0" distR="0" distT="0">
             <wp:extent cx="5715000" cy="3571875"/>
             <wp:effectExtent b="0" l="0" r="0" t="0"/>
-            <wp:docPr id="4" name="image-ftHHdMIPoPYtYuQE5-kvS.jpeg"/>
+            <wp:docPr id="4" name="image-Bj4JA4WcyIrPeBMN8BT3r.jpeg"/>
             <a:graphic>
               <a:graphicData uri="http://schemas.openxmlformats.org/drawingml/2006/picture">
                 <pic:pic>
                   <pic:nvPicPr>
-                    <pic:cNvPr id="4" name="image-ftHHdMIPoPYtYuQE5-kvS.jpeg" descr="Calendrier des sorties"/>
+                    <pic:cNvPr id="4" name="image-Bj4JA4WcyIrPeBMN8BT3r.jpeg" descr="Calendrier des sorties"/>
                     <pic:cNvPicPr/>
                   </pic:nvPicPr>
                   <pic:blipFill>
@@ -2738,7 +2837,7 @@
       <w:pPr>
         <w:numPr>
           <w:ilvl w:val="0"/>
-          <w:numId w:val="5"/>
+          <w:numId w:val="6"/>
         </w:numPr>
         <w:spacing w:lineRule="auto"/>
       </w:pPr>
@@ -2781,7 +2880,7 @@
       <w:pPr>
         <w:numPr>
           <w:ilvl w:val="0"/>
-          <w:numId w:val="5"/>
+          <w:numId w:val="6"/>
         </w:numPr>
         <w:spacing w:lineRule="auto"/>
       </w:pPr>
@@ -2824,7 +2923,7 @@
       <w:pPr>
         <w:numPr>
           <w:ilvl w:val="0"/>
-          <w:numId w:val="5"/>
+          <w:numId w:val="6"/>
         </w:numPr>
         <w:spacing w:lineRule="auto"/>
       </w:pPr>
@@ -2853,7 +2952,7 @@
       <w:pPr>
         <w:numPr>
           <w:ilvl w:val="0"/>
-          <w:numId w:val="5"/>
+          <w:numId w:val="6"/>
         </w:numPr>
         <w:spacing w:lineRule="auto"/>
       </w:pPr>
@@ -2888,17 +2987,7 @@
       </w:pPr>
       <w:r>
         <w:rPr/>
-        <w:t xml:space="preserve">La </w:t>
-      </w:r>
-      <w:r>
-        <w:rPr>
-          <w:b/>
-        </w:rPr>
-        <w:t xml:space="preserve">cloche 🔔</w:t>
-      </w:r>
-      <w:r>
-        <w:rPr/>
-        <w:t xml:space="preserve"> et le menu </w:t>
+        <w:t xml:space="preserve">Le menu </w:t>
       </w:r>
       <w:r>
         <w:rPr>
@@ -2908,7 +2997,7 @@
       </w:r>
       <w:r>
         <w:rPr/>
-        <w:t xml:space="preserve"> listent les messages qui vous concernent, les non lus en premier.</w:t>
+        <w:t xml:space="preserve"> liste les messages qui vous concernent, les non lus en premier ; le nombre de messages non lus s'affiche à côté du menu (et sur la cloche pour les utilisateurs).</w:t>
       </w:r>
     </w:p>
     <w:p>
@@ -2921,12 +3010,12 @@
           <wp:inline distB="0" distL="0" distR="0" distT="0">
             <wp:extent cx="5715000" cy="3571875"/>
             <wp:effectExtent b="0" l="0" r="0" t="0"/>
-            <wp:docPr id="5" name="image-jW0Py2PH9gYt9CVDdCFb5.jpeg"/>
+            <wp:docPr id="5" name="image-p5HfYYsDI3EEUhP7lNYAl.jpeg"/>
             <a:graphic>
               <a:graphicData uri="http://schemas.openxmlformats.org/drawingml/2006/picture">
                 <pic:pic>
                   <pic:nvPicPr>
-                    <pic:cNvPr id="5" name="image-jW0Py2PH9gYt9CVDdCFb5.jpeg" descr="Notifications"/>
+                    <pic:cNvPr id="5" name="image-p5HfYYsDI3EEUhP7lNYAl.jpeg" descr="Notifications"/>
                     <pic:cNvPicPr/>
                   </pic:nvPicPr>
                   <pic:blipFill>
@@ -3345,12 +3434,12 @@
           <wp:inline distB="0" distL="0" distR="0" distT="0">
             <wp:extent cx="5715000" cy="3571875"/>
             <wp:effectExtent b="0" l="0" r="0" t="0"/>
-            <wp:docPr id="6" name="image-a6KLIum2eJtEoX87ea1_n.jpeg"/>
+            <wp:docPr id="6" name="image-bG8aNXk_ixR_za2NxjSFo.jpeg"/>
             <a:graphic>
               <a:graphicData uri="http://schemas.openxmlformats.org/drawingml/2006/picture">
                 <pic:pic>
                   <pic:nvPicPr>
-                    <pic:cNvPr id="6" name="image-a6KLIum2eJtEoX87ea1_n.jpeg" descr="Tableau de bord utilisateur"/>
+                    <pic:cNvPr id="6" name="image-bG8aNXk_ixR_za2NxjSFo.jpeg" descr="Tableau de bord utilisateur"/>
                     <pic:cNvPicPr/>
                   </pic:nvPicPr>
                   <pic:blipFill>
@@ -3401,7 +3490,7 @@
       <w:pPr>
         <w:numPr>
           <w:ilvl w:val="0"/>
-          <w:numId w:val="6"/>
+          <w:numId w:val="7"/>
         </w:numPr>
         <w:spacing w:lineRule="auto"/>
       </w:pPr>
@@ -3434,7 +3523,7 @@
       <w:pPr>
         <w:numPr>
           <w:ilvl w:val="0"/>
-          <w:numId w:val="6"/>
+          <w:numId w:val="7"/>
         </w:numPr>
         <w:spacing w:lineRule="auto"/>
       </w:pPr>
@@ -3447,184 +3536,184 @@
       <w:pPr>
         <w:numPr>
           <w:ilvl w:val="1"/>
+          <w:numId w:val="8"/>
+        </w:numPr>
+        <w:spacing w:lineRule="auto"/>
+      </w:pPr>
+      <w:r>
+        <w:rPr>
+          <w:b/>
+        </w:rPr>
+        <w:t xml:space="preserve">Employé initiateur</w:t>
+      </w:r>
+      <w:r>
+        <w:rPr/>
+        <w:t xml:space="preserve"> : c'est toujours vous (champ verrouillé) ;</w:t>
+      </w:r>
+    </w:p>
+    <w:p>
+      <w:pPr>
+        <w:numPr>
+          <w:ilvl w:val="1"/>
+          <w:numId w:val="8"/>
+        </w:numPr>
+        <w:spacing w:lineRule="auto"/>
+      </w:pPr>
+      <w:r>
+        <w:rPr>
+          <w:b/>
+        </w:rPr>
+        <w:t xml:space="preserve">Passagers / Staff accompagnant</w:t>
+      </w:r>
+      <w:r>
+        <w:rPr/>
+        <w:t xml:space="preserve"> : cliquez, cherchez et cochez les collègues qui partent avec vous (facultatif) ; le </w:t>
+      </w:r>
+      <w:r>
+        <w:rPr>
+          <w:b/>
+        </w:rPr>
+        <w:t xml:space="preserve">total de personnes</w:t>
+      </w:r>
+      <w:r>
+        <w:rPr/>
+        <w:t xml:space="preserve"> se met à jour ;</w:t>
+      </w:r>
+    </w:p>
+    <w:p>
+      <w:pPr>
+        <w:numPr>
+          <w:ilvl w:val="1"/>
+          <w:numId w:val="8"/>
+        </w:numPr>
+        <w:spacing w:lineRule="auto"/>
+      </w:pPr>
+      <w:r>
+        <w:rPr>
+          <w:b/>
+        </w:rPr>
+        <w:t xml:space="preserve">Objectif de la mission</w:t>
+      </w:r>
+      <w:r>
+        <w:rPr/>
+        <w:t xml:space="preserve"> * ;</w:t>
+      </w:r>
+    </w:p>
+    <w:p>
+      <w:pPr>
+        <w:numPr>
+          <w:ilvl w:val="1"/>
+          <w:numId w:val="8"/>
+        </w:numPr>
+        <w:spacing w:lineRule="auto"/>
+      </w:pPr>
+      <w:r>
+        <w:rPr>
+          <w:b/>
+        </w:rPr>
+        <w:t xml:space="preserve">Communes de destination</w:t>
+      </w:r>
+      <w:r>
+        <w:rPr/>
+        <w:t xml:space="preserve"> * : cochez </w:t>
+      </w:r>
+      <w:r>
+        <w:rPr>
+          <w:b/>
+        </w:rPr>
+        <w:t xml:space="preserve">une ou plusieurs</w:t>
+      </w:r>
+      <w:r>
+        <w:rPr/>
+        <w:t xml:space="preserve"> communes — elles forment </w:t>
+      </w:r>
+      <w:r>
+        <w:rPr>
+          <w:b/>
+        </w:rPr>
+        <w:t xml:space="preserve">une seule</w:t>
+      </w:r>
+      <w:r>
+        <w:rPr/>
+        <w:t xml:space="preserve"> demande ;</w:t>
+      </w:r>
+    </w:p>
+    <w:p>
+      <w:pPr>
+        <w:numPr>
+          <w:ilvl w:val="1"/>
+          <w:numId w:val="8"/>
+        </w:numPr>
+        <w:spacing w:lineRule="auto"/>
+      </w:pPr>
+      <w:r>
+        <w:rPr>
+          <w:b/>
+        </w:rPr>
+        <w:t xml:space="preserve">Date de déplacement</w:t>
+      </w:r>
+      <w:r>
+        <w:rPr/>
+        <w:t xml:space="preserve"> * (aujourd'hui ou plus tard) ;</w:t>
+      </w:r>
+    </w:p>
+    <w:p>
+      <w:pPr>
+        <w:numPr>
+          <w:ilvl w:val="1"/>
+          <w:numId w:val="8"/>
+        </w:numPr>
+        <w:spacing w:lineRule="auto"/>
+      </w:pPr>
+      <w:r>
+        <w:rPr>
+          <w:b/>
+        </w:rPr>
+        <w:t xml:space="preserve">Heure départ</w:t>
+      </w:r>
+      <w:r>
+        <w:rPr/>
+        <w:t xml:space="preserve"> * et </w:t>
+      </w:r>
+      <w:r>
+        <w:rPr>
+          <w:b/>
+        </w:rPr>
+        <w:t xml:space="preserve">Heure retour</w:t>
+      </w:r>
+      <w:r>
+        <w:rPr/>
+        <w:t xml:space="preserve"> * (le retour doit être après le départ).</w:t>
+      </w:r>
+    </w:p>
+    <w:p>
+      <w:pPr>
+        <w:numPr>
+          <w:ilvl w:val="0"/>
           <w:numId w:val="7"/>
         </w:numPr>
         <w:spacing w:lineRule="auto"/>
       </w:pPr>
       <w:r>
-        <w:rPr>
-          <w:b/>
-        </w:rPr>
-        <w:t xml:space="preserve">Employé initiateur</w:t>
-      </w:r>
-      <w:r>
-        <w:rPr/>
-        <w:t xml:space="preserve"> : c'est toujours vous (champ verrouillé) ;</w:t>
-      </w:r>
-    </w:p>
-    <w:p>
-      <w:pPr>
-        <w:numPr>
-          <w:ilvl w:val="1"/>
-          <w:numId w:val="7"/>
-        </w:numPr>
-        <w:spacing w:lineRule="auto"/>
-      </w:pPr>
-      <w:r>
-        <w:rPr>
-          <w:b/>
-        </w:rPr>
-        <w:t xml:space="preserve">Passagers / Staff accompagnant</w:t>
-      </w:r>
-      <w:r>
-        <w:rPr/>
-        <w:t xml:space="preserve"> : cliquez, cherchez et cochez les collègues qui partent avec vous (facultatif) ; le </w:t>
-      </w:r>
-      <w:r>
-        <w:rPr>
-          <w:b/>
-        </w:rPr>
-        <w:t xml:space="preserve">total de personnes</w:t>
-      </w:r>
-      <w:r>
-        <w:rPr/>
-        <w:t xml:space="preserve"> se met à jour ;</w:t>
-      </w:r>
-    </w:p>
-    <w:p>
-      <w:pPr>
-        <w:numPr>
-          <w:ilvl w:val="1"/>
-          <w:numId w:val="7"/>
-        </w:numPr>
-        <w:spacing w:lineRule="auto"/>
-      </w:pPr>
-      <w:r>
-        <w:rPr>
-          <w:b/>
-        </w:rPr>
-        <w:t xml:space="preserve">Objectif de la mission</w:t>
-      </w:r>
-      <w:r>
-        <w:rPr/>
-        <w:t xml:space="preserve"> * ;</w:t>
-      </w:r>
-    </w:p>
-    <w:p>
-      <w:pPr>
-        <w:numPr>
-          <w:ilvl w:val="1"/>
-          <w:numId w:val="7"/>
-        </w:numPr>
-        <w:spacing w:lineRule="auto"/>
-      </w:pPr>
-      <w:r>
-        <w:rPr>
-          <w:b/>
-        </w:rPr>
-        <w:t xml:space="preserve">Communes de destination</w:t>
-      </w:r>
-      <w:r>
-        <w:rPr/>
-        <w:t xml:space="preserve"> * : cochez </w:t>
-      </w:r>
-      <w:r>
-        <w:rPr>
-          <w:b/>
-        </w:rPr>
-        <w:t xml:space="preserve">une ou plusieurs</w:t>
-      </w:r>
-      <w:r>
-        <w:rPr/>
-        <w:t xml:space="preserve"> communes — elles forment </w:t>
-      </w:r>
-      <w:r>
-        <w:rPr>
-          <w:b/>
-        </w:rPr>
-        <w:t xml:space="preserve">une seule</w:t>
-      </w:r>
-      <w:r>
-        <w:rPr/>
-        <w:t xml:space="preserve"> demande ;</w:t>
-      </w:r>
-    </w:p>
-    <w:p>
-      <w:pPr>
-        <w:numPr>
-          <w:ilvl w:val="1"/>
-          <w:numId w:val="7"/>
-        </w:numPr>
-        <w:spacing w:lineRule="auto"/>
-      </w:pPr>
-      <w:r>
-        <w:rPr>
-          <w:b/>
-        </w:rPr>
-        <w:t xml:space="preserve">Date de déplacement</w:t>
-      </w:r>
-      <w:r>
-        <w:rPr/>
-        <w:t xml:space="preserve"> * (aujourd'hui ou plus tard) ;</w:t>
-      </w:r>
-    </w:p>
-    <w:p>
-      <w:pPr>
-        <w:numPr>
-          <w:ilvl w:val="1"/>
-          <w:numId w:val="7"/>
-        </w:numPr>
-        <w:spacing w:lineRule="auto"/>
-      </w:pPr>
-      <w:r>
-        <w:rPr>
-          <w:b/>
-        </w:rPr>
-        <w:t xml:space="preserve">Heure départ</w:t>
-      </w:r>
-      <w:r>
-        <w:rPr/>
-        <w:t xml:space="preserve"> * et </w:t>
-      </w:r>
-      <w:r>
-        <w:rPr>
-          <w:b/>
-        </w:rPr>
-        <w:t xml:space="preserve">Heure retour</w:t>
-      </w:r>
-      <w:r>
-        <w:rPr/>
-        <w:t xml:space="preserve"> * (le retour doit être après le départ).</w:t>
+        <w:rPr/>
+        <w:t xml:space="preserve">Vérifiez le </w:t>
+      </w:r>
+      <w:r>
+        <w:rPr>
+          <w:b/>
+        </w:rPr>
+        <w:t xml:space="preserve">récapitulatif</w:t>
+      </w:r>
+      <w:r>
+        <w:rPr/>
+        <w:t xml:space="preserve"> bleu qui apparaît en bas du formulaire.</w:t>
       </w:r>
     </w:p>
     <w:p>
       <w:pPr>
         <w:numPr>
           <w:ilvl w:val="0"/>
-          <w:numId w:val="6"/>
-        </w:numPr>
-        <w:spacing w:lineRule="auto"/>
-      </w:pPr>
-      <w:r>
-        <w:rPr/>
-        <w:t xml:space="preserve">Vérifiez le </w:t>
-      </w:r>
-      <w:r>
-        <w:rPr>
-          <w:b/>
-        </w:rPr>
-        <w:t xml:space="preserve">récapitulatif</w:t>
-      </w:r>
-      <w:r>
-        <w:rPr/>
-        <w:t xml:space="preserve"> bleu qui apparaît en bas du formulaire.</w:t>
-      </w:r>
-    </w:p>
-    <w:p>
-      <w:pPr>
-        <w:numPr>
-          <w:ilvl w:val="0"/>
-          <w:numId w:val="6"/>
+          <w:numId w:val="7"/>
         </w:numPr>
         <w:spacing w:lineRule="auto"/>
       </w:pPr>
@@ -3653,12 +3742,12 @@
           <wp:inline distB="0" distL="0" distR="0" distT="0">
             <wp:extent cx="5715000" cy="3571875"/>
             <wp:effectExtent b="0" l="0" r="0" t="0"/>
-            <wp:docPr id="7" name="image-vCa7JzsOJ3e5s7IfHq7wn.jpeg"/>
+            <wp:docPr id="7" name="image-Az3dEr_ZDn1VYa9nal6Av.jpeg"/>
             <a:graphic>
               <a:graphicData uri="http://schemas.openxmlformats.org/drawingml/2006/picture">
                 <pic:pic>
                   <pic:nvPicPr>
-                    <pic:cNvPr id="7" name="image-vCa7JzsOJ3e5s7IfHq7wn.jpeg" descr="Nouvelle demande de sortie"/>
+                    <pic:cNvPr id="7" name="image-Az3dEr_ZDn1VYa9nal6Av.jpeg" descr="Nouvelle demande de sortie"/>
                     <pic:cNvPicPr/>
                   </pic:nvPicPr>
                   <pic:blipFill>
@@ -3811,12 +3900,12 @@
           <wp:inline distB="0" distL="0" distR="0" distT="0">
             <wp:extent cx="5715000" cy="3571875"/>
             <wp:effectExtent b="0" l="0" r="0" t="0"/>
-            <wp:docPr id="8" name="image-MkXdcdeniltg_jNd9vJRR.jpeg"/>
+            <wp:docPr id="8" name="image-PtyaUyDMCyYssBoDdil6Q.jpeg"/>
             <a:graphic>
               <a:graphicData uri="http://schemas.openxmlformats.org/drawingml/2006/picture">
                 <pic:pic>
                   <pic:nvPicPr>
-                    <pic:cNvPr id="8" name="image-MkXdcdeniltg_jNd9vJRR.jpeg" descr="Mes demandes"/>
+                    <pic:cNvPr id="8" name="image-PtyaUyDMCyYssBoDdil6Q.jpeg" descr="Mes demandes"/>
                     <pic:cNvPicPr/>
                   </pic:nvPicPr>
                   <pic:blipFill>
@@ -3857,7 +3946,7 @@
       <w:pPr>
         <w:numPr>
           <w:ilvl w:val="0"/>
-          <w:numId w:val="8"/>
+          <w:numId w:val="9"/>
         </w:numPr>
         <w:spacing w:lineRule="auto"/>
       </w:pPr>
@@ -3870,7 +3959,7 @@
       <w:pPr>
         <w:numPr>
           <w:ilvl w:val="0"/>
-          <w:numId w:val="8"/>
+          <w:numId w:val="9"/>
         </w:numPr>
         <w:spacing w:lineRule="auto"/>
       </w:pPr>
@@ -3923,7 +4012,7 @@
       <w:pPr>
         <w:numPr>
           <w:ilvl w:val="0"/>
-          <w:numId w:val="8"/>
+          <w:numId w:val="9"/>
         </w:numPr>
         <w:spacing w:lineRule="auto"/>
       </w:pPr>
@@ -4292,12 +4381,12 @@
           <wp:inline distB="0" distL="0" distR="0" distT="0">
             <wp:extent cx="5715000" cy="3571875"/>
             <wp:effectExtent b="0" l="0" r="0" t="0"/>
-            <wp:docPr id="9" name="image-QmD_pZkvVIQcbS3EgceXc.jpeg"/>
+            <wp:docPr id="9" name="image-vvfIZIqjl1NbFl6R9KsyI.jpeg"/>
             <a:graphic>
               <a:graphicData uri="http://schemas.openxmlformats.org/drawingml/2006/picture">
                 <pic:pic>
                   <pic:nvPicPr>
-                    <pic:cNvPr id="9" name="image-QmD_pZkvVIQcbS3EgceXc.jpeg" descr="Tableau de bord manager"/>
+                    <pic:cNvPr id="9" name="image-vvfIZIqjl1NbFl6R9KsyI.jpeg" descr="Tableau de bord manager"/>
                     <pic:cNvPicPr/>
                   </pic:nvPicPr>
                   <pic:blipFill>
@@ -4338,7 +4427,7 @@
       <w:pPr>
         <w:numPr>
           <w:ilvl w:val="0"/>
-          <w:numId w:val="9"/>
+          <w:numId w:val="10"/>
         </w:numPr>
         <w:spacing w:lineRule="auto"/>
       </w:pPr>
@@ -4357,7 +4446,7 @@
       <w:pPr>
         <w:numPr>
           <w:ilvl w:val="0"/>
-          <w:numId w:val="9"/>
+          <w:numId w:val="10"/>
         </w:numPr>
         <w:spacing w:lineRule="auto"/>
       </w:pPr>
@@ -4386,7 +4475,7 @@
       <w:pPr>
         <w:numPr>
           <w:ilvl w:val="0"/>
-          <w:numId w:val="9"/>
+          <w:numId w:val="10"/>
         </w:numPr>
         <w:spacing w:lineRule="auto"/>
       </w:pPr>
@@ -4443,31 +4532,72 @@
     </w:p>
     <w:p>
       <w:pPr>
-        <w:pStyle w:val="Heading2"/>
-        <w:spacing w:lineRule="auto"/>
-      </w:pPr>
-      <w:r>
-        <w:rPr/>
-        <w:t xml:space="preserve">13. Traiter les demandes : valider</w:t>
-      </w:r>
-    </w:p>
-    <w:p>
-      <w:pPr>
-        <w:spacing w:lineRule="auto"/>
-      </w:pPr>
-      <w:r>
-        <w:rPr/>
-        <w:t xml:space="preserve">La page </w:t>
-      </w:r>
-      <w:r>
-        <w:rPr>
-          <w:b/>
-        </w:rPr>
-        <w:t xml:space="preserve">Demandes de sortie</w:t>
-      </w:r>
-      <w:r>
-        <w:rPr/>
-        <w:t xml:space="preserve"> montre toutes les demandes, avec l'alerte de regroupement en haut.</w:t>
+        <w:spacing w:lineRule="auto"/>
+      </w:pPr>
+      <w:r>
+        <w:rPr>
+          <w:b/>
+        </w:rPr>
+        <w:t xml:space="preserve">La cloche 🔔 des actions en attente.</w:t>
+      </w:r>
+      <w:r>
+        <w:rPr/>
+        <w:t xml:space="preserve"> Le nombre en rouge sur la cloche indique ce qui attend une action de votre part :</w:t>
+      </w:r>
+    </w:p>
+    <w:p>
+      <w:pPr>
+        <w:numPr>
+          <w:ilvl w:val="0"/>
+          <w:numId w:val="11"/>
+        </w:numPr>
+        <w:spacing w:lineRule="auto"/>
+      </w:pPr>
+      <w:r>
+        <w:rPr/>
+        <w:t xml:space="preserve">les </w:t>
+      </w:r>
+      <w:r>
+        <w:rPr>
+          <w:b/>
+        </w:rPr>
+        <w:t xml:space="preserve">demandes à valider</w:t>
+      </w:r>
+      <w:r>
+        <w:rPr/>
+        <w:t xml:space="preserve"> (statut « En attente ») ;</w:t>
+      </w:r>
+    </w:p>
+    <w:p>
+      <w:pPr>
+        <w:numPr>
+          <w:ilvl w:val="0"/>
+          <w:numId w:val="11"/>
+        </w:numPr>
+        <w:spacing w:lineRule="auto"/>
+      </w:pPr>
+      <w:r>
+        <w:rPr/>
+        <w:t xml:space="preserve">les </w:t>
+      </w:r>
+      <w:r>
+        <w:rPr>
+          <w:b/>
+        </w:rPr>
+        <w:t xml:space="preserve">missions à clôturer</w:t>
+      </w:r>
+      <w:r>
+        <w:rPr/>
+        <w:t xml:space="preserve"> : validées, dont la date est arrivée, et pas encore clôturées.</w:t>
+      </w:r>
+    </w:p>
+    <w:p>
+      <w:pPr>
+        <w:spacing w:lineRule="auto"/>
+      </w:pPr>
+      <w:r>
+        <w:rPr/>
+        <w:t xml:space="preserve">Cliquez sur la cloche pour voir le détail, puis sur une ligne pour ouvrir directement les demandes concernées. Le nombre diminue dès qu'une demande est validée ou refusée, ou qu'une mission est clôturée — y compris par un autre responsable (mise à jour toutes les 30 secondes) — et disparaît quand tout est traité.</w:t>
       </w:r>
     </w:p>
     <w:p>
@@ -4480,12 +4610,12 @@
           <wp:inline distB="0" distL="0" distR="0" distT="0">
             <wp:extent cx="5715000" cy="3571875"/>
             <wp:effectExtent b="0" l="0" r="0" t="0"/>
-            <wp:docPr id="10" name="image-DkSsGacKMC4K-_gAULvXW.jpeg"/>
+            <wp:docPr id="10" name="image-QN2WaBzjA9MlOUcq_eFSS.jpeg"/>
             <a:graphic>
               <a:graphicData uri="http://schemas.openxmlformats.org/drawingml/2006/picture">
                 <pic:pic>
                   <pic:nvPicPr>
-                    <pic:cNvPr id="10" name="image-DkSsGacKMC4K-_gAULvXW.jpeg" descr="Demandes de sortie — vue manager"/>
+                    <pic:cNvPr id="10" name="image-QN2WaBzjA9MlOUcq_eFSS.jpeg" descr="Cloche des actions en attente"/>
                     <pic:cNvPicPr/>
                   </pic:nvPicPr>
                   <pic:blipFill>
@@ -4519,142 +4649,36 @@
           <w:color w:val="64748b"/>
           <w:sz w:val="18"/>
         </w:rPr>
-        <w:t xml:space="preserve">Figure — Demandes de sortie — vue manager</w:t>
-      </w:r>
-    </w:p>
-    <w:p>
-      <w:pPr>
-        <w:numPr>
-          <w:ilvl w:val="0"/>
-          <w:numId w:val="10"/>
-        </w:numPr>
-        <w:spacing w:lineRule="auto"/>
-      </w:pPr>
-      <w:r>
-        <w:rPr/>
-        <w:t xml:space="preserve">Sur une demande </w:t>
-      </w:r>
-      <w:r>
-        <w:rPr>
-          <w:b/>
-        </w:rPr>
-        <w:t xml:space="preserve">En attente</w:t>
-      </w:r>
-      <w:r>
-        <w:rPr/>
-        <w:t xml:space="preserve">, cliquez sur </w:t>
-      </w:r>
-      <w:r>
-        <w:rPr>
-          <w:b/>
-        </w:rPr>
-        <w:t xml:space="preserve">Traiter cette demande</w:t>
-      </w:r>
-      <w:r>
-        <w:rPr/>
-        <w:t xml:space="preserve"> (ou </w:t>
-      </w:r>
-      <w:r>
-        <w:rPr>
-          <w:b/>
-        </w:rPr>
-        <w:t xml:space="preserve">Traiter (N destinations)</w:t>
-      </w:r>
-      <w:r>
-        <w:rPr/>
-        <w:t xml:space="preserve">).</w:t>
-      </w:r>
-    </w:p>
-    <w:p>
-      <w:pPr>
-        <w:numPr>
-          <w:ilvl w:val="0"/>
-          <w:numId w:val="10"/>
-        </w:numPr>
-        <w:spacing w:lineRule="auto"/>
-      </w:pPr>
-      <w:r>
-        <w:rPr/>
-        <w:t xml:space="preserve">Relisez le résumé : initiateur, passagers, destinations, nombre de personnes, date, horaire, objectif.</w:t>
-      </w:r>
-    </w:p>
-    <w:p>
-      <w:pPr>
-        <w:numPr>
-          <w:ilvl w:val="0"/>
-          <w:numId w:val="10"/>
-        </w:numPr>
-        <w:spacing w:lineRule="auto"/>
-      </w:pPr>
-      <w:r>
-        <w:rPr/>
-        <w:t xml:space="preserve">Choisissez un </w:t>
-      </w:r>
-      <w:r>
-        <w:rPr>
-          <w:b/>
-        </w:rPr>
-        <w:t xml:space="preserve">véhicule</w:t>
-      </w:r>
-      <w:r>
-        <w:rPr/>
-        <w:t xml:space="preserve"> : seuls les véhicules </w:t>
-      </w:r>
-      <w:r>
-        <w:rPr>
-          <w:b/>
-        </w:rPr>
-        <w:t xml:space="preserve">disponibles</w:t>
-      </w:r>
-      <w:r>
-        <w:rPr/>
-        <w:t xml:space="preserve"> sont proposés ; SysLog indique si la capacité suffit (« ✓ Capacité OK »).</w:t>
-      </w:r>
-    </w:p>
-    <w:p>
-      <w:pPr>
-        <w:numPr>
-          <w:ilvl w:val="0"/>
-          <w:numId w:val="10"/>
-        </w:numPr>
-        <w:spacing w:lineRule="auto"/>
-      </w:pPr>
-      <w:r>
-        <w:rPr/>
-        <w:t xml:space="preserve">Choisissez un </w:t>
-      </w:r>
-      <w:r>
-        <w:rPr>
-          <w:b/>
-        </w:rPr>
-        <w:t xml:space="preserve">chauffeur</w:t>
-      </w:r>
-      <w:r>
-        <w:rPr/>
-        <w:t xml:space="preserve"> disponible.</w:t>
-      </w:r>
-    </w:p>
-    <w:p>
-      <w:pPr>
-        <w:numPr>
-          <w:ilvl w:val="0"/>
-          <w:numId w:val="10"/>
-        </w:numPr>
-        <w:spacing w:lineRule="auto"/>
-      </w:pPr>
-      <w:r>
-        <w:rPr/>
-        <w:t xml:space="preserve">Cliquez sur </w:t>
-      </w:r>
-      <w:r>
-        <w:rPr>
-          <w:b/>
-        </w:rPr>
-        <w:t xml:space="preserve">✓ Valider</w:t>
-      </w:r>
-      <w:r>
-        <w:rPr/>
-        <w:t xml:space="preserve">.</w:t>
+        <w:t xml:space="preserve">Figure — Cloche des actions en attente</w:t>
+      </w:r>
+    </w:p>
+    <w:p>
+      <w:pPr>
+        <w:pStyle w:val="Heading2"/>
+        <w:spacing w:lineRule="auto"/>
+      </w:pPr>
+      <w:r>
+        <w:rPr/>
+        <w:t xml:space="preserve">13. Traiter les demandes : valider</w:t>
+      </w:r>
+    </w:p>
+    <w:p>
+      <w:pPr>
+        <w:spacing w:lineRule="auto"/>
+      </w:pPr>
+      <w:r>
+        <w:rPr/>
+        <w:t xml:space="preserve">La page </w:t>
+      </w:r>
+      <w:r>
+        <w:rPr>
+          <w:b/>
+        </w:rPr>
+        <w:t xml:space="preserve">Demandes de sortie</w:t>
+      </w:r>
+      <w:r>
+        <w:rPr/>
+        <w:t xml:space="preserve"> montre toutes les demandes, avec l'alerte de regroupement en haut.</w:t>
       </w:r>
     </w:p>
     <w:p>
@@ -4667,12 +4691,12 @@
           <wp:inline distB="0" distL="0" distR="0" distT="0">
             <wp:extent cx="5715000" cy="3571875"/>
             <wp:effectExtent b="0" l="0" r="0" t="0"/>
-            <wp:docPr id="11" name="image-ejAef54u8SFmgiN9fAuCK.jpeg"/>
+            <wp:docPr id="11" name="image-KE0VycCAgE6TleQ4qkL23.jpeg"/>
             <a:graphic>
               <a:graphicData uri="http://schemas.openxmlformats.org/drawingml/2006/picture">
                 <pic:pic>
                   <pic:nvPicPr>
-                    <pic:cNvPr id="11" name="image-ejAef54u8SFmgiN9fAuCK.jpeg" descr="Valider une demande"/>
+                    <pic:cNvPr id="11" name="image-KE0VycCAgE6TleQ4qkL23.jpeg" descr="Demandes de sortie — vue manager"/>
                     <pic:cNvPicPr/>
                   </pic:nvPicPr>
                   <pic:blipFill>
@@ -4706,115 +4730,7 @@
           <w:color w:val="64748b"/>
           <w:sz w:val="18"/>
         </w:rPr>
-        <w:t xml:space="preserve">Figure — Valider une demande</w:t>
-      </w:r>
-    </w:p>
-    <w:p>
-      <w:pPr>
-        <w:spacing w:lineRule="auto"/>
-      </w:pPr>
-      <w:r>
-        <w:rPr/>
-        <w:t xml:space="preserve">Le véhicule et le chauffeur passent </w:t>
-      </w:r>
-      <w:r>
-        <w:rPr>
-          <w:b/>
-        </w:rPr>
-        <w:t xml:space="preserve">En mission</w:t>
-      </w:r>
-      <w:r>
-        <w:rPr/>
-        <w:t xml:space="preserve"> et ne sont plus proposés jusqu'à la clôture. L'initiateur et les passagers sont notifiés ; le chauffeur reçoit un message WhatsApp si le service est activé.</w:t>
-      </w:r>
-    </w:p>
-    <w:p>
-      <w:pPr>
-        <w:spacing w:lineRule="auto"/>
-      </w:pPr>
-      <w:r>
-        <w:rPr/>
-        <w:t xml:space="preserve">SysLog </w:t>
-      </w:r>
-      <w:r>
-        <w:rPr>
-          <w:b/>
-        </w:rPr>
-        <w:t xml:space="preserve">refuse la validation</w:t>
-      </w:r>
-      <w:r>
-        <w:rPr/>
-        <w:t xml:space="preserve"> si :</w:t>
-      </w:r>
-    </w:p>
-    <w:p>
-      <w:pPr>
-        <w:numPr>
-          <w:ilvl w:val="0"/>
-          <w:numId w:val="11"/>
-        </w:numPr>
-        <w:spacing w:lineRule="auto"/>
-      </w:pPr>
-      <w:r>
-        <w:rPr/>
-        <w:t xml:space="preserve">le véhicule ou le chauffeur vient d'être affecté par un autre responsable ;</w:t>
-      </w:r>
-    </w:p>
-    <w:p>
-      <w:pPr>
-        <w:numPr>
-          <w:ilvl w:val="0"/>
-          <w:numId w:val="11"/>
-        </w:numPr>
-        <w:spacing w:lineRule="auto"/>
-      </w:pPr>
-      <w:r>
-        <w:rPr/>
-        <w:t xml:space="preserve">le nombre de personnes dépasse la capacité du véhicule ;</w:t>
-      </w:r>
-    </w:p>
-    <w:p>
-      <w:pPr>
-        <w:numPr>
-          <w:ilvl w:val="0"/>
-          <w:numId w:val="11"/>
-        </w:numPr>
-        <w:spacing w:lineRule="auto"/>
-      </w:pPr>
-      <w:r>
-        <w:rPr/>
-        <w:t xml:space="preserve">le </w:t>
-      </w:r>
-      <w:r>
-        <w:rPr>
-          <w:b/>
-        </w:rPr>
-        <w:t xml:space="preserve">permis du chauffeur sera expiré</w:t>
-      </w:r>
-      <w:r>
-        <w:rPr/>
-        <w:t xml:space="preserve"> à la date de la mission.</w:t>
-      </w:r>
-    </w:p>
-    <w:p>
-      <w:pPr>
-        <w:ind w:left="284"/>
-        <w:jc w:val="both"/>
-        <w:spacing w:lineRule="auto"/>
-      </w:pPr>
-      <w:r>
-        <w:rPr/>
-        <w:t xml:space="preserve">Vous pouvez valider sans véhicule ni chauffeur et les affecter autrement ; ils n'apparaîtront pas sur la demande.</w:t>
-      </w:r>
-    </w:p>
-    <w:p>
-      <w:pPr>
-        <w:pStyle w:val="Heading2"/>
-        <w:spacing w:lineRule="auto"/>
-      </w:pPr>
-      <w:r>
-        <w:rPr/>
-        <w:t xml:space="preserve">14. Refuser une demande</w:t>
+        <w:t xml:space="preserve">Figure — Demandes de sortie — vue manager</w:t>
       </w:r>
     </w:p>
     <w:p>
@@ -4826,6 +4742,20 @@
         <w:spacing w:lineRule="auto"/>
       </w:pPr>
       <w:r>
+        <w:rPr/>
+        <w:t xml:space="preserve">Sur une demande </w:t>
+      </w:r>
+      <w:r>
+        <w:rPr>
+          <w:b/>
+        </w:rPr>
+        <w:t xml:space="preserve">En attente</w:t>
+      </w:r>
+      <w:r>
+        <w:rPr/>
+        <w:t xml:space="preserve">, cliquez sur </w:t>
+      </w:r>
+      <w:r>
         <w:rPr>
           <w:b/>
         </w:rPr>
@@ -4833,17 +4763,17 @@
       </w:r>
       <w:r>
         <w:rPr/>
-        <w:t xml:space="preserve"> → bouton rouge </w:t>
-      </w:r>
-      <w:r>
-        <w:rPr>
-          <w:b/>
-        </w:rPr>
-        <w:t xml:space="preserve">Refuser</w:t>
-      </w:r>
-      <w:r>
-        <w:rPr/>
-        <w:t xml:space="preserve">.</w:t>
+        <w:t xml:space="preserve"> (ou </w:t>
+      </w:r>
+      <w:r>
+        <w:rPr>
+          <w:b/>
+        </w:rPr>
+        <w:t xml:space="preserve">Traiter (N destinations)</w:t>
+      </w:r>
+      <w:r>
+        <w:rPr/>
+        <w:t xml:space="preserve">).</w:t>
       </w:r>
     </w:p>
     <w:p>
@@ -4856,17 +4786,7 @@
       </w:pPr>
       <w:r>
         <w:rPr/>
-        <w:t xml:space="preserve">Saisissez le </w:t>
-      </w:r>
-      <w:r>
-        <w:rPr>
-          <w:b/>
-        </w:rPr>
-        <w:t xml:space="preserve">Motif du refus</w:t>
-      </w:r>
-      <w:r>
-        <w:rPr/>
-        <w:t xml:space="preserve"> * (obligatoire ; il est conservé et affiché sur la demande).</w:t>
+        <w:t xml:space="preserve">Relisez le résumé : initiateur, passagers, destinations, nombre de personnes, date, horaire, objectif.</w:t>
       </w:r>
     </w:p>
     <w:p>
@@ -4879,13 +4799,69 @@
       </w:pPr>
       <w:r>
         <w:rPr/>
+        <w:t xml:space="preserve">Choisissez un </w:t>
+      </w:r>
+      <w:r>
+        <w:rPr>
+          <w:b/>
+        </w:rPr>
+        <w:t xml:space="preserve">véhicule</w:t>
+      </w:r>
+      <w:r>
+        <w:rPr/>
+        <w:t xml:space="preserve"> : seuls les véhicules </w:t>
+      </w:r>
+      <w:r>
+        <w:rPr>
+          <w:b/>
+        </w:rPr>
+        <w:t xml:space="preserve">disponibles</w:t>
+      </w:r>
+      <w:r>
+        <w:rPr/>
+        <w:t xml:space="preserve"> sont proposés ; SysLog indique si la capacité suffit (« ✓ Capacité OK »).</w:t>
+      </w:r>
+    </w:p>
+    <w:p>
+      <w:pPr>
+        <w:numPr>
+          <w:ilvl w:val="0"/>
+          <w:numId w:val="12"/>
+        </w:numPr>
+        <w:spacing w:lineRule="auto"/>
+      </w:pPr>
+      <w:r>
+        <w:rPr/>
+        <w:t xml:space="preserve">Choisissez un </w:t>
+      </w:r>
+      <w:r>
+        <w:rPr>
+          <w:b/>
+        </w:rPr>
+        <w:t xml:space="preserve">chauffeur</w:t>
+      </w:r>
+      <w:r>
+        <w:rPr/>
+        <w:t xml:space="preserve"> disponible.</w:t>
+      </w:r>
+    </w:p>
+    <w:p>
+      <w:pPr>
+        <w:numPr>
+          <w:ilvl w:val="0"/>
+          <w:numId w:val="12"/>
+        </w:numPr>
+        <w:spacing w:lineRule="auto"/>
+      </w:pPr>
+      <w:r>
+        <w:rPr/>
         <w:t xml:space="preserve">Cliquez sur </w:t>
       </w:r>
       <w:r>
         <w:rPr>
           <w:b/>
         </w:rPr>
-        <w:t xml:space="preserve">Refuser</w:t>
+        <w:t xml:space="preserve">✓ Valider</w:t>
       </w:r>
       <w:r>
         <w:rPr/>
@@ -4902,12 +4878,12 @@
           <wp:inline distB="0" distL="0" distR="0" distT="0">
             <wp:extent cx="5715000" cy="3571875"/>
             <wp:effectExtent b="0" l="0" r="0" t="0"/>
-            <wp:docPr id="12" name="image-3T56XgFyUbHW3B2AnUXA2.jpeg"/>
+            <wp:docPr id="12" name="image-OOno_6hgnZnSjeKcnJ-33.jpeg"/>
             <a:graphic>
               <a:graphicData uri="http://schemas.openxmlformats.org/drawingml/2006/picture">
                 <pic:pic>
                   <pic:nvPicPr>
-                    <pic:cNvPr id="12" name="image-3T56XgFyUbHW3B2AnUXA2.jpeg" descr="Refuser une demande"/>
+                    <pic:cNvPr id="12" name="image-OOno_6hgnZnSjeKcnJ-33.jpeg" descr="Valider une demande"/>
                     <pic:cNvPicPr/>
                   </pic:nvPicPr>
                   <pic:blipFill>
@@ -4941,65 +4917,45 @@
           <w:color w:val="64748b"/>
           <w:sz w:val="18"/>
         </w:rPr>
-        <w:t xml:space="preserve">Figure — Refuser une demande</w:t>
-      </w:r>
-    </w:p>
-    <w:p>
-      <w:pPr>
-        <w:spacing w:lineRule="auto"/>
-      </w:pPr>
-      <w:r>
-        <w:rPr/>
-        <w:t xml:space="preserve">Une demande </w:t>
-      </w:r>
-      <w:r>
-        <w:rPr>
-          <w:b/>
-        </w:rPr>
-        <w:t xml:space="preserve">en attente</w:t>
-      </w:r>
-      <w:r>
-        <w:rPr/>
-        <w:t xml:space="preserve"> ou </w:t>
-      </w:r>
-      <w:r>
-        <w:rPr>
-          <w:b/>
-        </w:rPr>
-        <w:t xml:space="preserve">validée</w:t>
-      </w:r>
-      <w:r>
-        <w:rPr/>
-        <w:t xml:space="preserve"> peut être refusée ; si elle était validée, le véhicule et le chauffeur redeviennent disponibles. Une mission </w:t>
-      </w:r>
-      <w:r>
-        <w:rPr>
-          <w:b/>
-        </w:rPr>
-        <w:t xml:space="preserve">terminée</w:t>
-      </w:r>
-      <w:r>
-        <w:rPr/>
-        <w:t xml:space="preserve"> ne peut plus être refusée.</w:t>
-      </w:r>
-    </w:p>
-    <w:p>
-      <w:pPr>
-        <w:pStyle w:val="Heading2"/>
-        <w:spacing w:lineRule="auto"/>
-      </w:pPr>
-      <w:r>
-        <w:rPr/>
-        <w:t xml:space="preserve">15. Clôturer une mission</w:t>
-      </w:r>
-    </w:p>
-    <w:p>
-      <w:pPr>
-        <w:spacing w:lineRule="auto"/>
-      </w:pPr>
-      <w:r>
-        <w:rPr/>
-        <w:t xml:space="preserve">Au retour du véhicule :</w:t>
+        <w:t xml:space="preserve">Figure — Valider une demande</w:t>
+      </w:r>
+    </w:p>
+    <w:p>
+      <w:pPr>
+        <w:spacing w:lineRule="auto"/>
+      </w:pPr>
+      <w:r>
+        <w:rPr/>
+        <w:t xml:space="preserve">Le véhicule et le chauffeur passent </w:t>
+      </w:r>
+      <w:r>
+        <w:rPr>
+          <w:b/>
+        </w:rPr>
+        <w:t xml:space="preserve">En mission</w:t>
+      </w:r>
+      <w:r>
+        <w:rPr/>
+        <w:t xml:space="preserve"> et ne sont plus proposés jusqu'à la clôture. L'initiateur et les passagers sont notifiés ; le chauffeur reçoit un message WhatsApp si le service est activé.</w:t>
+      </w:r>
+    </w:p>
+    <w:p>
+      <w:pPr>
+        <w:spacing w:lineRule="auto"/>
+      </w:pPr>
+      <w:r>
+        <w:rPr/>
+        <w:t xml:space="preserve">SysLog </w:t>
+      </w:r>
+      <w:r>
+        <w:rPr>
+          <w:b/>
+        </w:rPr>
+        <w:t xml:space="preserve">refuse la validation</w:t>
+      </w:r>
+      <w:r>
+        <w:rPr/>
+        <w:t xml:space="preserve"> si :</w:t>
       </w:r>
     </w:p>
     <w:p>
@@ -5012,27 +4968,7 @@
       </w:pPr>
       <w:r>
         <w:rPr/>
-        <w:t xml:space="preserve">Sur une demande </w:t>
-      </w:r>
-      <w:r>
-        <w:rPr>
-          <w:b/>
-        </w:rPr>
-        <w:t xml:space="preserve">Validée</w:t>
-      </w:r>
-      <w:r>
-        <w:rPr/>
-        <w:t xml:space="preserve">, cliquez sur </w:t>
-      </w:r>
-      <w:r>
-        <w:rPr>
-          <w:b/>
-        </w:rPr>
-        <w:t xml:space="preserve">✓ Clôturer la mission</w:t>
-      </w:r>
-      <w:r>
-        <w:rPr/>
-        <w:t xml:space="preserve">.</w:t>
+        <w:t xml:space="preserve">le véhicule ou le chauffeur vient d'être affecté par un autre responsable ;</w:t>
       </w:r>
     </w:p>
     <w:p>
@@ -5045,37 +4981,7 @@
       </w:pPr>
       <w:r>
         <w:rPr/>
-        <w:t xml:space="preserve">Saisissez le </w:t>
-      </w:r>
-      <w:r>
-        <w:rPr>
-          <w:b/>
-        </w:rPr>
-        <w:t xml:space="preserve">Km départ</w:t>
-      </w:r>
-      <w:r>
-        <w:rPr/>
-        <w:t xml:space="preserve"> et le </w:t>
-      </w:r>
-      <w:r>
-        <w:rPr>
-          <w:b/>
-        </w:rPr>
-        <w:t xml:space="preserve">Km retour</w:t>
-      </w:r>
-      <w:r>
-        <w:rPr/>
-        <w:t xml:space="preserve"> relevés au compteur : la </w:t>
-      </w:r>
-      <w:r>
-        <w:rPr>
-          <w:b/>
-        </w:rPr>
-        <w:t xml:space="preserve">distance parcourue</w:t>
-      </w:r>
-      <w:r>
-        <w:rPr/>
-        <w:t xml:space="preserve"> s'affiche.</w:t>
+        <w:t xml:space="preserve">le nombre de personnes dépasse la capacité du véhicule ;</w:t>
       </w:r>
     </w:p>
     <w:p>
@@ -5088,13 +4994,109 @@
       </w:pPr>
       <w:r>
         <w:rPr/>
+        <w:t xml:space="preserve">le </w:t>
+      </w:r>
+      <w:r>
+        <w:rPr>
+          <w:b/>
+        </w:rPr>
+        <w:t xml:space="preserve">permis du chauffeur sera expiré</w:t>
+      </w:r>
+      <w:r>
+        <w:rPr/>
+        <w:t xml:space="preserve"> à la date de la mission.</w:t>
+      </w:r>
+    </w:p>
+    <w:p>
+      <w:pPr>
+        <w:ind w:left="284"/>
+        <w:jc w:val="both"/>
+        <w:spacing w:lineRule="auto"/>
+      </w:pPr>
+      <w:r>
+        <w:rPr/>
+        <w:t xml:space="preserve">Vous pouvez valider sans véhicule ni chauffeur et les affecter autrement ; ils n'apparaîtront pas sur la demande.</w:t>
+      </w:r>
+    </w:p>
+    <w:p>
+      <w:pPr>
+        <w:pStyle w:val="Heading2"/>
+        <w:spacing w:lineRule="auto"/>
+      </w:pPr>
+      <w:r>
+        <w:rPr/>
+        <w:t xml:space="preserve">14. Refuser une demande</w:t>
+      </w:r>
+    </w:p>
+    <w:p>
+      <w:pPr>
+        <w:numPr>
+          <w:ilvl w:val="0"/>
+          <w:numId w:val="14"/>
+        </w:numPr>
+        <w:spacing w:lineRule="auto"/>
+      </w:pPr>
+      <w:r>
+        <w:rPr>
+          <w:b/>
+        </w:rPr>
+        <w:t xml:space="preserve">Traiter cette demande</w:t>
+      </w:r>
+      <w:r>
+        <w:rPr/>
+        <w:t xml:space="preserve"> → bouton rouge </w:t>
+      </w:r>
+      <w:r>
+        <w:rPr>
+          <w:b/>
+        </w:rPr>
+        <w:t xml:space="preserve">Refuser</w:t>
+      </w:r>
+      <w:r>
+        <w:rPr/>
+        <w:t xml:space="preserve">.</w:t>
+      </w:r>
+    </w:p>
+    <w:p>
+      <w:pPr>
+        <w:numPr>
+          <w:ilvl w:val="0"/>
+          <w:numId w:val="14"/>
+        </w:numPr>
+        <w:spacing w:lineRule="auto"/>
+      </w:pPr>
+      <w:r>
+        <w:rPr/>
+        <w:t xml:space="preserve">Saisissez le </w:t>
+      </w:r>
+      <w:r>
+        <w:rPr>
+          <w:b/>
+        </w:rPr>
+        <w:t xml:space="preserve">Motif du refus</w:t>
+      </w:r>
+      <w:r>
+        <w:rPr/>
+        <w:t xml:space="preserve"> * (obligatoire ; il est conservé et affiché sur la demande).</w:t>
+      </w:r>
+    </w:p>
+    <w:p>
+      <w:pPr>
+        <w:numPr>
+          <w:ilvl w:val="0"/>
+          <w:numId w:val="14"/>
+        </w:numPr>
+        <w:spacing w:lineRule="auto"/>
+      </w:pPr>
+      <w:r>
+        <w:rPr/>
         <w:t xml:space="preserve">Cliquez sur </w:t>
       </w:r>
       <w:r>
         <w:rPr>
           <w:b/>
         </w:rPr>
-        <w:t xml:space="preserve">✓ Clôturer la mission</w:t>
+        <w:t xml:space="preserve">Refuser</w:t>
       </w:r>
       <w:r>
         <w:rPr/>
@@ -5111,12 +5113,12 @@
           <wp:inline distB="0" distL="0" distR="0" distT="0">
             <wp:extent cx="5715000" cy="3571875"/>
             <wp:effectExtent b="0" l="0" r="0" t="0"/>
-            <wp:docPr id="13" name="image-o9zGMYrSultS4J-WHlK9e.jpeg"/>
+            <wp:docPr id="13" name="image-Ctio8KJopPbyyG-z8HkFC.jpeg"/>
             <a:graphic>
               <a:graphicData uri="http://schemas.openxmlformats.org/drawingml/2006/picture">
                 <pic:pic>
                   <pic:nvPicPr>
-                    <pic:cNvPr id="13" name="image-o9zGMYrSultS4J-WHlK9e.jpeg" descr="Clôturer une mission"/>
+                    <pic:cNvPr id="13" name="image-Ctio8KJopPbyyG-z8HkFC.jpeg" descr="Refuser une demande"/>
                     <pic:cNvPicPr/>
                   </pic:nvPicPr>
                   <pic:blipFill>
@@ -5150,46 +5152,46 @@
           <w:color w:val="64748b"/>
           <w:sz w:val="18"/>
         </w:rPr>
-        <w:t xml:space="preserve">Figure — Clôturer une mission</w:t>
-      </w:r>
-    </w:p>
-    <w:p>
-      <w:pPr>
-        <w:spacing w:lineRule="auto"/>
-      </w:pPr>
-      <w:r>
-        <w:rPr/>
-        <w:t xml:space="preserve">La demande passe </w:t>
-      </w:r>
-      <w:r>
-        <w:rPr>
-          <w:b/>
-        </w:rPr>
-        <w:t xml:space="preserve">Terminée</w:t>
-      </w:r>
-      <w:r>
-        <w:rPr/>
-        <w:t xml:space="preserve">, le </w:t>
-      </w:r>
-      <w:r>
-        <w:rPr>
-          <w:b/>
-        </w:rPr>
-        <w:t xml:space="preserve">compteur du véhicule</w:t>
-      </w:r>
-      <w:r>
-        <w:rPr/>
-        <w:t xml:space="preserve"> est mis à jour, le véhicule et le chauffeur redeviennent </w:t>
-      </w:r>
-      <w:r>
-        <w:rPr>
-          <w:b/>
-        </w:rPr>
-        <w:t xml:space="preserve">disponibles</w:t>
-      </w:r>
-      <w:r>
-        <w:rPr/>
-        <w:t xml:space="preserve">. SysLog refuse un kilométrage de retour inférieur au départ ou au compteur actuel du véhicule.</w:t>
+        <w:t xml:space="preserve">Figure — Refuser une demande</w:t>
+      </w:r>
+    </w:p>
+    <w:p>
+      <w:pPr>
+        <w:spacing w:lineRule="auto"/>
+      </w:pPr>
+      <w:r>
+        <w:rPr/>
+        <w:t xml:space="preserve">Une demande </w:t>
+      </w:r>
+      <w:r>
+        <w:rPr>
+          <w:b/>
+        </w:rPr>
+        <w:t xml:space="preserve">en attente</w:t>
+      </w:r>
+      <w:r>
+        <w:rPr/>
+        <w:t xml:space="preserve"> ou </w:t>
+      </w:r>
+      <w:r>
+        <w:rPr>
+          <w:b/>
+        </w:rPr>
+        <w:t xml:space="preserve">validée</w:t>
+      </w:r>
+      <w:r>
+        <w:rPr/>
+        <w:t xml:space="preserve"> peut être refusée ; si elle était validée, le véhicule et le chauffeur redeviennent disponibles. Une mission </w:t>
+      </w:r>
+      <w:r>
+        <w:rPr>
+          <w:b/>
+        </w:rPr>
+        <w:t xml:space="preserve">terminée</w:t>
+      </w:r>
+      <w:r>
+        <w:rPr/>
+        <w:t xml:space="preserve"> ne peut plus être refusée.</w:t>
       </w:r>
     </w:p>
     <w:p>
@@ -5199,26 +5201,115 @@
       </w:pPr>
       <w:r>
         <w:rPr/>
-        <w:t xml:space="preserve">16. Véhicules</w:t>
-      </w:r>
-    </w:p>
-    <w:p>
-      <w:pPr>
-        <w:spacing w:lineRule="auto"/>
-      </w:pPr>
-      <w:r>
-        <w:rPr/>
-        <w:t xml:space="preserve">Menu </w:t>
-      </w:r>
-      <w:r>
-        <w:rPr>
-          <w:b/>
-        </w:rPr>
-        <w:t xml:space="preserve">🚗 Véhicules</w:t>
-      </w:r>
-      <w:r>
-        <w:rPr/>
-        <w:t xml:space="preserve"> : compteurs par statut, filtres, vue grille ou liste.</w:t>
+        <w:t xml:space="preserve">15. Clôturer une mission</w:t>
+      </w:r>
+    </w:p>
+    <w:p>
+      <w:pPr>
+        <w:spacing w:lineRule="auto"/>
+      </w:pPr>
+      <w:r>
+        <w:rPr/>
+        <w:t xml:space="preserve">Au retour du véhicule :</w:t>
+      </w:r>
+    </w:p>
+    <w:p>
+      <w:pPr>
+        <w:numPr>
+          <w:ilvl w:val="0"/>
+          <w:numId w:val="15"/>
+        </w:numPr>
+        <w:spacing w:lineRule="auto"/>
+      </w:pPr>
+      <w:r>
+        <w:rPr/>
+        <w:t xml:space="preserve">Sur une demande </w:t>
+      </w:r>
+      <w:r>
+        <w:rPr>
+          <w:b/>
+        </w:rPr>
+        <w:t xml:space="preserve">Validée</w:t>
+      </w:r>
+      <w:r>
+        <w:rPr/>
+        <w:t xml:space="preserve">, cliquez sur </w:t>
+      </w:r>
+      <w:r>
+        <w:rPr>
+          <w:b/>
+        </w:rPr>
+        <w:t xml:space="preserve">✓ Clôturer la mission</w:t>
+      </w:r>
+      <w:r>
+        <w:rPr/>
+        <w:t xml:space="preserve">.</w:t>
+      </w:r>
+    </w:p>
+    <w:p>
+      <w:pPr>
+        <w:numPr>
+          <w:ilvl w:val="0"/>
+          <w:numId w:val="15"/>
+        </w:numPr>
+        <w:spacing w:lineRule="auto"/>
+      </w:pPr>
+      <w:r>
+        <w:rPr/>
+        <w:t xml:space="preserve">Saisissez le </w:t>
+      </w:r>
+      <w:r>
+        <w:rPr>
+          <w:b/>
+        </w:rPr>
+        <w:t xml:space="preserve">Km départ</w:t>
+      </w:r>
+      <w:r>
+        <w:rPr/>
+        <w:t xml:space="preserve"> et le </w:t>
+      </w:r>
+      <w:r>
+        <w:rPr>
+          <w:b/>
+        </w:rPr>
+        <w:t xml:space="preserve">Km retour</w:t>
+      </w:r>
+      <w:r>
+        <w:rPr/>
+        <w:t xml:space="preserve"> relevés au compteur : la </w:t>
+      </w:r>
+      <w:r>
+        <w:rPr>
+          <w:b/>
+        </w:rPr>
+        <w:t xml:space="preserve">distance parcourue</w:t>
+      </w:r>
+      <w:r>
+        <w:rPr/>
+        <w:t xml:space="preserve"> s'affiche.</w:t>
+      </w:r>
+    </w:p>
+    <w:p>
+      <w:pPr>
+        <w:numPr>
+          <w:ilvl w:val="0"/>
+          <w:numId w:val="15"/>
+        </w:numPr>
+        <w:spacing w:lineRule="auto"/>
+      </w:pPr>
+      <w:r>
+        <w:rPr/>
+        <w:t xml:space="preserve">Cliquez sur </w:t>
+      </w:r>
+      <w:r>
+        <w:rPr>
+          <w:b/>
+        </w:rPr>
+        <w:t xml:space="preserve">✓ Clôturer la mission</w:t>
+      </w:r>
+      <w:r>
+        <w:rPr/>
+        <w:t xml:space="preserve">.</w:t>
       </w:r>
     </w:p>
     <w:p>
@@ -5231,12 +5322,12 @@
           <wp:inline distB="0" distL="0" distR="0" distT="0">
             <wp:extent cx="5715000" cy="3571875"/>
             <wp:effectExtent b="0" l="0" r="0" t="0"/>
-            <wp:docPr id="14" name="image-WRu5fCV8Q0yn2lV16bPwQ.jpeg"/>
+            <wp:docPr id="14" name="image-6ggo4jRUib9l8V3g6qoPY.jpeg"/>
             <a:graphic>
               <a:graphicData uri="http://schemas.openxmlformats.org/drawingml/2006/picture">
                 <pic:pic>
                   <pic:nvPicPr>
-                    <pic:cNvPr id="14" name="image-WRu5fCV8Q0yn2lV16bPwQ.jpeg" descr="Gestion du parc"/>
+                    <pic:cNvPr id="14" name="image-6ggo4jRUib9l8V3g6qoPY.jpeg" descr="Clôturer une mission"/>
                     <pic:cNvPicPr/>
                   </pic:nvPicPr>
                   <pic:blipFill>
@@ -5270,84 +5361,46 @@
           <w:color w:val="64748b"/>
           <w:sz w:val="18"/>
         </w:rPr>
-        <w:t xml:space="preserve">Figure — Gestion du parc</w:t>
-      </w:r>
-    </w:p>
-    <w:p>
-      <w:pPr>
-        <w:numPr>
-          <w:ilvl w:val="0"/>
-          <w:numId w:val="14"/>
-        </w:numPr>
-        <w:spacing w:lineRule="auto"/>
-      </w:pPr>
-      <w:r>
-        <w:rPr>
-          <w:b/>
-        </w:rPr>
-        <w:t xml:space="preserve">+ Nouveau véhicule</w:t>
-      </w:r>
-      <w:r>
-        <w:rPr/>
-        <w:t xml:space="preserve"> : immatriculation*, marque*, modèle*, type*, capacité* (places), kilométrage, année de mise en service, énergie.</w:t>
-      </w:r>
-    </w:p>
-    <w:p>
-      <w:pPr>
-        <w:numPr>
-          <w:ilvl w:val="0"/>
-          <w:numId w:val="14"/>
-        </w:numPr>
-        <w:spacing w:lineRule="auto"/>
-      </w:pPr>
-      <w:r>
-        <w:rPr>
-          <w:b/>
-        </w:rPr>
-        <w:t xml:space="preserve">Modifier</w:t>
-      </w:r>
-      <w:r>
-        <w:rPr/>
-        <w:t xml:space="preserve"> : toutes les informations, dont le </w:t>
-      </w:r>
-      <w:r>
-        <w:rPr>
-          <w:b/>
-        </w:rPr>
-        <w:t xml:space="preserve">statut</w:t>
-      </w:r>
-      <w:r>
-        <w:rPr/>
-        <w:t xml:space="preserve"> (disponible, en mission, maintenance, hors service).</w:t>
-      </w:r>
-    </w:p>
-    <w:p>
-      <w:pPr>
-        <w:numPr>
-          <w:ilvl w:val="0"/>
-          <w:numId w:val="14"/>
-        </w:numPr>
-        <w:spacing w:lineRule="auto"/>
-      </w:pPr>
-      <w:r>
-        <w:rPr>
-          <w:b/>
-        </w:rPr>
-        <w:t xml:space="preserve">Supprimer</w:t>
-      </w:r>
-      <w:r>
-        <w:rPr/>
-        <w:t xml:space="preserve"> (administrateur) : impossible pour un véhicule qui a un historique ; passez-le plutôt </w:t>
-      </w:r>
-      <w:r>
-        <w:rPr>
-          <w:b/>
-        </w:rPr>
-        <w:t xml:space="preserve">hors service</w:t>
-      </w:r>
-      <w:r>
-        <w:rPr/>
-        <w:t xml:space="preserve">.</w:t>
+        <w:t xml:space="preserve">Figure — Clôturer une mission</w:t>
+      </w:r>
+    </w:p>
+    <w:p>
+      <w:pPr>
+        <w:spacing w:lineRule="auto"/>
+      </w:pPr>
+      <w:r>
+        <w:rPr/>
+        <w:t xml:space="preserve">La demande passe </w:t>
+      </w:r>
+      <w:r>
+        <w:rPr>
+          <w:b/>
+        </w:rPr>
+        <w:t xml:space="preserve">Terminée</w:t>
+      </w:r>
+      <w:r>
+        <w:rPr/>
+        <w:t xml:space="preserve">, le </w:t>
+      </w:r>
+      <w:r>
+        <w:rPr>
+          <w:b/>
+        </w:rPr>
+        <w:t xml:space="preserve">compteur du véhicule</w:t>
+      </w:r>
+      <w:r>
+        <w:rPr/>
+        <w:t xml:space="preserve"> est mis à jour, le véhicule et le chauffeur redeviennent </w:t>
+      </w:r>
+      <w:r>
+        <w:rPr>
+          <w:b/>
+        </w:rPr>
+        <w:t xml:space="preserve">disponibles</w:t>
+      </w:r>
+      <w:r>
+        <w:rPr/>
+        <w:t xml:space="preserve">. SysLog refuse un kilométrage de retour inférieur au départ ou au compteur actuel du véhicule.</w:t>
       </w:r>
     </w:p>
     <w:p>
@@ -5357,7 +5410,7 @@
       </w:pPr>
       <w:r>
         <w:rPr/>
-        <w:t xml:space="preserve">17. Chauffeurs</w:t>
+        <w:t xml:space="preserve">16. Véhicules</w:t>
       </w:r>
     </w:p>
     <w:p>
@@ -5372,11 +5425,11 @@
         <w:rPr>
           <w:b/>
         </w:rPr>
-        <w:t xml:space="preserve">👤 Chauffeurs</w:t>
-      </w:r>
-      <w:r>
-        <w:rPr/>
-        <w:t xml:space="preserve"> :</w:t>
+        <w:t xml:space="preserve">🚗 Véhicules</w:t>
+      </w:r>
+      <w:r>
+        <w:rPr/>
+        <w:t xml:space="preserve"> : compteurs par statut, filtres, vue grille ou liste.</w:t>
       </w:r>
     </w:p>
     <w:p>
@@ -5389,12 +5442,12 @@
           <wp:inline distB="0" distL="0" distR="0" distT="0">
             <wp:extent cx="5715000" cy="3571875"/>
             <wp:effectExtent b="0" l="0" r="0" t="0"/>
-            <wp:docPr id="15" name="image-Dj08D8SzgnpaXHOyfgnae.jpeg"/>
+            <wp:docPr id="15" name="image-7Bk095eTYs0f-drxhChsl.jpeg"/>
             <a:graphic>
               <a:graphicData uri="http://schemas.openxmlformats.org/drawingml/2006/picture">
                 <pic:pic>
                   <pic:nvPicPr>
-                    <pic:cNvPr id="15" name="image-Dj08D8SzgnpaXHOyfgnae.jpeg" descr="Gestion des chauffeurs"/>
+                    <pic:cNvPr id="15" name="image-7Bk095eTYs0f-drxhChsl.jpeg" descr="Gestion du parc"/>
                     <pic:cNvPicPr/>
                   </pic:nvPicPr>
                   <pic:blipFill>
@@ -5428,14 +5481,14 @@
           <w:color w:val="64748b"/>
           <w:sz w:val="18"/>
         </w:rPr>
-        <w:t xml:space="preserve">Figure — Gestion des chauffeurs</w:t>
+        <w:t xml:space="preserve">Figure — Gestion du parc</w:t>
       </w:r>
     </w:p>
     <w:p>
       <w:pPr>
         <w:numPr>
           <w:ilvl w:val="0"/>
-          <w:numId w:val="15"/>
+          <w:numId w:val="16"/>
         </w:numPr>
         <w:spacing w:lineRule="auto"/>
       </w:pPr>
@@ -5443,68 +5496,51 @@
         <w:rPr>
           <w:b/>
         </w:rPr>
-        <w:t xml:space="preserve">+ Nouveau chauffeur</w:t>
-      </w:r>
-      <w:r>
-        <w:rPr/>
-        <w:t xml:space="preserve"> : nom*, prénoms*, numéro de permis*, catégorie*, date d'expiration du permis*, téléphone, e-mail.</w:t>
+        <w:t xml:space="preserve">+ Nouveau véhicule</w:t>
+      </w:r>
+      <w:r>
+        <w:rPr/>
+        <w:t xml:space="preserve"> : immatriculation*, marque*, modèle*, type*, capacité* (places), kilométrage, année de mise en service, énergie.</w:t>
       </w:r>
     </w:p>
     <w:p>
       <w:pPr>
         <w:numPr>
           <w:ilvl w:val="0"/>
-          <w:numId w:val="15"/>
+          <w:numId w:val="16"/>
         </w:numPr>
         <w:spacing w:lineRule="auto"/>
       </w:pPr>
       <w:r>
-        <w:rPr/>
-        <w:t xml:space="preserve">Statut : disponible, en mission, indisponible.</w:t>
+        <w:rPr>
+          <w:b/>
+        </w:rPr>
+        <w:t xml:space="preserve">Modifier</w:t>
+      </w:r>
+      <w:r>
+        <w:rPr/>
+        <w:t xml:space="preserve"> : toutes les informations, dont le </w:t>
+      </w:r>
+      <w:r>
+        <w:rPr>
+          <w:b/>
+        </w:rPr>
+        <w:t xml:space="preserve">statut</w:t>
+      </w:r>
+      <w:r>
+        <w:rPr/>
+        <w:t xml:space="preserve"> (disponible, en mission, maintenance, hors service).</w:t>
       </w:r>
     </w:p>
     <w:p>
       <w:pPr>
         <w:numPr>
           <w:ilvl w:val="0"/>
-          <w:numId w:val="15"/>
+          <w:numId w:val="16"/>
         </w:numPr>
         <w:spacing w:lineRule="auto"/>
       </w:pPr>
       <w:r>
-        <w:rPr/>
-        <w:t xml:space="preserve">Le compteur </w:t>
-      </w:r>
-      <w:r>
-        <w:rPr>
-          <w:b/>
-        </w:rPr>
-        <w:t xml:space="preserve">Permis expirés</w:t>
-      </w:r>
-      <w:r>
-        <w:rPr/>
-        <w:t xml:space="preserve"> et la date </w:t>
-      </w:r>
-      <w:r>
-        <w:rPr>
-          <w:b/>
-        </w:rPr>
-        <w:t xml:space="preserve">en rouge</w:t>
-      </w:r>
-      <w:r>
-        <w:rPr/>
-        <w:t xml:space="preserve"> signalent les permis à renouveler : un chauffeur au permis expiré à la date d'une mission ne peut pas y être affecté.</w:t>
-      </w:r>
-    </w:p>
-    <w:p>
-      <w:pPr>
-        <w:numPr>
-          <w:ilvl w:val="0"/>
-          <w:numId w:val="15"/>
-        </w:numPr>
-        <w:spacing w:lineRule="auto"/>
-      </w:pPr>
-      <w:r>
         <w:rPr>
           <w:b/>
         </w:rPr>
@@ -5512,13 +5548,13 @@
       </w:r>
       <w:r>
         <w:rPr/>
-        <w:t xml:space="preserve"> (administrateur) : impossible pour un chauffeur qui a déjà effectué des missions ; passez-le </w:t>
-      </w:r>
-      <w:r>
-        <w:rPr>
-          <w:b/>
-        </w:rPr>
-        <w:t xml:space="preserve">indisponible</w:t>
+        <w:t xml:space="preserve"> (administrateur) : impossible pour un véhicule qui a un historique ; passez-le plutôt </w:t>
+      </w:r>
+      <w:r>
+        <w:rPr>
+          <w:b/>
+        </w:rPr>
+        <w:t xml:space="preserve">hors service</w:t>
       </w:r>
       <w:r>
         <w:rPr/>
@@ -5532,7 +5568,7 @@
       </w:pPr>
       <w:r>
         <w:rPr/>
-        <w:t xml:space="preserve">18. Maintenance</w:t>
+        <w:t xml:space="preserve">17. Chauffeurs</w:t>
       </w:r>
     </w:p>
     <w:p>
@@ -5547,11 +5583,11 @@
         <w:rPr>
           <w:b/>
         </w:rPr>
-        <w:t xml:space="preserve">🔧 Maintenance</w:t>
-      </w:r>
-      <w:r>
-        <w:rPr/>
-        <w:t xml:space="preserve"> : dossiers en cours, planifiés et terminés.</w:t>
+        <w:t xml:space="preserve">👤 Chauffeurs</w:t>
+      </w:r>
+      <w:r>
+        <w:rPr/>
+        <w:t xml:space="preserve"> :</w:t>
       </w:r>
     </w:p>
     <w:p>
@@ -5564,12 +5600,12 @@
           <wp:inline distB="0" distL="0" distR="0" distT="0">
             <wp:extent cx="5715000" cy="3571875"/>
             <wp:effectExtent b="0" l="0" r="0" t="0"/>
-            <wp:docPr id="16" name="image-U_3fA6ULvXs2jFgnc5LmP.jpeg"/>
+            <wp:docPr id="16" name="image-xb9APnS1Y4lDlE7gKsA9W.jpeg"/>
             <a:graphic>
               <a:graphicData uri="http://schemas.openxmlformats.org/drawingml/2006/picture">
                 <pic:pic>
                   <pic:nvPicPr>
-                    <pic:cNvPr id="16" name="image-U_3fA6ULvXs2jFgnc5LmP.jpeg" descr="Maintenance du parc"/>
+                    <pic:cNvPr id="16" name="image-xb9APnS1Y4lDlE7gKsA9W.jpeg" descr="Gestion des chauffeurs"/>
                     <pic:cNvPicPr/>
                   </pic:nvPicPr>
                   <pic:blipFill>
@@ -5603,14 +5639,14 @@
           <w:color w:val="64748b"/>
           <w:sz w:val="18"/>
         </w:rPr>
-        <w:t xml:space="preserve">Figure — Maintenance du parc</w:t>
+        <w:t xml:space="preserve">Figure — Gestion des chauffeurs</w:t>
       </w:r>
     </w:p>
     <w:p>
       <w:pPr>
         <w:numPr>
           <w:ilvl w:val="0"/>
-          <w:numId w:val="16"/>
+          <w:numId w:val="17"/>
         </w:numPr>
         <w:spacing w:lineRule="auto"/>
       </w:pPr>
@@ -5618,113 +5654,86 @@
         <w:rPr>
           <w:b/>
         </w:rPr>
-        <w:t xml:space="preserve">+ Nouveau dossier de maintenance</w:t>
-      </w:r>
-      <w:r>
-        <w:rPr/>
-        <w:t xml:space="preserve"> : véhicule*, type(s) d'intervention, date de début*, date de fin prévue, coût estimé (FCFA), description, statut </w:t>
-      </w:r>
-      <w:r>
-        <w:rPr>
-          <w:b/>
-        </w:rPr>
-        <w:t xml:space="preserve">planifiée</w:t>
-      </w:r>
-      <w:r>
-        <w:rPr/>
-        <w:t xml:space="preserve"> ou </w:t>
-      </w:r>
-      <w:r>
-        <w:rPr>
-          <w:b/>
-        </w:rPr>
-        <w:t xml:space="preserve">en cours</w:t>
-      </w:r>
-      <w:r>
-        <w:rPr/>
-        <w:t xml:space="preserve">. Le véhicule passe </w:t>
-      </w:r>
-      <w:r>
-        <w:rPr>
-          <w:b/>
-        </w:rPr>
-        <w:t xml:space="preserve">en maintenance</w:t>
-      </w:r>
-      <w:r>
-        <w:rPr/>
-        <w:t xml:space="preserve">. Un véhicule </w:t>
-      </w:r>
-      <w:r>
-        <w:rPr>
-          <w:b/>
-        </w:rPr>
-        <w:t xml:space="preserve">en mission</w:t>
-      </w:r>
-      <w:r>
-        <w:rPr/>
-        <w:t xml:space="preserve"> ne peut pas être sélectionné : clôturez d'abord la mission.</w:t>
+        <w:t xml:space="preserve">+ Nouveau chauffeur</w:t>
+      </w:r>
+      <w:r>
+        <w:rPr/>
+        <w:t xml:space="preserve"> : nom*, prénoms*, numéro de permis*, catégorie*, date d'expiration du permis*, téléphone, e-mail.</w:t>
       </w:r>
     </w:p>
     <w:p>
       <w:pPr>
         <w:numPr>
           <w:ilvl w:val="0"/>
-          <w:numId w:val="16"/>
+          <w:numId w:val="17"/>
         </w:numPr>
         <w:spacing w:lineRule="auto"/>
       </w:pPr>
       <w:r>
-        <w:rPr>
-          <w:b/>
-        </w:rPr>
-        <w:t xml:space="preserve">Clôturer la maintenance</w:t>
-      </w:r>
-      <w:r>
-        <w:rPr/>
-        <w:t xml:space="preserve"> : coût final, notes, puis l'état du véhicule après intervention : </w:t>
-      </w:r>
-      <w:r>
-        <w:rPr>
-          <w:b/>
-        </w:rPr>
-        <w:t xml:space="preserve">Disponible</w:t>
-      </w:r>
-      <w:r>
-        <w:rPr/>
-        <w:t xml:space="preserve"> ou </w:t>
-      </w:r>
-      <w:r>
-        <w:rPr>
-          <w:b/>
-        </w:rPr>
-        <w:t xml:space="preserve">Hors service</w:t>
-      </w:r>
-      <w:r>
-        <w:rPr/>
-        <w:t xml:space="preserve">.</w:t>
+        <w:rPr/>
+        <w:t xml:space="preserve">Statut : disponible, en mission, indisponible.</w:t>
       </w:r>
     </w:p>
     <w:p>
       <w:pPr>
         <w:numPr>
           <w:ilvl w:val="0"/>
-          <w:numId w:val="16"/>
+          <w:numId w:val="17"/>
         </w:numPr>
         <w:spacing w:lineRule="auto"/>
       </w:pPr>
       <w:r>
         <w:rPr/>
-        <w:t xml:space="preserve">Un dossier </w:t>
-      </w:r>
-      <w:r>
-        <w:rPr>
-          <w:b/>
-        </w:rPr>
-        <w:t xml:space="preserve">en cours</w:t>
-      </w:r>
-      <w:r>
-        <w:rPr/>
-        <w:t xml:space="preserve"> ne peut pas être supprimé. Supprimer un dossier planifié remet le véhicule disponible s'il n'a pas d'autre dossier ouvert.</w:t>
+        <w:t xml:space="preserve">Le compteur </w:t>
+      </w:r>
+      <w:r>
+        <w:rPr>
+          <w:b/>
+        </w:rPr>
+        <w:t xml:space="preserve">Permis expirés</w:t>
+      </w:r>
+      <w:r>
+        <w:rPr/>
+        <w:t xml:space="preserve"> et la date </w:t>
+      </w:r>
+      <w:r>
+        <w:rPr>
+          <w:b/>
+        </w:rPr>
+        <w:t xml:space="preserve">en rouge</w:t>
+      </w:r>
+      <w:r>
+        <w:rPr/>
+        <w:t xml:space="preserve"> signalent les permis à renouveler : un chauffeur au permis expiré à la date d'une mission ne peut pas y être affecté.</w:t>
+      </w:r>
+    </w:p>
+    <w:p>
+      <w:pPr>
+        <w:numPr>
+          <w:ilvl w:val="0"/>
+          <w:numId w:val="17"/>
+        </w:numPr>
+        <w:spacing w:lineRule="auto"/>
+      </w:pPr>
+      <w:r>
+        <w:rPr>
+          <w:b/>
+        </w:rPr>
+        <w:t xml:space="preserve">Supprimer</w:t>
+      </w:r>
+      <w:r>
+        <w:rPr/>
+        <w:t xml:space="preserve"> (administrateur) : impossible pour un chauffeur qui a déjà effectué des missions ; passez-le </w:t>
+      </w:r>
+      <w:r>
+        <w:rPr>
+          <w:b/>
+        </w:rPr>
+        <w:t xml:space="preserve">indisponible</w:t>
+      </w:r>
+      <w:r>
+        <w:rPr/>
+        <w:t xml:space="preserve">.</w:t>
       </w:r>
     </w:p>
     <w:p>
@@ -5734,7 +5743,7 @@
       </w:pPr>
       <w:r>
         <w:rPr/>
-        <w:t xml:space="preserve">19. Employés (consultation)</w:t>
+        <w:t xml:space="preserve">18. Maintenance</w:t>
       </w:r>
     </w:p>
     <w:p>
@@ -5749,21 +5758,11 @@
         <w:rPr>
           <w:b/>
         </w:rPr>
-        <w:t xml:space="preserve">👥 Employés</w:t>
-      </w:r>
-      <w:r>
-        <w:rPr/>
-        <w:t xml:space="preserve"> : fiches du personnel (poste, projet, service, contrat, téléphone, statut…). Le manager </w:t>
-      </w:r>
-      <w:r>
-        <w:rPr>
-          <w:b/>
-        </w:rPr>
-        <w:t xml:space="preserve">consulte</w:t>
-      </w:r>
-      <w:r>
-        <w:rPr/>
-        <w:t xml:space="preserve"> ; seuls les administrateurs créent, modifient ou suppriment (voir 21).</w:t>
+        <w:t xml:space="preserve">🔧 Maintenance</w:t>
+      </w:r>
+      <w:r>
+        <w:rPr/>
+        <w:t xml:space="preserve"> : dossiers en cours, planifiés et terminés.</w:t>
       </w:r>
     </w:p>
     <w:p>
@@ -5776,12 +5775,12 @@
           <wp:inline distB="0" distL="0" distR="0" distT="0">
             <wp:extent cx="5715000" cy="3571875"/>
             <wp:effectExtent b="0" l="0" r="0" t="0"/>
-            <wp:docPr id="17" name="image-n7egBhC9MExuLq7XxLuL0.jpeg"/>
+            <wp:docPr id="17" name="image-TSWhSIPwMp7O0UNDHYoiH.jpeg"/>
             <a:graphic>
               <a:graphicData uri="http://schemas.openxmlformats.org/drawingml/2006/picture">
                 <pic:pic>
                   <pic:nvPicPr>
-                    <pic:cNvPr id="17" name="image-n7egBhC9MExuLq7XxLuL0.jpeg" descr="Employés — consultation"/>
+                    <pic:cNvPr id="17" name="image-TSWhSIPwMp7O0UNDHYoiH.jpeg" descr="Maintenance du parc"/>
                     <pic:cNvPicPr/>
                   </pic:nvPicPr>
                   <pic:blipFill>
@@ -5815,111 +5814,167 @@
           <w:color w:val="64748b"/>
           <w:sz w:val="18"/>
         </w:rPr>
-        <w:t xml:space="preserve">Figure — Employés — consultation</w:t>
-      </w:r>
-    </w:p>
-    <w:p>
-      <w:pPr>
-        <w:spacing w:lineRule="auto"/>
-      </w:pPr>
-      <w:r>
-        <w:rPr/>
-        <w:t xml:space="preserve">Ces fiches contiennent des </w:t>
-      </w:r>
-      <w:r>
-        <w:rPr>
-          <w:b/>
-        </w:rPr>
-        <w:t xml:space="preserve">données personnelles</w:t>
-      </w:r>
-      <w:r>
-        <w:rPr/>
-        <w:t xml:space="preserve"> : ne les communiquez pas en dehors du besoin professionnel.</w:t>
-      </w:r>
-    </w:p>
-    <w:p>
-      <w:pPr>
-        <w:pStyle w:val="Heading2"/>
-        <w:spacing w:lineRule="auto"/>
-      </w:pPr>
-      <w:r>
-        <w:rPr/>
-        <w:t xml:space="preserve">20. Rapports</w:t>
-      </w:r>
-    </w:p>
-    <w:p>
-      <w:pPr>
-        <w:spacing w:lineRule="auto"/>
-      </w:pPr>
-      <w:r>
-        <w:rPr/>
-        <w:t xml:space="preserve">Menu </w:t>
-      </w:r>
-      <w:r>
-        <w:rPr>
-          <w:b/>
-        </w:rPr>
-        <w:t xml:space="preserve">📊 Rapports</w:t>
-      </w:r>
-      <w:r>
-        <w:rPr/>
-        <w:t xml:space="preserve"> :</w:t>
+        <w:t xml:space="preserve">Figure — Maintenance du parc</w:t>
       </w:r>
     </w:p>
     <w:p>
       <w:pPr>
         <w:numPr>
           <w:ilvl w:val="0"/>
-          <w:numId w:val="17"/>
+          <w:numId w:val="18"/>
         </w:numPr>
         <w:spacing w:lineRule="auto"/>
       </w:pPr>
       <w:r>
-        <w:rPr/>
-        <w:t xml:space="preserve">Choisissez la </w:t>
-      </w:r>
-      <w:r>
-        <w:rPr>
-          <w:b/>
-        </w:rPr>
-        <w:t xml:space="preserve">période</w:t>
-      </w:r>
-      <w:r>
-        <w:rPr/>
-        <w:t xml:space="preserve"> : Aujourd'hui, Cette semaine, Ce mois ou Personnalisée.</w:t>
+        <w:rPr>
+          <w:b/>
+        </w:rPr>
+        <w:t xml:space="preserve">+ Nouveau dossier de maintenance</w:t>
+      </w:r>
+      <w:r>
+        <w:rPr/>
+        <w:t xml:space="preserve"> : véhicule*, type(s) d'intervention, date de début*, date de fin prévue, coût estimé (FCFA), description, statut </w:t>
+      </w:r>
+      <w:r>
+        <w:rPr>
+          <w:b/>
+        </w:rPr>
+        <w:t xml:space="preserve">planifiée</w:t>
+      </w:r>
+      <w:r>
+        <w:rPr/>
+        <w:t xml:space="preserve"> ou </w:t>
+      </w:r>
+      <w:r>
+        <w:rPr>
+          <w:b/>
+        </w:rPr>
+        <w:t xml:space="preserve">en cours</w:t>
+      </w:r>
+      <w:r>
+        <w:rPr/>
+        <w:t xml:space="preserve">. Le véhicule passe </w:t>
+      </w:r>
+      <w:r>
+        <w:rPr>
+          <w:b/>
+        </w:rPr>
+        <w:t xml:space="preserve">en maintenance</w:t>
+      </w:r>
+      <w:r>
+        <w:rPr/>
+        <w:t xml:space="preserve">. Un véhicule </w:t>
+      </w:r>
+      <w:r>
+        <w:rPr>
+          <w:b/>
+        </w:rPr>
+        <w:t xml:space="preserve">en mission</w:t>
+      </w:r>
+      <w:r>
+        <w:rPr/>
+        <w:t xml:space="preserve"> ne peut pas être sélectionné : clôturez d'abord la mission.</w:t>
       </w:r>
     </w:p>
     <w:p>
       <w:pPr>
         <w:numPr>
           <w:ilvl w:val="0"/>
-          <w:numId w:val="17"/>
+          <w:numId w:val="18"/>
         </w:numPr>
         <w:spacing w:lineRule="auto"/>
       </w:pPr>
       <w:r>
-        <w:rPr/>
-        <w:t xml:space="preserve">Cliquez sur </w:t>
-      </w:r>
-      <w:r>
-        <w:rPr>
-          <w:b/>
-        </w:rPr>
-        <w:t xml:space="preserve">Export XLSX</w:t>
-      </w:r>
-      <w:r>
-        <w:rPr/>
-        <w:t xml:space="preserve"> sous le rapport voulu : un fichier </w:t>
-      </w:r>
-      <w:r>
-        <w:rPr>
-          <w:b/>
-        </w:rPr>
-        <w:t xml:space="preserve">Excel</w:t>
-      </w:r>
-      <w:r>
-        <w:rPr/>
-        <w:t xml:space="preserve"> est téléchargé. Le nombre de lignes exportées est indiqué à côté.</w:t>
+        <w:rPr>
+          <w:b/>
+        </w:rPr>
+        <w:t xml:space="preserve">Clôturer la maintenance</w:t>
+      </w:r>
+      <w:r>
+        <w:rPr/>
+        <w:t xml:space="preserve"> : coût final, notes, puis l'état du véhicule après intervention : </w:t>
+      </w:r>
+      <w:r>
+        <w:rPr>
+          <w:b/>
+        </w:rPr>
+        <w:t xml:space="preserve">Disponible</w:t>
+      </w:r>
+      <w:r>
+        <w:rPr/>
+        <w:t xml:space="preserve"> ou </w:t>
+      </w:r>
+      <w:r>
+        <w:rPr>
+          <w:b/>
+        </w:rPr>
+        <w:t xml:space="preserve">Hors service</w:t>
+      </w:r>
+      <w:r>
+        <w:rPr/>
+        <w:t xml:space="preserve">.</w:t>
+      </w:r>
+    </w:p>
+    <w:p>
+      <w:pPr>
+        <w:numPr>
+          <w:ilvl w:val="0"/>
+          <w:numId w:val="18"/>
+        </w:numPr>
+        <w:spacing w:lineRule="auto"/>
+      </w:pPr>
+      <w:r>
+        <w:rPr/>
+        <w:t xml:space="preserve">Un dossier </w:t>
+      </w:r>
+      <w:r>
+        <w:rPr>
+          <w:b/>
+        </w:rPr>
+        <w:t xml:space="preserve">en cours</w:t>
+      </w:r>
+      <w:r>
+        <w:rPr/>
+        <w:t xml:space="preserve"> ne peut pas être supprimé. Supprimer un dossier planifié remet le véhicule disponible s'il n'a pas d'autre dossier ouvert.</w:t>
+      </w:r>
+    </w:p>
+    <w:p>
+      <w:pPr>
+        <w:pStyle w:val="Heading2"/>
+        <w:spacing w:lineRule="auto"/>
+      </w:pPr>
+      <w:r>
+        <w:rPr/>
+        <w:t xml:space="preserve">19. Employés (consultation)</w:t>
+      </w:r>
+    </w:p>
+    <w:p>
+      <w:pPr>
+        <w:spacing w:lineRule="auto"/>
+      </w:pPr>
+      <w:r>
+        <w:rPr/>
+        <w:t xml:space="preserve">Menu </w:t>
+      </w:r>
+      <w:r>
+        <w:rPr>
+          <w:b/>
+        </w:rPr>
+        <w:t xml:space="preserve">👥 Employés</w:t>
+      </w:r>
+      <w:r>
+        <w:rPr/>
+        <w:t xml:space="preserve"> : fiches du personnel (poste, projet, service, contrat, téléphone, statut…). Le manager </w:t>
+      </w:r>
+      <w:r>
+        <w:rPr>
+          <w:b/>
+        </w:rPr>
+        <w:t xml:space="preserve">consulte</w:t>
+      </w:r>
+      <w:r>
+        <w:rPr/>
+        <w:t xml:space="preserve"> ; seuls les administrateurs créent, modifient ou suppriment (voir 21).</w:t>
       </w:r>
     </w:p>
     <w:p>
@@ -5932,16 +5987,172 @@
           <wp:inline distB="0" distL="0" distR="0" distT="0">
             <wp:extent cx="5715000" cy="3571875"/>
             <wp:effectExtent b="0" l="0" r="0" t="0"/>
-            <wp:docPr id="18" name="image-b-AUobi1HRz5y7SSX4LUz.jpeg"/>
+            <wp:docPr id="18" name="image-IcvGt47aHjCI6zz8_5tDf.jpeg"/>
             <a:graphic>
               <a:graphicData uri="http://schemas.openxmlformats.org/drawingml/2006/picture">
                 <pic:pic>
                   <pic:nvPicPr>
-                    <pic:cNvPr id="18" name="image-b-AUobi1HRz5y7SSX4LUz.jpeg" descr="Rapports et statistiques"/>
+                    <pic:cNvPr id="18" name="image-IcvGt47aHjCI6zz8_5tDf.jpeg" descr="Employés — consultation"/>
                     <pic:cNvPicPr/>
                   </pic:nvPicPr>
                   <pic:blipFill>
                     <a:blip r:embed="rId23" cstate="print"/>
+                    <a:srcRect b="0" l="0" r="0" t="0"/>
+                    <a:stretch>
+                      <a:fillRect/>
+                    </a:stretch>
+                  </pic:blipFill>
+                  <pic:spPr>
+                    <a:xfrm>
+                      <a:off x="0" y="0"/>
+                      <a:ext cx="5715000" cy="3571875"/>
+                    </a:xfrm>
+                    <a:prstGeom prst="rect"/>
+                  </pic:spPr>
+                </pic:pic>
+              </a:graphicData>
+            </a:graphic>
+          </wp:inline>
+        </w:drawing>
+      </w:r>
+    </w:p>
+    <w:p>
+      <w:pPr>
+        <w:jc w:val="center"/>
+        <w:spacing w:lineRule="auto"/>
+      </w:pPr>
+      <w:r>
+        <w:rPr>
+          <w:color w:val="64748b"/>
+          <w:sz w:val="18"/>
+        </w:rPr>
+        <w:t xml:space="preserve">Figure — Employés — consultation</w:t>
+      </w:r>
+    </w:p>
+    <w:p>
+      <w:pPr>
+        <w:spacing w:lineRule="auto"/>
+      </w:pPr>
+      <w:r>
+        <w:rPr/>
+        <w:t xml:space="preserve">Ces fiches contiennent des </w:t>
+      </w:r>
+      <w:r>
+        <w:rPr>
+          <w:b/>
+        </w:rPr>
+        <w:t xml:space="preserve">données personnelles</w:t>
+      </w:r>
+      <w:r>
+        <w:rPr/>
+        <w:t xml:space="preserve"> : ne les communiquez pas en dehors du besoin professionnel.</w:t>
+      </w:r>
+    </w:p>
+    <w:p>
+      <w:pPr>
+        <w:pStyle w:val="Heading2"/>
+        <w:spacing w:lineRule="auto"/>
+      </w:pPr>
+      <w:r>
+        <w:rPr/>
+        <w:t xml:space="preserve">20. Rapports</w:t>
+      </w:r>
+    </w:p>
+    <w:p>
+      <w:pPr>
+        <w:spacing w:lineRule="auto"/>
+      </w:pPr>
+      <w:r>
+        <w:rPr/>
+        <w:t xml:space="preserve">Menu </w:t>
+      </w:r>
+      <w:r>
+        <w:rPr>
+          <w:b/>
+        </w:rPr>
+        <w:t xml:space="preserve">📊 Rapports</w:t>
+      </w:r>
+      <w:r>
+        <w:rPr/>
+        <w:t xml:space="preserve"> :</w:t>
+      </w:r>
+    </w:p>
+    <w:p>
+      <w:pPr>
+        <w:numPr>
+          <w:ilvl w:val="0"/>
+          <w:numId w:val="19"/>
+        </w:numPr>
+        <w:spacing w:lineRule="auto"/>
+      </w:pPr>
+      <w:r>
+        <w:rPr/>
+        <w:t xml:space="preserve">Choisissez la </w:t>
+      </w:r>
+      <w:r>
+        <w:rPr>
+          <w:b/>
+        </w:rPr>
+        <w:t xml:space="preserve">période</w:t>
+      </w:r>
+      <w:r>
+        <w:rPr/>
+        <w:t xml:space="preserve"> : Aujourd'hui, Cette semaine, Ce mois ou Personnalisée.</w:t>
+      </w:r>
+    </w:p>
+    <w:p>
+      <w:pPr>
+        <w:numPr>
+          <w:ilvl w:val="0"/>
+          <w:numId w:val="19"/>
+        </w:numPr>
+        <w:spacing w:lineRule="auto"/>
+      </w:pPr>
+      <w:r>
+        <w:rPr/>
+        <w:t xml:space="preserve">Cliquez sur </w:t>
+      </w:r>
+      <w:r>
+        <w:rPr>
+          <w:b/>
+        </w:rPr>
+        <w:t xml:space="preserve">Export XLSX</w:t>
+      </w:r>
+      <w:r>
+        <w:rPr/>
+        <w:t xml:space="preserve"> sous le rapport voulu : un fichier </w:t>
+      </w:r>
+      <w:r>
+        <w:rPr>
+          <w:b/>
+        </w:rPr>
+        <w:t xml:space="preserve">Excel</w:t>
+      </w:r>
+      <w:r>
+        <w:rPr/>
+        <w:t xml:space="preserve"> est téléchargé. Le nombre de lignes exportées est indiqué à côté.</w:t>
+      </w:r>
+    </w:p>
+    <w:p>
+      <w:pPr>
+        <w:spacing w:lineRule="auto"/>
+      </w:pPr>
+      <w:r>
+        <w:rPr/>
+        <w:drawing>
+          <wp:inline distB="0" distL="0" distR="0" distT="0">
+            <wp:extent cx="5715000" cy="3571875"/>
+            <wp:effectExtent b="0" l="0" r="0" t="0"/>
+            <wp:docPr id="19" name="image-KPLycWXKi9Uoclwmr2wad.jpeg"/>
+            <a:graphic>
+              <a:graphicData uri="http://schemas.openxmlformats.org/drawingml/2006/picture">
+                <pic:pic>
+                  <pic:nvPicPr>
+                    <pic:cNvPr id="19" name="image-KPLycWXKi9Uoclwmr2wad.jpeg" descr="Rapports et statistiques"/>
+                    <pic:cNvPicPr/>
+                  </pic:nvPicPr>
+                  <pic:blipFill>
+                    <a:blip r:embed="rId24" cstate="print"/>
                     <a:srcRect b="0" l="0" r="0" t="0"/>
                     <a:stretch>
                       <a:fillRect/>
@@ -6408,173 +6619,12 @@
           <wp:inline distB="0" distL="0" distR="0" distT="0">
             <wp:extent cx="5715000" cy="3571875"/>
             <wp:effectExtent b="0" l="0" r="0" t="0"/>
-            <wp:docPr id="19" name="image-p7CHfeRzieKGmkQyRYwOw.jpeg"/>
+            <wp:docPr id="20" name="image-DnL5xw2TMIbCNvOvffiuw.jpeg"/>
             <a:graphic>
               <a:graphicData uri="http://schemas.openxmlformats.org/drawingml/2006/picture">
                 <pic:pic>
                   <pic:nvPicPr>
-                    <pic:cNvPr id="19" name="image-p7CHfeRzieKGmkQyRYwOw.jpeg" descr="Accès et rôles"/>
-                    <pic:cNvPicPr/>
-                  </pic:nvPicPr>
-                  <pic:blipFill>
-                    <a:blip r:embed="rId24" cstate="print"/>
-                    <a:srcRect b="0" l="0" r="0" t="0"/>
-                    <a:stretch>
-                      <a:fillRect/>
-                    </a:stretch>
-                  </pic:blipFill>
-                  <pic:spPr>
-                    <a:xfrm>
-                      <a:off x="0" y="0"/>
-                      <a:ext cx="5715000" cy="3571875"/>
-                    </a:xfrm>
-                    <a:prstGeom prst="rect"/>
-                  </pic:spPr>
-                </pic:pic>
-              </a:graphicData>
-            </a:graphic>
-          </wp:inline>
-        </w:drawing>
-      </w:r>
-    </w:p>
-    <w:p>
-      <w:pPr>
-        <w:jc w:val="center"/>
-        <w:spacing w:lineRule="auto"/>
-      </w:pPr>
-      <w:r>
-        <w:rPr>
-          <w:color w:val="64748b"/>
-          <w:sz w:val="18"/>
-        </w:rPr>
-        <w:t xml:space="preserve">Figure — Accès et rôles</w:t>
-      </w:r>
-    </w:p>
-    <w:p>
-      <w:pPr>
-        <w:spacing w:lineRule="auto"/>
-      </w:pPr>
-      <w:r>
-        <w:rPr>
-          <w:b/>
-        </w:rPr>
-        <w:t xml:space="preserve">Créer un compte</w:t>
-      </w:r>
-      <w:r>
-        <w:rPr/>
-        <w:t xml:space="preserve"> (bouton </w:t>
-      </w:r>
-      <w:r>
-        <w:rPr>
-          <w:b/>
-        </w:rPr>
-        <w:t xml:space="preserve">+ Créer un compte</w:t>
-      </w:r>
-      <w:r>
-        <w:rPr/>
-        <w:t xml:space="preserve">) :</w:t>
-      </w:r>
-    </w:p>
-    <w:p>
-      <w:pPr>
-        <w:numPr>
-          <w:ilvl w:val="0"/>
-          <w:numId w:val="18"/>
-        </w:numPr>
-        <w:spacing w:lineRule="auto"/>
-      </w:pPr>
-      <w:r>
-        <w:rPr>
-          <w:b/>
-        </w:rPr>
-        <w:t xml:space="preserve">Employé lié</w:t>
-      </w:r>
-      <w:r>
-        <w:rPr/>
-        <w:t xml:space="preserve"> : choisissez l'employé ; prénom, nom et e-mail sont repris de sa fiche. </w:t>
-      </w:r>
-      <w:r>
-        <w:rPr/>
-        <w:t xml:space="preserve">Indispensable</w:t>
-      </w:r>
-      <w:r>
-        <w:rPr/>
-        <w:t xml:space="preserve"> pour qu'un utilisateur voie ses demandes, en crée et reçoive les notifications.</w:t>
-      </w:r>
-    </w:p>
-    <w:p>
-      <w:pPr>
-        <w:numPr>
-          <w:ilvl w:val="0"/>
-          <w:numId w:val="18"/>
-        </w:numPr>
-        <w:spacing w:lineRule="auto"/>
-      </w:pPr>
-      <w:r>
-        <w:rPr>
-          <w:b/>
-        </w:rPr>
-        <w:t xml:space="preserve">Rôle</w:t>
-      </w:r>
-      <w:r>
-        <w:rPr/>
-        <w:t xml:space="preserve"> : Utilisateur, Manager ou Administrateur (la description du rôle s'affiche dessous).</w:t>
-      </w:r>
-    </w:p>
-    <w:p>
-      <w:pPr>
-        <w:numPr>
-          <w:ilvl w:val="0"/>
-          <w:numId w:val="18"/>
-        </w:numPr>
-        <w:spacing w:lineRule="auto"/>
-      </w:pPr>
-      <w:r>
-        <w:rPr>
-          <w:b/>
-        </w:rPr>
-        <w:t xml:space="preserve">Mot de passe</w:t>
-      </w:r>
-      <w:r>
-        <w:rPr/>
-        <w:t xml:space="preserve"> provisoire : 10 caractères minimum, avec une lettre et un chiffre. L'utilisateur devra le changer à sa première connexion.</w:t>
-      </w:r>
-    </w:p>
-    <w:p>
-      <w:pPr>
-        <w:numPr>
-          <w:ilvl w:val="0"/>
-          <w:numId w:val="18"/>
-        </w:numPr>
-        <w:spacing w:lineRule="auto"/>
-      </w:pPr>
-      <w:r>
-        <w:rPr>
-          <w:b/>
-        </w:rPr>
-        <w:t xml:space="preserve">Créer le compte</w:t>
-      </w:r>
-      <w:r>
-        <w:rPr/>
-        <w:t xml:space="preserve">, puis communiquez l'e-mail et le mot de passe provisoire à la personne, de vive voix de préférence.</w:t>
-      </w:r>
-    </w:p>
-    <w:p>
-      <w:pPr>
-        <w:spacing w:lineRule="auto"/>
-      </w:pPr>
-      <w:r>
-        <w:rPr/>
-        <w:drawing>
-          <wp:inline distB="0" distL="0" distR="0" distT="0">
-            <wp:extent cx="5715000" cy="3571875"/>
-            <wp:effectExtent b="0" l="0" r="0" t="0"/>
-            <wp:docPr id="20" name="image-mr1jFCBeYkWcawTx6DVzE.jpeg"/>
-            <a:graphic>
-              <a:graphicData uri="http://schemas.openxmlformats.org/drawingml/2006/picture">
-                <pic:pic>
-                  <pic:nvPicPr>
-                    <pic:cNvPr id="20" name="image-mr1jFCBeYkWcawTx6DVzE.jpeg" descr="Créer un compte"/>
+                    <pic:cNvPr id="20" name="image-DnL5xw2TMIbCNvOvffiuw.jpeg" descr="Accès et rôles"/>
                     <pic:cNvPicPr/>
                   </pic:nvPicPr>
                   <pic:blipFill>
@@ -6608,121 +6658,32 @@
           <w:color w:val="64748b"/>
           <w:sz w:val="18"/>
         </w:rPr>
-        <w:t xml:space="preserve">Figure — Créer un compte</w:t>
-      </w:r>
-    </w:p>
-    <w:p>
-      <w:pPr>
-        <w:spacing w:lineRule="auto"/>
-      </w:pPr>
-      <w:r>
-        <w:rPr/>
-        <w:t xml:space="preserve">Sur chaque compte :</w:t>
-      </w:r>
-    </w:p>
-    <w:p>
-      <w:pPr>
-        <w:numPr>
-          <w:ilvl w:val="0"/>
-          <w:numId w:val="19"/>
-        </w:numPr>
-        <w:spacing w:lineRule="auto"/>
-      </w:pPr>
-      <w:r>
-        <w:rPr>
-          <w:b/>
-        </w:rPr>
-        <w:t xml:space="preserve">Modifier</w:t>
-      </w:r>
-      <w:r>
-        <w:rPr/>
-        <w:t xml:space="preserve"> : nom, e-mail, employé lié, rôle, statut. Un changement de rôle déconnecte la personne.</w:t>
-      </w:r>
-    </w:p>
-    <w:p>
-      <w:pPr>
-        <w:numPr>
-          <w:ilvl w:val="0"/>
-          <w:numId w:val="19"/>
-        </w:numPr>
-        <w:spacing w:lineRule="auto"/>
-      </w:pPr>
-      <w:r>
-        <w:rPr>
-          <w:b/>
-        </w:rPr>
-        <w:t xml:space="preserve">🔑 MDP</w:t>
-      </w:r>
-      <w:r>
-        <w:rPr/>
-        <w:t xml:space="preserve"> : réinitialiser le mot de passe ; la personne est déconnectée et devra en choisir un nouveau.</w:t>
-      </w:r>
-    </w:p>
-    <w:p>
-      <w:pPr>
-        <w:numPr>
-          <w:ilvl w:val="0"/>
-          <w:numId w:val="19"/>
-        </w:numPr>
-        <w:spacing w:lineRule="auto"/>
-      </w:pPr>
-      <w:r>
-        <w:rPr>
-          <w:b/>
-        </w:rPr>
-        <w:t xml:space="preserve">Désactiver / Activer</w:t>
-      </w:r>
-      <w:r>
-        <w:rPr/>
-        <w:t xml:space="preserve"> : un compte désactivé est déconnecté immédiatement.</w:t>
-      </w:r>
-    </w:p>
-    <w:p>
-      <w:pPr>
-        <w:spacing w:lineRule="auto"/>
-      </w:pPr>
-      <w:r>
-        <w:rPr/>
-        <w:t xml:space="preserve">Protections : vous ne pouvez ni désactiver votre propre compte ni retirer vos propres droits d'administrateur ; il reste toujours au moins un administrateur actif. Les comptes </w:t>
-      </w:r>
-      <w:r>
-        <w:rPr>
-          <w:b/>
-        </w:rPr>
-        <w:t xml:space="preserve">super-administrateur</w:t>
-      </w:r>
-      <w:r>
-        <w:rPr/>
-        <w:t xml:space="preserve"> ne peuvent être modifiés que par un super-administrateur (aucun bouton n'apparaît pour eux).</w:t>
-      </w:r>
-    </w:p>
-    <w:p>
-      <w:pPr>
-        <w:pStyle w:val="Heading2"/>
-        <w:spacing w:lineRule="auto"/>
-      </w:pPr>
-      <w:r>
-        <w:rPr/>
-        <w:t xml:space="preserve">22. Jours fériés</w:t>
-      </w:r>
-    </w:p>
-    <w:p>
-      <w:pPr>
-        <w:spacing w:lineRule="auto"/>
-      </w:pPr>
-      <w:r>
-        <w:rPr/>
-        <w:t xml:space="preserve">Menu </w:t>
-      </w:r>
-      <w:r>
-        <w:rPr>
-          <w:b/>
-        </w:rPr>
-        <w:t xml:space="preserve">🗓️ Jours fériés</w:t>
-      </w:r>
-      <w:r>
-        <w:rPr/>
-        <w:t xml:space="preserve"> :</w:t>
+        <w:t xml:space="preserve">Figure — Accès et rôles</w:t>
+      </w:r>
+    </w:p>
+    <w:p>
+      <w:pPr>
+        <w:spacing w:lineRule="auto"/>
+      </w:pPr>
+      <w:r>
+        <w:rPr>
+          <w:b/>
+        </w:rPr>
+        <w:t xml:space="preserve">Créer un compte</w:t>
+      </w:r>
+      <w:r>
+        <w:rPr/>
+        <w:t xml:space="preserve"> (bouton </w:t>
+      </w:r>
+      <w:r>
+        <w:rPr>
+          <w:b/>
+        </w:rPr>
+        <w:t xml:space="preserve">+ Créer un compte</w:t>
+      </w:r>
+      <w:r>
+        <w:rPr/>
+        <w:t xml:space="preserve">) :</w:t>
       </w:r>
     </w:p>
     <w:p>
@@ -6734,28 +6695,22 @@
         <w:spacing w:lineRule="auto"/>
       </w:pPr>
       <w:r>
-        <w:rPr/>
-        <w:t xml:space="preserve">Saisissez le </w:t>
-      </w:r>
-      <w:r>
-        <w:rPr>
-          <w:b/>
-        </w:rPr>
-        <w:t xml:space="preserve">libellé</w:t>
-      </w:r>
-      <w:r>
-        <w:rPr/>
-        <w:t xml:space="preserve"> et la </w:t>
-      </w:r>
-      <w:r>
-        <w:rPr>
-          <w:b/>
-        </w:rPr>
-        <w:t xml:space="preserve">date</w:t>
-      </w:r>
-      <w:r>
-        <w:rPr/>
-        <w:t xml:space="preserve">.</w:t>
+        <w:rPr>
+          <w:b/>
+        </w:rPr>
+        <w:t xml:space="preserve">Employé lié</w:t>
+      </w:r>
+      <w:r>
+        <w:rPr/>
+        <w:t xml:space="preserve"> : choisissez l'employé ; prénom, nom et e-mail sont repris de sa fiche. </w:t>
+      </w:r>
+      <w:r>
+        <w:rPr/>
+        <w:t xml:space="preserve">Indispensable</w:t>
+      </w:r>
+      <w:r>
+        <w:rPr/>
+        <w:t xml:space="preserve"> pour qu'un utilisateur voie ses demandes, en crée et reçoive les notifications.</w:t>
       </w:r>
     </w:p>
     <w:p>
@@ -6767,18 +6722,14 @@
         <w:spacing w:lineRule="auto"/>
       </w:pPr>
       <w:r>
-        <w:rPr/>
-        <w:t xml:space="preserve">Cochez </w:t>
-      </w:r>
-      <w:r>
-        <w:rPr>
-          <w:b/>
-        </w:rPr>
-        <w:t xml:space="preserve">Chaque année</w:t>
-      </w:r>
-      <w:r>
-        <w:rPr/>
-        <w:t xml:space="preserve"> pour une fête à date fixe.</w:t>
+        <w:rPr>
+          <w:b/>
+        </w:rPr>
+        <w:t xml:space="preserve">Rôle</w:t>
+      </w:r>
+      <w:r>
+        <w:rPr/>
+        <w:t xml:space="preserve"> : Utilisateur, Manager ou Administrateur (la description du rôle s'affiche dessous).</w:t>
       </w:r>
     </w:p>
     <w:p>
@@ -6790,18 +6741,33 @@
         <w:spacing w:lineRule="auto"/>
       </w:pPr>
       <w:r>
-        <w:rPr/>
-        <w:t xml:space="preserve">Cliquez sur </w:t>
-      </w:r>
-      <w:r>
-        <w:rPr>
-          <w:b/>
-        </w:rPr>
-        <w:t xml:space="preserve">+ Ajouter</w:t>
-      </w:r>
-      <w:r>
-        <w:rPr/>
-        <w:t xml:space="preserve">.</w:t>
+        <w:rPr>
+          <w:b/>
+        </w:rPr>
+        <w:t xml:space="preserve">Mot de passe</w:t>
+      </w:r>
+      <w:r>
+        <w:rPr/>
+        <w:t xml:space="preserve"> provisoire : 10 caractères minimum, avec une lettre et un chiffre. L'utilisateur devra le changer à sa première connexion.</w:t>
+      </w:r>
+    </w:p>
+    <w:p>
+      <w:pPr>
+        <w:numPr>
+          <w:ilvl w:val="0"/>
+          <w:numId w:val="20"/>
+        </w:numPr>
+        <w:spacing w:lineRule="auto"/>
+      </w:pPr>
+      <w:r>
+        <w:rPr>
+          <w:b/>
+        </w:rPr>
+        <w:t xml:space="preserve">Créer le compte</w:t>
+      </w:r>
+      <w:r>
+        <w:rPr/>
+        <w:t xml:space="preserve">, puis communiquez l'e-mail et le mot de passe provisoire à la personne, de vive voix de préférence.</w:t>
       </w:r>
     </w:p>
     <w:p>
@@ -6814,12 +6780,12 @@
           <wp:inline distB="0" distL="0" distR="0" distT="0">
             <wp:extent cx="5715000" cy="3571875"/>
             <wp:effectExtent b="0" l="0" r="0" t="0"/>
-            <wp:docPr id="21" name="image-DYYKFSsSxPPH168rtU_hc.jpeg"/>
+            <wp:docPr id="21" name="image-He3fQtMbn421lX8lx72yV.jpeg"/>
             <a:graphic>
               <a:graphicData uri="http://schemas.openxmlformats.org/drawingml/2006/picture">
                 <pic:pic>
                   <pic:nvPicPr>
-                    <pic:cNvPr id="21" name="image-DYYKFSsSxPPH168rtU_hc.jpeg" descr="Jours fériés"/>
+                    <pic:cNvPr id="21" name="image-He3fQtMbn421lX8lx72yV.jpeg" descr="Créer un compte"/>
                     <pic:cNvPicPr/>
                   </pic:nvPicPr>
                   <pic:blipFill>
@@ -6853,46 +6819,92 @@
           <w:color w:val="64748b"/>
           <w:sz w:val="18"/>
         </w:rPr>
-        <w:t xml:space="preserve">Figure — Jours fériés</w:t>
-      </w:r>
-    </w:p>
-    <w:p>
-      <w:pPr>
-        <w:spacing w:lineRule="auto"/>
-      </w:pPr>
-      <w:r>
-        <w:rPr/>
-        <w:t xml:space="preserve">La liste distingue les jours </w:t>
-      </w:r>
-      <w:r>
-        <w:rPr>
-          <w:b/>
-        </w:rPr>
-        <w:t xml:space="preserve">à venir</w:t>
-      </w:r>
-      <w:r>
-        <w:rPr/>
-        <w:t xml:space="preserve"> et </w:t>
-      </w:r>
-      <w:r>
-        <w:rPr>
-          <w:b/>
-        </w:rPr>
-        <w:t xml:space="preserve">passés</w:t>
-      </w:r>
-      <w:r>
-        <w:rPr/>
-        <w:t xml:space="preserve"> ; </w:t>
-      </w:r>
-      <w:r>
-        <w:rPr>
-          <w:b/>
-        </w:rPr>
-        <w:t xml:space="preserve">Supprimer</w:t>
-      </w:r>
-      <w:r>
-        <w:rPr/>
-        <w:t xml:space="preserve"> retire un jour après confirmation. Les jours fériés s'affichent dans le calendrier de tous les utilisateurs.</w:t>
+        <w:t xml:space="preserve">Figure — Créer un compte</w:t>
+      </w:r>
+    </w:p>
+    <w:p>
+      <w:pPr>
+        <w:spacing w:lineRule="auto"/>
+      </w:pPr>
+      <w:r>
+        <w:rPr/>
+        <w:t xml:space="preserve">Sur chaque compte :</w:t>
+      </w:r>
+    </w:p>
+    <w:p>
+      <w:pPr>
+        <w:numPr>
+          <w:ilvl w:val="0"/>
+          <w:numId w:val="21"/>
+        </w:numPr>
+        <w:spacing w:lineRule="auto"/>
+      </w:pPr>
+      <w:r>
+        <w:rPr>
+          <w:b/>
+        </w:rPr>
+        <w:t xml:space="preserve">Modifier</w:t>
+      </w:r>
+      <w:r>
+        <w:rPr/>
+        <w:t xml:space="preserve"> : nom, e-mail, employé lié, rôle, statut. Un changement de rôle déconnecte la personne.</w:t>
+      </w:r>
+    </w:p>
+    <w:p>
+      <w:pPr>
+        <w:numPr>
+          <w:ilvl w:val="0"/>
+          <w:numId w:val="21"/>
+        </w:numPr>
+        <w:spacing w:lineRule="auto"/>
+      </w:pPr>
+      <w:r>
+        <w:rPr>
+          <w:b/>
+        </w:rPr>
+        <w:t xml:space="preserve">🔑 MDP</w:t>
+      </w:r>
+      <w:r>
+        <w:rPr/>
+        <w:t xml:space="preserve"> : réinitialiser le mot de passe ; la personne est déconnectée et devra en choisir un nouveau.</w:t>
+      </w:r>
+    </w:p>
+    <w:p>
+      <w:pPr>
+        <w:numPr>
+          <w:ilvl w:val="0"/>
+          <w:numId w:val="21"/>
+        </w:numPr>
+        <w:spacing w:lineRule="auto"/>
+      </w:pPr>
+      <w:r>
+        <w:rPr>
+          <w:b/>
+        </w:rPr>
+        <w:t xml:space="preserve">Désactiver / Activer</w:t>
+      </w:r>
+      <w:r>
+        <w:rPr/>
+        <w:t xml:space="preserve"> : un compte désactivé est déconnecté immédiatement.</w:t>
+      </w:r>
+    </w:p>
+    <w:p>
+      <w:pPr>
+        <w:spacing w:lineRule="auto"/>
+      </w:pPr>
+      <w:r>
+        <w:rPr/>
+        <w:t xml:space="preserve">Protections : vous ne pouvez ni désactiver votre propre compte ni retirer vos propres droits d'administrateur ; il reste toujours au moins un administrateur actif. Les comptes </w:t>
+      </w:r>
+      <w:r>
+        <w:rPr>
+          <w:b/>
+        </w:rPr>
+        <w:t xml:space="preserve">super-administrateur</w:t>
+      </w:r>
+      <w:r>
+        <w:rPr/>
+        <w:t xml:space="preserve"> ne peuvent être modifiés que par un super-administrateur (aucun bouton n'apparaît pour eux).</w:t>
       </w:r>
     </w:p>
     <w:p>
@@ -6902,7 +6914,7 @@
       </w:pPr>
       <w:r>
         <w:rPr/>
-        <w:t xml:space="preserve">23. Journal d'audit</w:t>
+        <w:t xml:space="preserve">22. Jours fériés</w:t>
       </w:r>
     </w:p>
     <w:p>
@@ -6917,11 +6929,90 @@
         <w:rPr>
           <w:b/>
         </w:rPr>
-        <w:t xml:space="preserve">🔍 Audit logs</w:t>
-      </w:r>
-      <w:r>
-        <w:rPr/>
-        <w:t xml:space="preserve"> : historique des actions sensibles (création, modification, validation, refus, clôture, suppression, comptes, mots de passe, licence, jours fériés…) avec l'auteur, la date, l'adresse IP et le détail. Filtrez par utilisateur, type d'élément, action et période.</w:t>
+        <w:t xml:space="preserve">🗓️ Jours fériés</w:t>
+      </w:r>
+      <w:r>
+        <w:rPr/>
+        <w:t xml:space="preserve"> :</w:t>
+      </w:r>
+    </w:p>
+    <w:p>
+      <w:pPr>
+        <w:numPr>
+          <w:ilvl w:val="0"/>
+          <w:numId w:val="22"/>
+        </w:numPr>
+        <w:spacing w:lineRule="auto"/>
+      </w:pPr>
+      <w:r>
+        <w:rPr/>
+        <w:t xml:space="preserve">Saisissez le </w:t>
+      </w:r>
+      <w:r>
+        <w:rPr>
+          <w:b/>
+        </w:rPr>
+        <w:t xml:space="preserve">libellé</w:t>
+      </w:r>
+      <w:r>
+        <w:rPr/>
+        <w:t xml:space="preserve"> et la </w:t>
+      </w:r>
+      <w:r>
+        <w:rPr>
+          <w:b/>
+        </w:rPr>
+        <w:t xml:space="preserve">date</w:t>
+      </w:r>
+      <w:r>
+        <w:rPr/>
+        <w:t xml:space="preserve">.</w:t>
+      </w:r>
+    </w:p>
+    <w:p>
+      <w:pPr>
+        <w:numPr>
+          <w:ilvl w:val="0"/>
+          <w:numId w:val="22"/>
+        </w:numPr>
+        <w:spacing w:lineRule="auto"/>
+      </w:pPr>
+      <w:r>
+        <w:rPr/>
+        <w:t xml:space="preserve">Cochez </w:t>
+      </w:r>
+      <w:r>
+        <w:rPr>
+          <w:b/>
+        </w:rPr>
+        <w:t xml:space="preserve">Chaque année</w:t>
+      </w:r>
+      <w:r>
+        <w:rPr/>
+        <w:t xml:space="preserve"> pour une fête à date fixe.</w:t>
+      </w:r>
+    </w:p>
+    <w:p>
+      <w:pPr>
+        <w:numPr>
+          <w:ilvl w:val="0"/>
+          <w:numId w:val="22"/>
+        </w:numPr>
+        <w:spacing w:lineRule="auto"/>
+      </w:pPr>
+      <w:r>
+        <w:rPr/>
+        <w:t xml:space="preserve">Cliquez sur </w:t>
+      </w:r>
+      <w:r>
+        <w:rPr>
+          <w:b/>
+        </w:rPr>
+        <w:t xml:space="preserve">+ Ajouter</w:t>
+      </w:r>
+      <w:r>
+        <w:rPr/>
+        <w:t xml:space="preserve">.</w:t>
       </w:r>
     </w:p>
     <w:p>
@@ -6934,12 +7025,12 @@
           <wp:inline distB="0" distL="0" distR="0" distT="0">
             <wp:extent cx="5715000" cy="3571875"/>
             <wp:effectExtent b="0" l="0" r="0" t="0"/>
-            <wp:docPr id="22" name="image-ybzV3qlyJM4HoT9Tsp_TU.jpeg"/>
+            <wp:docPr id="22" name="image-IUJTmn8e7GLmSrO-lZUPJ.jpeg"/>
             <a:graphic>
               <a:graphicData uri="http://schemas.openxmlformats.org/drawingml/2006/picture">
                 <pic:pic>
                   <pic:nvPicPr>
-                    <pic:cNvPr id="22" name="image-ybzV3qlyJM4HoT9Tsp_TU.jpeg" descr="Journal d'audit"/>
+                    <pic:cNvPr id="22" name="image-IUJTmn8e7GLmSrO-lZUPJ.jpeg" descr="Jours fériés"/>
                     <pic:cNvPicPr/>
                   </pic:nvPicPr>
                   <pic:blipFill>
@@ -6973,26 +7064,46 @@
           <w:color w:val="64748b"/>
           <w:sz w:val="18"/>
         </w:rPr>
-        <w:t xml:space="preserve">Figure — Journal d'audit</w:t>
-      </w:r>
-    </w:p>
-    <w:p>
-      <w:pPr>
-        <w:spacing w:lineRule="auto"/>
-      </w:pPr>
-      <w:r>
-        <w:rPr/>
-        <w:t xml:space="preserve">Les mots de passe, clés de licence et numéros de sécurité sociale sont </w:t>
-      </w:r>
-      <w:r>
-        <w:rPr>
-          <w:b/>
-        </w:rPr>
-        <w:t xml:space="preserve">masqués</w:t>
-      </w:r>
-      <w:r>
-        <w:rPr/>
-        <w:t xml:space="preserve"> dans le détail. Si un compte est supprimé, son historique est conservé.</w:t>
+        <w:t xml:space="preserve">Figure — Jours fériés</w:t>
+      </w:r>
+    </w:p>
+    <w:p>
+      <w:pPr>
+        <w:spacing w:lineRule="auto"/>
+      </w:pPr>
+      <w:r>
+        <w:rPr/>
+        <w:t xml:space="preserve">La liste distingue les jours </w:t>
+      </w:r>
+      <w:r>
+        <w:rPr>
+          <w:b/>
+        </w:rPr>
+        <w:t xml:space="preserve">à venir</w:t>
+      </w:r>
+      <w:r>
+        <w:rPr/>
+        <w:t xml:space="preserve"> et </w:t>
+      </w:r>
+      <w:r>
+        <w:rPr>
+          <w:b/>
+        </w:rPr>
+        <w:t xml:space="preserve">passés</w:t>
+      </w:r>
+      <w:r>
+        <w:rPr/>
+        <w:t xml:space="preserve"> ; </w:t>
+      </w:r>
+      <w:r>
+        <w:rPr>
+          <w:b/>
+        </w:rPr>
+        <w:t xml:space="preserve">Supprimer</w:t>
+      </w:r>
+      <w:r>
+        <w:rPr/>
+        <w:t xml:space="preserve"> retire un jour après confirmation. Les jours fériés s'affichent dans le calendrier de tous les utilisateurs.</w:t>
       </w:r>
     </w:p>
     <w:p>
@@ -7002,7 +7113,7 @@
       </w:pPr>
       <w:r>
         <w:rPr/>
-        <w:t xml:space="preserve">24. Licence</w:t>
+        <w:t xml:space="preserve">23. Journal d'audit</w:t>
       </w:r>
     </w:p>
     <w:p>
@@ -7017,11 +7128,11 @@
         <w:rPr>
           <w:b/>
         </w:rPr>
-        <w:t xml:space="preserve">🔑 Licence</w:t>
-      </w:r>
-      <w:r>
-        <w:rPr/>
-        <w:t xml:space="preserve"> :</w:t>
+        <w:t xml:space="preserve">🔍 Audit logs</w:t>
+      </w:r>
+      <w:r>
+        <w:rPr/>
+        <w:t xml:space="preserve"> : historique des actions sensibles (création, modification, validation, refus, clôture, suppression, comptes, mots de passe, licence, jours fériés…) avec l'auteur, la date, l'adresse IP et le détail. Filtrez par utilisateur, type d'élément, action et période.</w:t>
       </w:r>
     </w:p>
     <w:p>
@@ -7034,12 +7145,12 @@
           <wp:inline distB="0" distL="0" distR="0" distT="0">
             <wp:extent cx="5715000" cy="3571875"/>
             <wp:effectExtent b="0" l="0" r="0" t="0"/>
-            <wp:docPr id="23" name="image-gN0wrHFgAeZvpCvP7JHn3.jpeg"/>
+            <wp:docPr id="23" name="image-sR_G3eCH3D7okZ2b5Hlaj.jpeg"/>
             <a:graphic>
               <a:graphicData uri="http://schemas.openxmlformats.org/drawingml/2006/picture">
                 <pic:pic>
                   <pic:nvPicPr>
-                    <pic:cNvPr id="23" name="image-gN0wrHFgAeZvpCvP7JHn3.jpeg" descr="Licence"/>
+                    <pic:cNvPr id="23" name="image-sR_G3eCH3D7okZ2b5Hlaj.jpeg" descr="Journal d'audit"/>
                     <pic:cNvPicPr/>
                   </pic:nvPicPr>
                   <pic:blipFill>
@@ -7073,121 +7184,26 @@
           <w:color w:val="64748b"/>
           <w:sz w:val="18"/>
         </w:rPr>
-        <w:t xml:space="preserve">Figure — Licence</w:t>
-      </w:r>
-    </w:p>
-    <w:p>
-      <w:pPr>
-        <w:numPr>
-          <w:ilvl w:val="0"/>
-          <w:numId w:val="21"/>
-        </w:numPr>
-        <w:spacing w:lineRule="auto"/>
-      </w:pPr>
-      <w:r>
-        <w:rPr>
-          <w:b/>
-        </w:rPr>
-        <w:t xml:space="preserve">Informations</w:t>
-      </w:r>
-      <w:r>
-        <w:rPr/>
-        <w:t xml:space="preserve"> : clé (masquée), organisation, validité et jours restants, utilisateurs actifs et </w:t>
-      </w:r>
-      <w:r>
-        <w:rPr>
-          <w:b/>
-        </w:rPr>
-        <w:t xml:space="preserve">personnes connectées</w:t>
-      </w:r>
-      <w:r>
-        <w:rPr/>
-        <w:t xml:space="preserve"> par rapport aux limites de la licence.</w:t>
-      </w:r>
-    </w:p>
-    <w:p>
-      <w:pPr>
-        <w:numPr>
-          <w:ilvl w:val="0"/>
-          <w:numId w:val="21"/>
-        </w:numPr>
-        <w:spacing w:lineRule="auto"/>
-      </w:pPr>
-      <w:r>
-        <w:rPr>
-          <w:b/>
-        </w:rPr>
-        <w:t xml:space="preserve">Sessions actives</w:t>
-      </w:r>
-      <w:r>
-        <w:rPr/>
-        <w:t xml:space="preserve"> : qui est connecté et depuis quelle adresse ; </w:t>
-      </w:r>
-      <w:r>
-        <w:rPr>
-          <w:b/>
-        </w:rPr>
-        <w:t xml:space="preserve">Déconnecter</w:t>
-      </w:r>
-      <w:r>
-        <w:rPr/>
-        <w:t xml:space="preserve"> ferme immédiatement la session.</w:t>
-      </w:r>
-    </w:p>
-    <w:p>
-      <w:pPr>
-        <w:numPr>
-          <w:ilvl w:val="0"/>
-          <w:numId w:val="21"/>
-        </w:numPr>
-        <w:spacing w:lineRule="auto"/>
-      </w:pPr>
-      <w:r>
-        <w:rPr>
-          <w:b/>
-        </w:rPr>
-        <w:t xml:space="preserve">Activer une clé</w:t>
-      </w:r>
-      <w:r>
-        <w:rPr/>
-        <w:t xml:space="preserve"> : collez la clé reçue de l'éditeur (format </w:t>
-      </w:r>
-      <w:r>
-        <w:rPr/>
-        <w:t xml:space="preserve">SL-XXXXXXXX-XXXXXXXX-XXXXXXXX</w:t>
-      </w:r>
-      <w:r>
-        <w:rPr/>
-        <w:t xml:space="preserve">) puis </w:t>
-      </w:r>
-      <w:r>
-        <w:rPr>
-          <w:b/>
-        </w:rPr>
-        <w:t xml:space="preserve">✓ Activer la licence</w:t>
-      </w:r>
-      <w:r>
-        <w:rPr/>
-        <w:t xml:space="preserve"> ; elle remplace la licence active.</w:t>
-      </w:r>
-    </w:p>
-    <w:p>
-      <w:pPr>
-        <w:spacing w:lineRule="auto"/>
-      </w:pPr>
-      <w:r>
-        <w:rPr/>
-        <w:t xml:space="preserve">Un </w:t>
-      </w:r>
-      <w:r>
-        <w:rPr>
-          <w:b/>
-        </w:rPr>
-        <w:t xml:space="preserve">bandeau</w:t>
-      </w:r>
-      <w:r>
-        <w:rPr/>
-        <w:t xml:space="preserve"> prévient les administrateurs 30 jours avant l'expiration. Sans licence valide, les utilisateurs ne peuvent plus travailler ; les administrateurs peuvent toujours se connecter et activer une nouvelle clé. Les administrateurs ne sont jamais bloqués par la limite de connexions.</w:t>
+        <w:t xml:space="preserve">Figure — Journal d'audit</w:t>
+      </w:r>
+    </w:p>
+    <w:p>
+      <w:pPr>
+        <w:spacing w:lineRule="auto"/>
+      </w:pPr>
+      <w:r>
+        <w:rPr/>
+        <w:t xml:space="preserve">Les mots de passe, clés de licence et numéros de sécurité sociale sont </w:t>
+      </w:r>
+      <w:r>
+        <w:rPr>
+          <w:b/>
+        </w:rPr>
+        <w:t xml:space="preserve">masqués</w:t>
+      </w:r>
+      <w:r>
+        <w:rPr/>
+        <w:t xml:space="preserve"> dans le détail. Si un compte est supprimé, son historique est conservé.</w:t>
       </w:r>
     </w:p>
     <w:p>
@@ -7197,7 +7213,7 @@
       </w:pPr>
       <w:r>
         <w:rPr/>
-        <w:t xml:space="preserve">25. WhatsApp</w:t>
+        <w:t xml:space="preserve">24. Licence</w:t>
       </w:r>
     </w:p>
     <w:p>
@@ -7212,7 +7228,7 @@
         <w:rPr>
           <w:b/>
         </w:rPr>
-        <w:t xml:space="preserve">💬 WhatsApp Business</w:t>
+        <w:t xml:space="preserve">🔑 Licence</w:t>
       </w:r>
       <w:r>
         <w:rPr/>
@@ -7229,12 +7245,12 @@
           <wp:inline distB="0" distL="0" distR="0" distT="0">
             <wp:extent cx="5715000" cy="3571875"/>
             <wp:effectExtent b="0" l="0" r="0" t="0"/>
-            <wp:docPr id="24" name="image-OeGoUpyYWWdJo1ZfsnoWE.jpeg"/>
+            <wp:docPr id="24" name="image-CQkNghYFkzfrsmU4U-dzh.jpeg"/>
             <a:graphic>
               <a:graphicData uri="http://schemas.openxmlformats.org/drawingml/2006/picture">
                 <pic:pic>
                   <pic:nvPicPr>
-                    <pic:cNvPr id="24" name="image-OeGoUpyYWWdJo1ZfsnoWE.jpeg" descr="WhatsApp Business"/>
+                    <pic:cNvPr id="24" name="image-CQkNghYFkzfrsmU4U-dzh.jpeg" descr="Licence"/>
                     <pic:cNvPicPr/>
                   </pic:nvPicPr>
                   <pic:blipFill>
@@ -7268,170 +7284,7 @@
           <w:color w:val="64748b"/>
           <w:sz w:val="18"/>
         </w:rPr>
-        <w:t xml:space="preserve">Figure — WhatsApp Business</w:t>
-      </w:r>
-    </w:p>
-    <w:p>
-      <w:pPr>
-        <w:numPr>
-          <w:ilvl w:val="0"/>
-          <w:numId w:val="22"/>
-        </w:numPr>
-        <w:spacing w:lineRule="auto"/>
-      </w:pPr>
-      <w:r>
-        <w:rPr/>
-        <w:t xml:space="preserve">le badge en haut à droite indique si le service est </w:t>
-      </w:r>
-      <w:r>
-        <w:rPr>
-          <w:b/>
-        </w:rPr>
-        <w:t xml:space="preserve">Activé</w:t>
-      </w:r>
-      <w:r>
-        <w:rPr/>
-        <w:t xml:space="preserve"> ou </w:t>
-      </w:r>
-      <w:r>
-        <w:rPr>
-          <w:b/>
-        </w:rPr>
-        <w:t xml:space="preserve">Désactivé</w:t>
-      </w:r>
-      <w:r>
-        <w:rPr/>
-        <w:t xml:space="preserve"> ;</w:t>
-      </w:r>
-    </w:p>
-    <w:p>
-      <w:pPr>
-        <w:numPr>
-          <w:ilvl w:val="0"/>
-          <w:numId w:val="22"/>
-        </w:numPr>
-        <w:spacing w:lineRule="auto"/>
-      </w:pPr>
-      <w:r>
-        <w:rPr>
-          <w:b/>
-        </w:rPr>
-        <w:t xml:space="preserve">Guide de configuration</w:t>
-      </w:r>
-      <w:r>
-        <w:rPr/>
-        <w:t xml:space="preserve"> : étapes pour le compte Meta Business, le numéro et le jeton — à réaliser avec l'équipe technique, qui renseigne la configuration du serveur ;</w:t>
-      </w:r>
-    </w:p>
-    <w:p>
-      <w:pPr>
-        <w:numPr>
-          <w:ilvl w:val="0"/>
-          <w:numId w:val="22"/>
-        </w:numPr>
-        <w:spacing w:lineRule="auto"/>
-      </w:pPr>
-      <w:r>
-        <w:rPr>
-          <w:b/>
-        </w:rPr>
-        <w:t xml:space="preserve">Templates à créer</w:t>
-      </w:r>
-      <w:r>
-        <w:rPr/>
-        <w:t xml:space="preserve"> : les quatre modèles de messages à faire approuver par Meta ;</w:t>
-      </w:r>
-    </w:p>
-    <w:p>
-      <w:pPr>
-        <w:numPr>
-          <w:ilvl w:val="0"/>
-          <w:numId w:val="22"/>
-        </w:numPr>
-        <w:spacing w:lineRule="auto"/>
-      </w:pPr>
-      <w:r>
-        <w:rPr>
-          <w:b/>
-        </w:rPr>
-        <w:t xml:space="preserve">Tester l'envoi</w:t>
-      </w:r>
-      <w:r>
-        <w:rPr/>
-        <w:t xml:space="preserve"> : numéro ivoirien à 10 chiffres et message libre (délivré seulement si la personne a écrit au numéro de l'organisation dans les 24 dernières heures, règle Meta).</w:t>
-      </w:r>
-    </w:p>
-    <w:p>
-      <w:r>
-        <w:br w:type="page"/>
-      </w:r>
-    </w:p>
-    <w:p>
-      <w:pPr>
-        <w:pStyle w:val="Heading1"/>
-        <w:spacing w:lineRule="auto"/>
-      </w:pPr>
-      <w:r>
-        <w:rPr/>
-        <w:t xml:space="preserve">Partie 5 — Super-administrateur</w:t>
-      </w:r>
-    </w:p>
-    <w:p>
-      <w:pPr>
-        <w:spacing w:lineRule="auto"/>
-      </w:pPr>
-      <w:r>
-        <w:rPr/>
-        <w:t xml:space="preserve">Le super-administrateur est réservé à l'</w:t>
-      </w:r>
-      <w:r>
-        <w:rPr>
-          <w:b/>
-        </w:rPr>
-        <w:t xml:space="preserve">éditeur</w:t>
-      </w:r>
-      <w:r>
-        <w:rPr/>
-        <w:t xml:space="preserve"> de SysLog. Il a tous les droits d'un administrateur, plus les actions ci-dessous.</w:t>
-      </w:r>
-    </w:p>
-    <w:p>
-      <w:pPr>
-        <w:pStyle w:val="Heading2"/>
-        <w:spacing w:lineRule="auto"/>
-      </w:pPr>
-      <w:r>
-        <w:rPr/>
-        <w:t xml:space="preserve">26. Émettre et gérer les licences</w:t>
-      </w:r>
-    </w:p>
-    <w:p>
-      <w:pPr>
-        <w:spacing w:lineRule="auto"/>
-      </w:pPr>
-      <w:r>
-        <w:rPr/>
-        <w:t xml:space="preserve">Menu </w:t>
-      </w:r>
-      <w:r>
-        <w:rPr>
-          <w:b/>
-        </w:rPr>
-        <w:t xml:space="preserve">🔑 Licence</w:t>
-      </w:r>
-      <w:r>
-        <w:rPr/>
-        <w:t xml:space="preserve"> → onglet </w:t>
-      </w:r>
-      <w:r>
-        <w:rPr>
-          <w:b/>
-        </w:rPr>
-        <w:t xml:space="preserve">✦ Générer une licence</w:t>
-      </w:r>
-      <w:r>
-        <w:rPr/>
-        <w:t xml:space="preserve"> (visible uniquement pour le super-administrateur) :</w:t>
+        <w:t xml:space="preserve">Figure — Licence</w:t>
       </w:r>
     </w:p>
     <w:p>
@@ -7446,31 +7299,21 @@
         <w:rPr>
           <w:b/>
         </w:rPr>
-        <w:t xml:space="preserve">Organisation</w:t>
-      </w:r>
-      <w:r>
-        <w:rPr/>
-        <w:t xml:space="preserve"> *, </w:t>
-      </w:r>
-      <w:r>
-        <w:rPr>
-          <w:b/>
-        </w:rPr>
-        <w:t xml:space="preserve">Contact</w:t>
-      </w:r>
-      <w:r>
-        <w:rPr/>
-        <w:t xml:space="preserve">, </w:t>
-      </w:r>
-      <w:r>
-        <w:rPr>
-          <w:b/>
-        </w:rPr>
-        <w:t xml:space="preserve">Date d'expiration</w:t>
-      </w:r>
-      <w:r>
-        <w:rPr/>
-        <w:t xml:space="preserve"> *.</w:t>
+        <w:t xml:space="preserve">Informations</w:t>
+      </w:r>
+      <w:r>
+        <w:rPr/>
+        <w:t xml:space="preserve"> : clé (masquée), organisation, validité et jours restants, utilisateurs actifs et </w:t>
+      </w:r>
+      <w:r>
+        <w:rPr>
+          <w:b/>
+        </w:rPr>
+        <w:t xml:space="preserve">personnes connectées</w:t>
+      </w:r>
+      <w:r>
+        <w:rPr/>
+        <w:t xml:space="preserve"> par rapport aux limites de la licence.</w:t>
       </w:r>
     </w:p>
     <w:p>
@@ -7485,21 +7328,21 @@
         <w:rPr>
           <w:b/>
         </w:rPr>
-        <w:t xml:space="preserve">Max utilisateurs</w:t>
-      </w:r>
-      <w:r>
-        <w:rPr/>
-        <w:t xml:space="preserve"> (comptes actifs, super-administrateurs non compris) et </w:t>
-      </w:r>
-      <w:r>
-        <w:rPr>
-          <w:b/>
-        </w:rPr>
-        <w:t xml:space="preserve">Max connexions simultanées</w:t>
-      </w:r>
-      <w:r>
-        <w:rPr/>
-        <w:t xml:space="preserve"> (personnes connectées en même temps) — 500 par défaut.</w:t>
+        <w:t xml:space="preserve">Sessions actives</w:t>
+      </w:r>
+      <w:r>
+        <w:rPr/>
+        <w:t xml:space="preserve"> : qui est connecté et depuis quelle adresse ; </w:t>
+      </w:r>
+      <w:r>
+        <w:rPr>
+          <w:b/>
+        </w:rPr>
+        <w:t xml:space="preserve">Déconnecter</w:t>
+      </w:r>
+      <w:r>
+        <w:rPr/>
+        <w:t xml:space="preserve"> ferme immédiatement la session.</w:t>
       </w:r>
     </w:p>
     <w:p>
@@ -7514,21 +7357,77 @@
         <w:rPr>
           <w:b/>
         </w:rPr>
-        <w:t xml:space="preserve">Notes internes</w:t>
-      </w:r>
-      <w:r>
-        <w:rPr/>
-        <w:t xml:space="preserve"> (facultatif), puis </w:t>
-      </w:r>
-      <w:r>
-        <w:rPr>
-          <w:b/>
-        </w:rPr>
-        <w:t xml:space="preserve">✦ Générer la licence</w:t>
-      </w:r>
-      <w:r>
-        <w:rPr/>
-        <w:t xml:space="preserve">.</w:t>
+        <w:t xml:space="preserve">Activer une clé</w:t>
+      </w:r>
+      <w:r>
+        <w:rPr/>
+        <w:t xml:space="preserve"> : collez la clé reçue de l'éditeur (format </w:t>
+      </w:r>
+      <w:r>
+        <w:rPr/>
+        <w:t xml:space="preserve">SL-XXXXXXXX-XXXXXXXX-XXXXXXXX</w:t>
+      </w:r>
+      <w:r>
+        <w:rPr/>
+        <w:t xml:space="preserve">) puis </w:t>
+      </w:r>
+      <w:r>
+        <w:rPr>
+          <w:b/>
+        </w:rPr>
+        <w:t xml:space="preserve">✓ Activer la licence</w:t>
+      </w:r>
+      <w:r>
+        <w:rPr/>
+        <w:t xml:space="preserve"> ; elle remplace la licence active.</w:t>
+      </w:r>
+    </w:p>
+    <w:p>
+      <w:pPr>
+        <w:spacing w:lineRule="auto"/>
+      </w:pPr>
+      <w:r>
+        <w:rPr/>
+        <w:t xml:space="preserve">Un </w:t>
+      </w:r>
+      <w:r>
+        <w:rPr>
+          <w:b/>
+        </w:rPr>
+        <w:t xml:space="preserve">bandeau</w:t>
+      </w:r>
+      <w:r>
+        <w:rPr/>
+        <w:t xml:space="preserve"> prévient les administrateurs 30 jours avant l'expiration. Sans licence valide, les utilisateurs ne peuvent plus travailler ; les administrateurs peuvent toujours se connecter et activer une nouvelle clé. Les administrateurs ne sont jamais bloqués par la limite de connexions.</w:t>
+      </w:r>
+    </w:p>
+    <w:p>
+      <w:pPr>
+        <w:pStyle w:val="Heading2"/>
+        <w:spacing w:lineRule="auto"/>
+      </w:pPr>
+      <w:r>
+        <w:rPr/>
+        <w:t xml:space="preserve">25. WhatsApp</w:t>
+      </w:r>
+    </w:p>
+    <w:p>
+      <w:pPr>
+        <w:spacing w:lineRule="auto"/>
+      </w:pPr>
+      <w:r>
+        <w:rPr/>
+        <w:t xml:space="preserve">Menu </w:t>
+      </w:r>
+      <w:r>
+        <w:rPr>
+          <w:b/>
+        </w:rPr>
+        <w:t xml:space="preserve">💬 WhatsApp Business</w:t>
+      </w:r>
+      <w:r>
+        <w:rPr/>
+        <w:t xml:space="preserve"> :</w:t>
       </w:r>
     </w:p>
     <w:p>
@@ -7541,12 +7440,12 @@
           <wp:inline distB="0" distL="0" distR="0" distT="0">
             <wp:extent cx="5715000" cy="3571875"/>
             <wp:effectExtent b="0" l="0" r="0" t="0"/>
-            <wp:docPr id="25" name="image-d0m_MVkP2aFpTDwM-od8G.jpeg"/>
+            <wp:docPr id="25" name="image-EGHa-hsNJBZUx1Eb0ndT5.jpeg"/>
             <a:graphic>
               <a:graphicData uri="http://schemas.openxmlformats.org/drawingml/2006/picture">
                 <pic:pic>
                   <pic:nvPicPr>
-                    <pic:cNvPr id="25" name="image-d0m_MVkP2aFpTDwM-od8G.jpeg" descr="Générer une licence"/>
+                    <pic:cNvPr id="25" name="image-EGHa-hsNJBZUx1Eb0ndT5.jpeg" descr="WhatsApp Business"/>
                     <pic:cNvPicPr/>
                   </pic:nvPicPr>
                   <pic:blipFill>
@@ -7580,6 +7479,318 @@
           <w:color w:val="64748b"/>
           <w:sz w:val="18"/>
         </w:rPr>
+        <w:t xml:space="preserve">Figure — WhatsApp Business</w:t>
+      </w:r>
+    </w:p>
+    <w:p>
+      <w:pPr>
+        <w:numPr>
+          <w:ilvl w:val="0"/>
+          <w:numId w:val="24"/>
+        </w:numPr>
+        <w:spacing w:lineRule="auto"/>
+      </w:pPr>
+      <w:r>
+        <w:rPr/>
+        <w:t xml:space="preserve">le badge en haut à droite indique si le service est </w:t>
+      </w:r>
+      <w:r>
+        <w:rPr>
+          <w:b/>
+        </w:rPr>
+        <w:t xml:space="preserve">Activé</w:t>
+      </w:r>
+      <w:r>
+        <w:rPr/>
+        <w:t xml:space="preserve"> ou </w:t>
+      </w:r>
+      <w:r>
+        <w:rPr>
+          <w:b/>
+        </w:rPr>
+        <w:t xml:space="preserve">Désactivé</w:t>
+      </w:r>
+      <w:r>
+        <w:rPr/>
+        <w:t xml:space="preserve"> ;</w:t>
+      </w:r>
+    </w:p>
+    <w:p>
+      <w:pPr>
+        <w:numPr>
+          <w:ilvl w:val="0"/>
+          <w:numId w:val="24"/>
+        </w:numPr>
+        <w:spacing w:lineRule="auto"/>
+      </w:pPr>
+      <w:r>
+        <w:rPr>
+          <w:b/>
+        </w:rPr>
+        <w:t xml:space="preserve">Guide de configuration</w:t>
+      </w:r>
+      <w:r>
+        <w:rPr/>
+        <w:t xml:space="preserve"> : étapes pour le compte Meta Business, le numéro et le jeton — à réaliser avec l'équipe technique, qui renseigne la configuration du serveur ;</w:t>
+      </w:r>
+    </w:p>
+    <w:p>
+      <w:pPr>
+        <w:numPr>
+          <w:ilvl w:val="0"/>
+          <w:numId w:val="24"/>
+        </w:numPr>
+        <w:spacing w:lineRule="auto"/>
+      </w:pPr>
+      <w:r>
+        <w:rPr>
+          <w:b/>
+        </w:rPr>
+        <w:t xml:space="preserve">Templates à créer</w:t>
+      </w:r>
+      <w:r>
+        <w:rPr/>
+        <w:t xml:space="preserve"> : les quatre modèles de messages à faire approuver par Meta ;</w:t>
+      </w:r>
+    </w:p>
+    <w:p>
+      <w:pPr>
+        <w:numPr>
+          <w:ilvl w:val="0"/>
+          <w:numId w:val="24"/>
+        </w:numPr>
+        <w:spacing w:lineRule="auto"/>
+      </w:pPr>
+      <w:r>
+        <w:rPr>
+          <w:b/>
+        </w:rPr>
+        <w:t xml:space="preserve">Tester l'envoi</w:t>
+      </w:r>
+      <w:r>
+        <w:rPr/>
+        <w:t xml:space="preserve"> : numéro ivoirien à 10 chiffres et message libre (délivré seulement si la personne a écrit au numéro de l'organisation dans les 24 dernières heures, règle Meta).</w:t>
+      </w:r>
+    </w:p>
+    <w:p>
+      <w:r>
+        <w:br w:type="page"/>
+      </w:r>
+    </w:p>
+    <w:p>
+      <w:pPr>
+        <w:pStyle w:val="Heading1"/>
+        <w:spacing w:lineRule="auto"/>
+      </w:pPr>
+      <w:r>
+        <w:rPr/>
+        <w:t xml:space="preserve">Partie 5 — Super-administrateur</w:t>
+      </w:r>
+    </w:p>
+    <w:p>
+      <w:pPr>
+        <w:spacing w:lineRule="auto"/>
+      </w:pPr>
+      <w:r>
+        <w:rPr/>
+        <w:t xml:space="preserve">Le super-administrateur est réservé à l'</w:t>
+      </w:r>
+      <w:r>
+        <w:rPr>
+          <w:b/>
+        </w:rPr>
+        <w:t xml:space="preserve">éditeur</w:t>
+      </w:r>
+      <w:r>
+        <w:rPr/>
+        <w:t xml:space="preserve"> de SysLog. Il a tous les droits d'un administrateur, plus les actions ci-dessous.</w:t>
+      </w:r>
+    </w:p>
+    <w:p>
+      <w:pPr>
+        <w:pStyle w:val="Heading2"/>
+        <w:spacing w:lineRule="auto"/>
+      </w:pPr>
+      <w:r>
+        <w:rPr/>
+        <w:t xml:space="preserve">26. Émettre et gérer les licences</w:t>
+      </w:r>
+    </w:p>
+    <w:p>
+      <w:pPr>
+        <w:spacing w:lineRule="auto"/>
+      </w:pPr>
+      <w:r>
+        <w:rPr/>
+        <w:t xml:space="preserve">Menu </w:t>
+      </w:r>
+      <w:r>
+        <w:rPr>
+          <w:b/>
+        </w:rPr>
+        <w:t xml:space="preserve">🔑 Licence</w:t>
+      </w:r>
+      <w:r>
+        <w:rPr/>
+        <w:t xml:space="preserve"> → onglet </w:t>
+      </w:r>
+      <w:r>
+        <w:rPr>
+          <w:b/>
+        </w:rPr>
+        <w:t xml:space="preserve">✦ Générer une licence</w:t>
+      </w:r>
+      <w:r>
+        <w:rPr/>
+        <w:t xml:space="preserve"> (visible uniquement pour le super-administrateur) :</w:t>
+      </w:r>
+    </w:p>
+    <w:p>
+      <w:pPr>
+        <w:numPr>
+          <w:ilvl w:val="0"/>
+          <w:numId w:val="25"/>
+        </w:numPr>
+        <w:spacing w:lineRule="auto"/>
+      </w:pPr>
+      <w:r>
+        <w:rPr>
+          <w:b/>
+        </w:rPr>
+        <w:t xml:space="preserve">Organisation</w:t>
+      </w:r>
+      <w:r>
+        <w:rPr/>
+        <w:t xml:space="preserve"> *, </w:t>
+      </w:r>
+      <w:r>
+        <w:rPr>
+          <w:b/>
+        </w:rPr>
+        <w:t xml:space="preserve">Contact</w:t>
+      </w:r>
+      <w:r>
+        <w:rPr/>
+        <w:t xml:space="preserve">, </w:t>
+      </w:r>
+      <w:r>
+        <w:rPr>
+          <w:b/>
+        </w:rPr>
+        <w:t xml:space="preserve">Date d'expiration</w:t>
+      </w:r>
+      <w:r>
+        <w:rPr/>
+        <w:t xml:space="preserve"> *.</w:t>
+      </w:r>
+    </w:p>
+    <w:p>
+      <w:pPr>
+        <w:numPr>
+          <w:ilvl w:val="0"/>
+          <w:numId w:val="25"/>
+        </w:numPr>
+        <w:spacing w:lineRule="auto"/>
+      </w:pPr>
+      <w:r>
+        <w:rPr>
+          <w:b/>
+        </w:rPr>
+        <w:t xml:space="preserve">Max utilisateurs</w:t>
+      </w:r>
+      <w:r>
+        <w:rPr/>
+        <w:t xml:space="preserve"> (comptes actifs, super-administrateurs non compris) et </w:t>
+      </w:r>
+      <w:r>
+        <w:rPr>
+          <w:b/>
+        </w:rPr>
+        <w:t xml:space="preserve">Max connexions simultanées</w:t>
+      </w:r>
+      <w:r>
+        <w:rPr/>
+        <w:t xml:space="preserve"> (personnes connectées en même temps) — 500 par défaut.</w:t>
+      </w:r>
+    </w:p>
+    <w:p>
+      <w:pPr>
+        <w:numPr>
+          <w:ilvl w:val="0"/>
+          <w:numId w:val="25"/>
+        </w:numPr>
+        <w:spacing w:lineRule="auto"/>
+      </w:pPr>
+      <w:r>
+        <w:rPr>
+          <w:b/>
+        </w:rPr>
+        <w:t xml:space="preserve">Notes internes</w:t>
+      </w:r>
+      <w:r>
+        <w:rPr/>
+        <w:t xml:space="preserve"> (facultatif), puis </w:t>
+      </w:r>
+      <w:r>
+        <w:rPr>
+          <w:b/>
+        </w:rPr>
+        <w:t xml:space="preserve">✦ Générer la licence</w:t>
+      </w:r>
+      <w:r>
+        <w:rPr/>
+        <w:t xml:space="preserve">.</w:t>
+      </w:r>
+    </w:p>
+    <w:p>
+      <w:pPr>
+        <w:spacing w:lineRule="auto"/>
+      </w:pPr>
+      <w:r>
+        <w:rPr/>
+        <w:drawing>
+          <wp:inline distB="0" distL="0" distR="0" distT="0">
+            <wp:extent cx="5715000" cy="3571875"/>
+            <wp:effectExtent b="0" l="0" r="0" t="0"/>
+            <wp:docPr id="26" name="image--_9r_tSD9_ztvev10OEBm.jpeg"/>
+            <a:graphic>
+              <a:graphicData uri="http://schemas.openxmlformats.org/drawingml/2006/picture">
+                <pic:pic>
+                  <pic:nvPicPr>
+                    <pic:cNvPr id="26" name="image--_9r_tSD9_ztvev10OEBm.jpeg" descr="Générer une licence"/>
+                    <pic:cNvPicPr/>
+                  </pic:nvPicPr>
+                  <pic:blipFill>
+                    <a:blip r:embed="rId31" cstate="print"/>
+                    <a:srcRect b="0" l="0" r="0" t="0"/>
+                    <a:stretch>
+                      <a:fillRect/>
+                    </a:stretch>
+                  </pic:blipFill>
+                  <pic:spPr>
+                    <a:xfrm>
+                      <a:off x="0" y="0"/>
+                      <a:ext cx="5715000" cy="3571875"/>
+                    </a:xfrm>
+                    <a:prstGeom prst="rect"/>
+                  </pic:spPr>
+                </pic:pic>
+              </a:graphicData>
+            </a:graphic>
+          </wp:inline>
+        </w:drawing>
+      </w:r>
+    </w:p>
+    <w:p>
+      <w:pPr>
+        <w:jc w:val="center"/>
+        <w:spacing w:lineRule="auto"/>
+      </w:pPr>
+      <w:r>
+        <w:rPr>
+          <w:color w:val="64748b"/>
+          <w:sz w:val="18"/>
+        </w:rPr>
         <w:t xml:space="preserve">Figure — Générer une licence</w:t>
       </w:r>
     </w:p>
@@ -7745,16 +7956,16 @@
           <wp:inline distB="0" distL="0" distR="0" distT="0">
             <wp:extent cx="2190750" cy="4743450"/>
             <wp:effectExtent b="0" l="0" r="0" t="0"/>
-            <wp:docPr id="26" name="image-SBZZ-e5PtE0bRsF5sWaBA.jpeg"/>
+            <wp:docPr id="27" name="image-_1o3kgR1hyr8RUGEzqFRE.jpeg"/>
             <a:graphic>
               <a:graphicData uri="http://schemas.openxmlformats.org/drawingml/2006/picture">
                 <pic:pic>
                   <pic:nvPicPr>
-                    <pic:cNvPr id="26" name="image-SBZZ-e5PtE0bRsF5sWaBA.jpeg" descr="Demandes sur téléphone"/>
+                    <pic:cNvPr id="27" name="image-_1o3kgR1hyr8RUGEzqFRE.jpeg" descr="Demandes sur téléphone"/>
                     <pic:cNvPicPr/>
                   </pic:nvPicPr>
                   <pic:blipFill>
-                    <a:blip r:embed="rId31" cstate="print"/>
+                    <a:blip r:embed="rId32" cstate="print"/>
                     <a:srcRect b="0" l="0" r="0" t="0"/>
                     <a:stretch>
                       <a:fillRect/>
@@ -7779,16 +7990,16 @@
           <wp:inline distB="0" distL="0" distR="0" distT="0">
             <wp:extent cx="2190750" cy="4743450"/>
             <wp:effectExtent b="0" l="0" r="0" t="0"/>
-            <wp:docPr id="27" name="image-nDfXJdXuWunF1JqK9qrA8.jpeg"/>
+            <wp:docPr id="28" name="image-bvKhyNO6ADT4moCP7LRAq.jpeg"/>
             <a:graphic>
               <a:graphicData uri="http://schemas.openxmlformats.org/drawingml/2006/picture">
                 <pic:pic>
                   <pic:nvPicPr>
-                    <pic:cNvPr id="27" name="image-nDfXJdXuWunF1JqK9qrA8.jpeg" descr="Menu sur téléphone"/>
+                    <pic:cNvPr id="28" name="image-bvKhyNO6ADT4moCP7LRAq.jpeg" descr="Menu sur téléphone"/>
                     <pic:cNvPicPr/>
                   </pic:nvPicPr>
                   <pic:blipFill>
-                    <a:blip r:embed="rId32" cstate="print"/>
+                    <a:blip r:embed="rId33" cstate="print"/>
                     <a:srcRect b="0" l="0" r="0" t="0"/>
                     <a:stretch>
                       <a:fillRect/>
@@ -8865,7 +9076,7 @@
       <w:pPr>
         <w:numPr>
           <w:ilvl w:val="0"/>
-          <w:numId w:val="24"/>
+          <w:numId w:val="26"/>
         </w:numPr>
         <w:spacing w:lineRule="auto"/>
       </w:pPr>
@@ -8878,7 +9089,7 @@
       <w:pPr>
         <w:numPr>
           <w:ilvl w:val="0"/>
-          <w:numId w:val="24"/>
+          <w:numId w:val="26"/>
         </w:numPr>
         <w:spacing w:lineRule="auto"/>
       </w:pPr>
@@ -8891,7 +9102,7 @@
       <w:pPr>
         <w:numPr>
           <w:ilvl w:val="0"/>
-          <w:numId w:val="24"/>
+          <w:numId w:val="26"/>
         </w:numPr>
         <w:spacing w:lineRule="auto"/>
       </w:pPr>
@@ -8924,7 +9135,7 @@
       <w:pPr>
         <w:numPr>
           <w:ilvl w:val="0"/>
-          <w:numId w:val="24"/>
+          <w:numId w:val="26"/>
         </w:numPr>
         <w:spacing w:lineRule="auto"/>
       </w:pPr>
@@ -8957,7 +9168,7 @@
       <w:pPr>
         <w:numPr>
           <w:ilvl w:val="0"/>
-          <w:numId w:val="24"/>
+          <w:numId w:val="26"/>
         </w:numPr>
         <w:spacing w:lineRule="auto"/>
       </w:pPr>
@@ -8990,7 +9201,7 @@
       <w:pPr>
         <w:numPr>
           <w:ilvl w:val="0"/>
-          <w:numId w:val="24"/>
+          <w:numId w:val="26"/>
         </w:numPr>
         <w:spacing w:lineRule="auto"/>
       </w:pPr>
@@ -9760,7 +9971,7 @@
       <w:pPr>
         <w:numPr>
           <w:ilvl w:val="0"/>
-          <w:numId w:val="25"/>
+          <w:numId w:val="27"/>
         </w:numPr>
         <w:spacing w:lineRule="auto"/>
       </w:pPr>
@@ -9773,7 +9984,7 @@
       <w:pPr>
         <w:numPr>
           <w:ilvl w:val="0"/>
-          <w:numId w:val="25"/>
+          <w:numId w:val="27"/>
         </w:numPr>
         <w:spacing w:lineRule="auto"/>
       </w:pPr>
@@ -9786,7 +9997,7 @@
       <w:pPr>
         <w:numPr>
           <w:ilvl w:val="0"/>
-          <w:numId w:val="25"/>
+          <w:numId w:val="27"/>
         </w:numPr>
         <w:spacing w:lineRule="auto"/>
       </w:pPr>
@@ -10509,8 +10720,8 @@
   <w:abstractNum w:abstractNumId="6">
     <w:lvl w:ilvl="0">
       <w:start w:val="1"/>
-      <w:numFmt w:val="decimal"/>
-      <w:lvlText w:val="%1."/>
+      <w:numFmt w:val="bullet"/>
+      <w:lvlText w:val=""/>
       <w:lvlJc w:val="left"/>
       <w:pPr>
         <w:tabs>
@@ -10518,11 +10729,14 @@
         </w:tabs>
         <w:ind w:left="720" w:hanging="360"/>
       </w:pPr>
+      <w:rPr>
+        <w:rFonts w:ascii="Symbol" w:hAnsi="Symbol" w:hint="default"/>
+      </w:rPr>
     </w:lvl>
     <w:lvl w:ilvl="1">
       <w:start w:val="1"/>
-      <w:numFmt w:val="decimal"/>
-      <w:lvlText w:val="%2."/>
+      <w:numFmt w:val="bullet"/>
+      <w:lvlText w:val=""/>
       <w:lvlJc w:val="left"/>
       <w:pPr>
         <w:tabs>
@@ -10530,11 +10744,14 @@
         </w:tabs>
         <w:ind w:left="1440" w:hanging="360"/>
       </w:pPr>
+      <w:rPr>
+        <w:rFonts w:ascii="Symbol" w:hAnsi="Symbol" w:hint="default"/>
+      </w:rPr>
     </w:lvl>
     <w:lvl w:ilvl="2">
       <w:start w:val="1"/>
-      <w:numFmt w:val="decimal"/>
-      <w:lvlText w:val="%3."/>
+      <w:numFmt w:val="bullet"/>
+      <w:lvlText w:val=""/>
       <w:lvlJc w:val="left"/>
       <w:pPr>
         <w:tabs>
@@ -10542,11 +10759,14 @@
         </w:tabs>
         <w:ind w:left="2160" w:hanging="360"/>
       </w:pPr>
+      <w:rPr>
+        <w:rFonts w:ascii="Symbol" w:hAnsi="Symbol" w:hint="default"/>
+      </w:rPr>
     </w:lvl>
     <w:lvl w:ilvl="3">
       <w:start w:val="1"/>
-      <w:numFmt w:val="decimal"/>
-      <w:lvlText w:val="%4."/>
+      <w:numFmt w:val="bullet"/>
+      <w:lvlText w:val=""/>
       <w:lvlJc w:val="left"/>
       <w:pPr>
         <w:tabs>
@@ -10554,11 +10774,14 @@
         </w:tabs>
         <w:ind w:left="2880" w:hanging="360"/>
       </w:pPr>
+      <w:rPr>
+        <w:rFonts w:ascii="Symbol" w:hAnsi="Symbol" w:hint="default"/>
+      </w:rPr>
     </w:lvl>
     <w:lvl w:ilvl="4">
       <w:start w:val="1"/>
-      <w:numFmt w:val="decimal"/>
-      <w:lvlText w:val="%5."/>
+      <w:numFmt w:val="bullet"/>
+      <w:lvlText w:val=""/>
       <w:lvlJc w:val="left"/>
       <w:pPr>
         <w:tabs>
@@ -10566,11 +10789,14 @@
         </w:tabs>
         <w:ind w:left="3600" w:hanging="360"/>
       </w:pPr>
+      <w:rPr>
+        <w:rFonts w:ascii="Symbol" w:hAnsi="Symbol" w:hint="default"/>
+      </w:rPr>
     </w:lvl>
     <w:lvl w:ilvl="5">
       <w:start w:val="1"/>
-      <w:numFmt w:val="decimal"/>
-      <w:lvlText w:val="%6."/>
+      <w:numFmt w:val="bullet"/>
+      <w:lvlText w:val=""/>
       <w:lvlJc w:val="left"/>
       <w:pPr>
         <w:tabs>
@@ -10578,11 +10804,14 @@
         </w:tabs>
         <w:ind w:left="4320" w:hanging="360"/>
       </w:pPr>
+      <w:rPr>
+        <w:rFonts w:ascii="Symbol" w:hAnsi="Symbol" w:hint="default"/>
+      </w:rPr>
     </w:lvl>
     <w:lvl w:ilvl="6">
       <w:start w:val="1"/>
-      <w:numFmt w:val="decimal"/>
-      <w:lvlText w:val="%7."/>
+      <w:numFmt w:val="bullet"/>
+      <w:lvlText w:val=""/>
       <w:lvlJc w:val="left"/>
       <w:pPr>
         <w:tabs>
@@ -10590,11 +10819,14 @@
         </w:tabs>
         <w:ind w:left="5040" w:hanging="360"/>
       </w:pPr>
+      <w:rPr>
+        <w:rFonts w:ascii="Symbol" w:hAnsi="Symbol" w:hint="default"/>
+      </w:rPr>
     </w:lvl>
     <w:lvl w:ilvl="7">
       <w:start w:val="1"/>
-      <w:numFmt w:val="decimal"/>
-      <w:lvlText w:val="%8."/>
+      <w:numFmt w:val="bullet"/>
+      <w:lvlText w:val=""/>
       <w:lvlJc w:val="left"/>
       <w:pPr>
         <w:tabs>
@@ -10602,11 +10834,112 @@
         </w:tabs>
         <w:ind w:left="5760" w:hanging="360"/>
       </w:pPr>
+      <w:rPr>
+        <w:rFonts w:ascii="Symbol" w:hAnsi="Symbol" w:hint="default"/>
+      </w:rPr>
     </w:lvl>
   </w:abstractNum>
   <w:abstractNum w:abstractNumId="7">
     <w:lvl w:ilvl="0">
       <w:start w:val="1"/>
+      <w:numFmt w:val="decimal"/>
+      <w:lvlText w:val="%1."/>
+      <w:lvlJc w:val="left"/>
+      <w:pPr>
+        <w:tabs>
+          <w:tab w:val="num" w:pos="720"/>
+        </w:tabs>
+        <w:ind w:left="720" w:hanging="360"/>
+      </w:pPr>
+    </w:lvl>
+    <w:lvl w:ilvl="1">
+      <w:start w:val="1"/>
+      <w:numFmt w:val="decimal"/>
+      <w:lvlText w:val="%2."/>
+      <w:lvlJc w:val="left"/>
+      <w:pPr>
+        <w:tabs>
+          <w:tab w:val="num" w:pos="1440"/>
+        </w:tabs>
+        <w:ind w:left="1440" w:hanging="360"/>
+      </w:pPr>
+    </w:lvl>
+    <w:lvl w:ilvl="2">
+      <w:start w:val="1"/>
+      <w:numFmt w:val="decimal"/>
+      <w:lvlText w:val="%3."/>
+      <w:lvlJc w:val="left"/>
+      <w:pPr>
+        <w:tabs>
+          <w:tab w:val="num" w:pos="2160"/>
+        </w:tabs>
+        <w:ind w:left="2160" w:hanging="360"/>
+      </w:pPr>
+    </w:lvl>
+    <w:lvl w:ilvl="3">
+      <w:start w:val="1"/>
+      <w:numFmt w:val="decimal"/>
+      <w:lvlText w:val="%4."/>
+      <w:lvlJc w:val="left"/>
+      <w:pPr>
+        <w:tabs>
+          <w:tab w:val="num" w:pos="2880"/>
+        </w:tabs>
+        <w:ind w:left="2880" w:hanging="360"/>
+      </w:pPr>
+    </w:lvl>
+    <w:lvl w:ilvl="4">
+      <w:start w:val="1"/>
+      <w:numFmt w:val="decimal"/>
+      <w:lvlText w:val="%5."/>
+      <w:lvlJc w:val="left"/>
+      <w:pPr>
+        <w:tabs>
+          <w:tab w:val="num" w:pos="3600"/>
+        </w:tabs>
+        <w:ind w:left="3600" w:hanging="360"/>
+      </w:pPr>
+    </w:lvl>
+    <w:lvl w:ilvl="5">
+      <w:start w:val="1"/>
+      <w:numFmt w:val="decimal"/>
+      <w:lvlText w:val="%6."/>
+      <w:lvlJc w:val="left"/>
+      <w:pPr>
+        <w:tabs>
+          <w:tab w:val="num" w:pos="4320"/>
+        </w:tabs>
+        <w:ind w:left="4320" w:hanging="360"/>
+      </w:pPr>
+    </w:lvl>
+    <w:lvl w:ilvl="6">
+      <w:start w:val="1"/>
+      <w:numFmt w:val="decimal"/>
+      <w:lvlText w:val="%7."/>
+      <w:lvlJc w:val="left"/>
+      <w:pPr>
+        <w:tabs>
+          <w:tab w:val="num" w:pos="5040"/>
+        </w:tabs>
+        <w:ind w:left="5040" w:hanging="360"/>
+      </w:pPr>
+    </w:lvl>
+    <w:lvl w:ilvl="7">
+      <w:start w:val="1"/>
+      <w:numFmt w:val="decimal"/>
+      <w:lvlText w:val="%8."/>
+      <w:lvlJc w:val="left"/>
+      <w:pPr>
+        <w:tabs>
+          <w:tab w:val="num" w:pos="5760"/>
+        </w:tabs>
+        <w:ind w:left="5760" w:hanging="360"/>
+      </w:pPr>
+    </w:lvl>
+  </w:abstractNum>
+  <w:abstractNum w:abstractNumId="8">
+    <w:lvl w:ilvl="0">
+      <w:start w:val="1"/>
       <w:numFmt w:val="bullet"/>
       <w:lvlText w:val=""/>
       <w:lvlJc w:val="left"/>
@@ -10726,7 +11059,7 @@
       </w:rPr>
     </w:lvl>
   </w:abstractNum>
-  <w:abstractNum w:abstractNumId="8">
+  <w:abstractNum w:abstractNumId="9">
     <w:lvl w:ilvl="0">
       <w:start w:val="1"/>
       <w:numFmt w:val="bullet"/>
@@ -10848,7 +11181,7 @@
       </w:rPr>
     </w:lvl>
   </w:abstractNum>
-  <w:abstractNum w:abstractNumId="9">
+  <w:abstractNum w:abstractNumId="10">
     <w:lvl w:ilvl="0">
       <w:start w:val="1"/>
       <w:numFmt w:val="bullet"/>
@@ -10970,104 +11303,6 @@
       </w:rPr>
     </w:lvl>
   </w:abstractNum>
-  <w:abstractNum w:abstractNumId="10">
-    <w:lvl w:ilvl="0">
-      <w:start w:val="1"/>
-      <w:numFmt w:val="decimal"/>
-      <w:lvlText w:val="%1."/>
-      <w:lvlJc w:val="left"/>
-      <w:pPr>
-        <w:tabs>
-          <w:tab w:val="num" w:pos="720"/>
-        </w:tabs>
-        <w:ind w:left="720" w:hanging="360"/>
-      </w:pPr>
-    </w:lvl>
-    <w:lvl w:ilvl="1">
-      <w:start w:val="1"/>
-      <w:numFmt w:val="decimal"/>
-      <w:lvlText w:val="%2."/>
-      <w:lvlJc w:val="left"/>
-      <w:pPr>
-        <w:tabs>
-          <w:tab w:val="num" w:pos="1440"/>
-        </w:tabs>
-        <w:ind w:left="1440" w:hanging="360"/>
-      </w:pPr>
-    </w:lvl>
-    <w:lvl w:ilvl="2">
-      <w:start w:val="1"/>
-      <w:numFmt w:val="decimal"/>
-      <w:lvlText w:val="%3."/>
-      <w:lvlJc w:val="left"/>
-      <w:pPr>
-        <w:tabs>
-          <w:tab w:val="num" w:pos="2160"/>
-        </w:tabs>
-        <w:ind w:left="2160" w:hanging="360"/>
-      </w:pPr>
-    </w:lvl>
-    <w:lvl w:ilvl="3">
-      <w:start w:val="1"/>
-      <w:numFmt w:val="decimal"/>
-      <w:lvlText w:val="%4."/>
-      <w:lvlJc w:val="left"/>
-      <w:pPr>
-        <w:tabs>
-          <w:tab w:val="num" w:pos="2880"/>
-        </w:tabs>
-        <w:ind w:left="2880" w:hanging="360"/>
-      </w:pPr>
-    </w:lvl>
-    <w:lvl w:ilvl="4">
-      <w:start w:val="1"/>
-      <w:numFmt w:val="decimal"/>
-      <w:lvlText w:val="%5."/>
-      <w:lvlJc w:val="left"/>
-      <w:pPr>
-        <w:tabs>
-          <w:tab w:val="num" w:pos="3600"/>
-        </w:tabs>
-        <w:ind w:left="3600" w:hanging="360"/>
-      </w:pPr>
-    </w:lvl>
-    <w:lvl w:ilvl="5">
-      <w:start w:val="1"/>
-      <w:numFmt w:val="decimal"/>
-      <w:lvlText w:val="%6."/>
-      <w:lvlJc w:val="left"/>
-      <w:pPr>
-        <w:tabs>
-          <w:tab w:val="num" w:pos="4320"/>
-        </w:tabs>
-        <w:ind w:left="4320" w:hanging="360"/>
-      </w:pPr>
-    </w:lvl>
-    <w:lvl w:ilvl="6">
-      <w:start w:val="1"/>
-      <w:numFmt w:val="decimal"/>
-      <w:lvlText w:val="%7."/>
-      <w:lvlJc w:val="left"/>
-      <w:pPr>
-        <w:tabs>
-          <w:tab w:val="num" w:pos="5040"/>
-        </w:tabs>
-        <w:ind w:left="5040" w:hanging="360"/>
-      </w:pPr>
-    </w:lvl>
-    <w:lvl w:ilvl="7">
-      <w:start w:val="1"/>
-      <w:numFmt w:val="decimal"/>
-      <w:lvlText w:val="%8."/>
-      <w:lvlJc w:val="left"/>
-      <w:pPr>
-        <w:tabs>
-          <w:tab w:val="num" w:pos="5760"/>
-        </w:tabs>
-        <w:ind w:left="5760" w:hanging="360"/>
-      </w:pPr>
-    </w:lvl>
-  </w:abstractNum>
   <w:abstractNum w:abstractNumId="11">
     <w:lvl w:ilvl="0">
       <w:start w:val="1"/>
@@ -11291,8 +11526,8 @@
   <w:abstractNum w:abstractNumId="13">
     <w:lvl w:ilvl="0">
       <w:start w:val="1"/>
-      <w:numFmt w:val="decimal"/>
-      <w:lvlText w:val="%1."/>
+      <w:numFmt w:val="bullet"/>
+      <w:lvlText w:val=""/>
       <w:lvlJc w:val="left"/>
       <w:pPr>
         <w:tabs>
@@ -11300,11 +11535,14 @@
         </w:tabs>
         <w:ind w:left="720" w:hanging="360"/>
       </w:pPr>
+      <w:rPr>
+        <w:rFonts w:ascii="Symbol" w:hAnsi="Symbol" w:hint="default"/>
+      </w:rPr>
     </w:lvl>
     <w:lvl w:ilvl="1">
       <w:start w:val="1"/>
-      <w:numFmt w:val="decimal"/>
-      <w:lvlText w:val="%2."/>
+      <w:numFmt w:val="bullet"/>
+      <w:lvlText w:val=""/>
       <w:lvlJc w:val="left"/>
       <w:pPr>
         <w:tabs>
@@ -11312,11 +11550,14 @@
         </w:tabs>
         <w:ind w:left="1440" w:hanging="360"/>
       </w:pPr>
+      <w:rPr>
+        <w:rFonts w:ascii="Symbol" w:hAnsi="Symbol" w:hint="default"/>
+      </w:rPr>
     </w:lvl>
     <w:lvl w:ilvl="2">
       <w:start w:val="1"/>
-      <w:numFmt w:val="decimal"/>
-      <w:lvlText w:val="%3."/>
+      <w:numFmt w:val="bullet"/>
+      <w:lvlText w:val=""/>
       <w:lvlJc w:val="left"/>
       <w:pPr>
         <w:tabs>
@@ -11324,11 +11565,14 @@
         </w:tabs>
         <w:ind w:left="2160" w:hanging="360"/>
       </w:pPr>
+      <w:rPr>
+        <w:rFonts w:ascii="Symbol" w:hAnsi="Symbol" w:hint="default"/>
+      </w:rPr>
     </w:lvl>
     <w:lvl w:ilvl="3">
       <w:start w:val="1"/>
-      <w:numFmt w:val="decimal"/>
-      <w:lvlText w:val="%4."/>
+      <w:numFmt w:val="bullet"/>
+      <w:lvlText w:val=""/>
       <w:lvlJc w:val="left"/>
       <w:pPr>
         <w:tabs>
@@ -11336,11 +11580,14 @@
         </w:tabs>
         <w:ind w:left="2880" w:hanging="360"/>
       </w:pPr>
+      <w:rPr>
+        <w:rFonts w:ascii="Symbol" w:hAnsi="Symbol" w:hint="default"/>
+      </w:rPr>
     </w:lvl>
     <w:lvl w:ilvl="4">
       <w:start w:val="1"/>
-      <w:numFmt w:val="decimal"/>
-      <w:lvlText w:val="%5."/>
+      <w:numFmt w:val="bullet"/>
+      <w:lvlText w:val=""/>
       <w:lvlJc w:val="left"/>
       <w:pPr>
         <w:tabs>
@@ -11348,11 +11595,14 @@
         </w:tabs>
         <w:ind w:left="3600" w:hanging="360"/>
       </w:pPr>
+      <w:rPr>
+        <w:rFonts w:ascii="Symbol" w:hAnsi="Symbol" w:hint="default"/>
+      </w:rPr>
     </w:lvl>
     <w:lvl w:ilvl="5">
       <w:start w:val="1"/>
-      <w:numFmt w:val="decimal"/>
-      <w:lvlText w:val="%6."/>
+      <w:numFmt w:val="bullet"/>
+      <w:lvlText w:val=""/>
       <w:lvlJc w:val="left"/>
       <w:pPr>
         <w:tabs>
@@ -11360,11 +11610,14 @@
         </w:tabs>
         <w:ind w:left="4320" w:hanging="360"/>
       </w:pPr>
+      <w:rPr>
+        <w:rFonts w:ascii="Symbol" w:hAnsi="Symbol" w:hint="default"/>
+      </w:rPr>
     </w:lvl>
     <w:lvl w:ilvl="6">
       <w:start w:val="1"/>
-      <w:numFmt w:val="decimal"/>
-      <w:lvlText w:val="%7."/>
+      <w:numFmt w:val="bullet"/>
+      <w:lvlText w:val=""/>
       <w:lvlJc w:val="left"/>
       <w:pPr>
         <w:tabs>
@@ -11372,11 +11625,14 @@
         </w:tabs>
         <w:ind w:left="5040" w:hanging="360"/>
       </w:pPr>
+      <w:rPr>
+        <w:rFonts w:ascii="Symbol" w:hAnsi="Symbol" w:hint="default"/>
+      </w:rPr>
     </w:lvl>
     <w:lvl w:ilvl="7">
       <w:start w:val="1"/>
-      <w:numFmt w:val="decimal"/>
-      <w:lvlText w:val="%8."/>
+      <w:numFmt w:val="bullet"/>
+      <w:lvlText w:val=""/>
       <w:lvlJc w:val="left"/>
       <w:pPr>
         <w:tabs>
@@ -11384,11 +11640,210 @@
         </w:tabs>
         <w:ind w:left="5760" w:hanging="360"/>
       </w:pPr>
+      <w:rPr>
+        <w:rFonts w:ascii="Symbol" w:hAnsi="Symbol" w:hint="default"/>
+      </w:rPr>
     </w:lvl>
   </w:abstractNum>
   <w:abstractNum w:abstractNumId="14">
     <w:lvl w:ilvl="0">
       <w:start w:val="1"/>
+      <w:numFmt w:val="decimal"/>
+      <w:lvlText w:val="%1."/>
+      <w:lvlJc w:val="left"/>
+      <w:pPr>
+        <w:tabs>
+          <w:tab w:val="num" w:pos="720"/>
+        </w:tabs>
+        <w:ind w:left="720" w:hanging="360"/>
+      </w:pPr>
+    </w:lvl>
+    <w:lvl w:ilvl="1">
+      <w:start w:val="1"/>
+      <w:numFmt w:val="decimal"/>
+      <w:lvlText w:val="%2."/>
+      <w:lvlJc w:val="left"/>
+      <w:pPr>
+        <w:tabs>
+          <w:tab w:val="num" w:pos="1440"/>
+        </w:tabs>
+        <w:ind w:left="1440" w:hanging="360"/>
+      </w:pPr>
+    </w:lvl>
+    <w:lvl w:ilvl="2">
+      <w:start w:val="1"/>
+      <w:numFmt w:val="decimal"/>
+      <w:lvlText w:val="%3."/>
+      <w:lvlJc w:val="left"/>
+      <w:pPr>
+        <w:tabs>
+          <w:tab w:val="num" w:pos="2160"/>
+        </w:tabs>
+        <w:ind w:left="2160" w:hanging="360"/>
+      </w:pPr>
+    </w:lvl>
+    <w:lvl w:ilvl="3">
+      <w:start w:val="1"/>
+      <w:numFmt w:val="decimal"/>
+      <w:lvlText w:val="%4."/>
+      <w:lvlJc w:val="left"/>
+      <w:pPr>
+        <w:tabs>
+          <w:tab w:val="num" w:pos="2880"/>
+        </w:tabs>
+        <w:ind w:left="2880" w:hanging="360"/>
+      </w:pPr>
+    </w:lvl>
+    <w:lvl w:ilvl="4">
+      <w:start w:val="1"/>
+      <w:numFmt w:val="decimal"/>
+      <w:lvlText w:val="%5."/>
+      <w:lvlJc w:val="left"/>
+      <w:pPr>
+        <w:tabs>
+          <w:tab w:val="num" w:pos="3600"/>
+        </w:tabs>
+        <w:ind w:left="3600" w:hanging="360"/>
+      </w:pPr>
+    </w:lvl>
+    <w:lvl w:ilvl="5">
+      <w:start w:val="1"/>
+      <w:numFmt w:val="decimal"/>
+      <w:lvlText w:val="%6."/>
+      <w:lvlJc w:val="left"/>
+      <w:pPr>
+        <w:tabs>
+          <w:tab w:val="num" w:pos="4320"/>
+        </w:tabs>
+        <w:ind w:left="4320" w:hanging="360"/>
+      </w:pPr>
+    </w:lvl>
+    <w:lvl w:ilvl="6">
+      <w:start w:val="1"/>
+      <w:numFmt w:val="decimal"/>
+      <w:lvlText w:val="%7."/>
+      <w:lvlJc w:val="left"/>
+      <w:pPr>
+        <w:tabs>
+          <w:tab w:val="num" w:pos="5040"/>
+        </w:tabs>
+        <w:ind w:left="5040" w:hanging="360"/>
+      </w:pPr>
+    </w:lvl>
+    <w:lvl w:ilvl="7">
+      <w:start w:val="1"/>
+      <w:numFmt w:val="decimal"/>
+      <w:lvlText w:val="%8."/>
+      <w:lvlJc w:val="left"/>
+      <w:pPr>
+        <w:tabs>
+          <w:tab w:val="num" w:pos="5760"/>
+        </w:tabs>
+        <w:ind w:left="5760" w:hanging="360"/>
+      </w:pPr>
+    </w:lvl>
+  </w:abstractNum>
+  <w:abstractNum w:abstractNumId="15">
+    <w:lvl w:ilvl="0">
+      <w:start w:val="1"/>
+      <w:numFmt w:val="decimal"/>
+      <w:lvlText w:val="%1."/>
+      <w:lvlJc w:val="left"/>
+      <w:pPr>
+        <w:tabs>
+          <w:tab w:val="num" w:pos="720"/>
+        </w:tabs>
+        <w:ind w:left="720" w:hanging="360"/>
+      </w:pPr>
+    </w:lvl>
+    <w:lvl w:ilvl="1">
+      <w:start w:val="1"/>
+      <w:numFmt w:val="decimal"/>
+      <w:lvlText w:val="%2."/>
+      <w:lvlJc w:val="left"/>
+      <w:pPr>
+        <w:tabs>
+          <w:tab w:val="num" w:pos="1440"/>
+        </w:tabs>
+        <w:ind w:left="1440" w:hanging="360"/>
+      </w:pPr>
+    </w:lvl>
+    <w:lvl w:ilvl="2">
+      <w:start w:val="1"/>
+      <w:numFmt w:val="decimal"/>
+      <w:lvlText w:val="%3."/>
+      <w:lvlJc w:val="left"/>
+      <w:pPr>
+        <w:tabs>
+          <w:tab w:val="num" w:pos="2160"/>
+        </w:tabs>
+        <w:ind w:left="2160" w:hanging="360"/>
+      </w:pPr>
+    </w:lvl>
+    <w:lvl w:ilvl="3">
+      <w:start w:val="1"/>
+      <w:numFmt w:val="decimal"/>
+      <w:lvlText w:val="%4."/>
+      <w:lvlJc w:val="left"/>
+      <w:pPr>
+        <w:tabs>
+          <w:tab w:val="num" w:pos="2880"/>
+        </w:tabs>
+        <w:ind w:left="2880" w:hanging="360"/>
+      </w:pPr>
+    </w:lvl>
+    <w:lvl w:ilvl="4">
+      <w:start w:val="1"/>
+      <w:numFmt w:val="decimal"/>
+      <w:lvlText w:val="%5."/>
+      <w:lvlJc w:val="left"/>
+      <w:pPr>
+        <w:tabs>
+          <w:tab w:val="num" w:pos="3600"/>
+        </w:tabs>
+        <w:ind w:left="3600" w:hanging="360"/>
+      </w:pPr>
+    </w:lvl>
+    <w:lvl w:ilvl="5">
+      <w:start w:val="1"/>
+      <w:numFmt w:val="decimal"/>
+      <w:lvlText w:val="%6."/>
+      <w:lvlJc w:val="left"/>
+      <w:pPr>
+        <w:tabs>
+          <w:tab w:val="num" w:pos="4320"/>
+        </w:tabs>
+        <w:ind w:left="4320" w:hanging="360"/>
+      </w:pPr>
+    </w:lvl>
+    <w:lvl w:ilvl="6">
+      <w:start w:val="1"/>
+      <w:numFmt w:val="decimal"/>
+      <w:lvlText w:val="%7."/>
+      <w:lvlJc w:val="left"/>
+      <w:pPr>
+        <w:tabs>
+          <w:tab w:val="num" w:pos="5040"/>
+        </w:tabs>
+        <w:ind w:left="5040" w:hanging="360"/>
+      </w:pPr>
+    </w:lvl>
+    <w:lvl w:ilvl="7">
+      <w:start w:val="1"/>
+      <w:numFmt w:val="decimal"/>
+      <w:lvlText w:val="%8."/>
+      <w:lvlJc w:val="left"/>
+      <w:pPr>
+        <w:tabs>
+          <w:tab w:val="num" w:pos="5760"/>
+        </w:tabs>
+        <w:ind w:left="5760" w:hanging="360"/>
+      </w:pPr>
+    </w:lvl>
+  </w:abstractNum>
+  <w:abstractNum w:abstractNumId="16">
+    <w:lvl w:ilvl="0">
+      <w:start w:val="1"/>
       <w:numFmt w:val="bullet"/>
       <w:lvlText w:val=""/>
       <w:lvlJc w:val="left"/>
@@ -11508,7 +11963,7 @@
       </w:rPr>
     </w:lvl>
   </w:abstractNum>
-  <w:abstractNum w:abstractNumId="15">
+  <w:abstractNum w:abstractNumId="17">
     <w:lvl w:ilvl="0">
       <w:start w:val="1"/>
       <w:numFmt w:val="bullet"/>
@@ -11630,202 +12085,6 @@
       </w:rPr>
     </w:lvl>
   </w:abstractNum>
-  <w:abstractNum w:abstractNumId="16">
-    <w:lvl w:ilvl="0">
-      <w:start w:val="1"/>
-      <w:numFmt w:val="decimal"/>
-      <w:lvlText w:val="%1."/>
-      <w:lvlJc w:val="left"/>
-      <w:pPr>
-        <w:tabs>
-          <w:tab w:val="num" w:pos="720"/>
-        </w:tabs>
-        <w:ind w:left="720" w:hanging="360"/>
-      </w:pPr>
-    </w:lvl>
-    <w:lvl w:ilvl="1">
-      <w:start w:val="1"/>
-      <w:numFmt w:val="decimal"/>
-      <w:lvlText w:val="%2."/>
-      <w:lvlJc w:val="left"/>
-      <w:pPr>
-        <w:tabs>
-          <w:tab w:val="num" w:pos="1440"/>
-        </w:tabs>
-        <w:ind w:left="1440" w:hanging="360"/>
-      </w:pPr>
-    </w:lvl>
-    <w:lvl w:ilvl="2">
-      <w:start w:val="1"/>
-      <w:numFmt w:val="decimal"/>
-      <w:lvlText w:val="%3."/>
-      <w:lvlJc w:val="left"/>
-      <w:pPr>
-        <w:tabs>
-          <w:tab w:val="num" w:pos="2160"/>
-        </w:tabs>
-        <w:ind w:left="2160" w:hanging="360"/>
-      </w:pPr>
-    </w:lvl>
-    <w:lvl w:ilvl="3">
-      <w:start w:val="1"/>
-      <w:numFmt w:val="decimal"/>
-      <w:lvlText w:val="%4."/>
-      <w:lvlJc w:val="left"/>
-      <w:pPr>
-        <w:tabs>
-          <w:tab w:val="num" w:pos="2880"/>
-        </w:tabs>
-        <w:ind w:left="2880" w:hanging="360"/>
-      </w:pPr>
-    </w:lvl>
-    <w:lvl w:ilvl="4">
-      <w:start w:val="1"/>
-      <w:numFmt w:val="decimal"/>
-      <w:lvlText w:val="%5."/>
-      <w:lvlJc w:val="left"/>
-      <w:pPr>
-        <w:tabs>
-          <w:tab w:val="num" w:pos="3600"/>
-        </w:tabs>
-        <w:ind w:left="3600" w:hanging="360"/>
-      </w:pPr>
-    </w:lvl>
-    <w:lvl w:ilvl="5">
-      <w:start w:val="1"/>
-      <w:numFmt w:val="decimal"/>
-      <w:lvlText w:val="%6."/>
-      <w:lvlJc w:val="left"/>
-      <w:pPr>
-        <w:tabs>
-          <w:tab w:val="num" w:pos="4320"/>
-        </w:tabs>
-        <w:ind w:left="4320" w:hanging="360"/>
-      </w:pPr>
-    </w:lvl>
-    <w:lvl w:ilvl="6">
-      <w:start w:val="1"/>
-      <w:numFmt w:val="decimal"/>
-      <w:lvlText w:val="%7."/>
-      <w:lvlJc w:val="left"/>
-      <w:pPr>
-        <w:tabs>
-          <w:tab w:val="num" w:pos="5040"/>
-        </w:tabs>
-        <w:ind w:left="5040" w:hanging="360"/>
-      </w:pPr>
-    </w:lvl>
-    <w:lvl w:ilvl="7">
-      <w:start w:val="1"/>
-      <w:numFmt w:val="decimal"/>
-      <w:lvlText w:val="%8."/>
-      <w:lvlJc w:val="left"/>
-      <w:pPr>
-        <w:tabs>
-          <w:tab w:val="num" w:pos="5760"/>
-        </w:tabs>
-        <w:ind w:left="5760" w:hanging="360"/>
-      </w:pPr>
-    </w:lvl>
-  </w:abstractNum>
-  <w:abstractNum w:abstractNumId="17">
-    <w:lvl w:ilvl="0">
-      <w:start w:val="1"/>
-      <w:numFmt w:val="decimal"/>
-      <w:lvlText w:val="%1."/>
-      <w:lvlJc w:val="left"/>
-      <w:pPr>
-        <w:tabs>
-          <w:tab w:val="num" w:pos="720"/>
-        </w:tabs>
-        <w:ind w:left="720" w:hanging="360"/>
-      </w:pPr>
-    </w:lvl>
-    <w:lvl w:ilvl="1">
-      <w:start w:val="1"/>
-      <w:numFmt w:val="decimal"/>
-      <w:lvlText w:val="%2."/>
-      <w:lvlJc w:val="left"/>
-      <w:pPr>
-        <w:tabs>
-          <w:tab w:val="num" w:pos="1440"/>
-        </w:tabs>
-        <w:ind w:left="1440" w:hanging="360"/>
-      </w:pPr>
-    </w:lvl>
-    <w:lvl w:ilvl="2">
-      <w:start w:val="1"/>
-      <w:numFmt w:val="decimal"/>
-      <w:lvlText w:val="%3."/>
-      <w:lvlJc w:val="left"/>
-      <w:pPr>
-        <w:tabs>
-          <w:tab w:val="num" w:pos="2160"/>
-        </w:tabs>
-        <w:ind w:left="2160" w:hanging="360"/>
-      </w:pPr>
-    </w:lvl>
-    <w:lvl w:ilvl="3">
-      <w:start w:val="1"/>
-      <w:numFmt w:val="decimal"/>
-      <w:lvlText w:val="%4."/>
-      <w:lvlJc w:val="left"/>
-      <w:pPr>
-        <w:tabs>
-          <w:tab w:val="num" w:pos="2880"/>
-        </w:tabs>
-        <w:ind w:left="2880" w:hanging="360"/>
-      </w:pPr>
-    </w:lvl>
-    <w:lvl w:ilvl="4">
-      <w:start w:val="1"/>
-      <w:numFmt w:val="decimal"/>
-      <w:lvlText w:val="%5."/>
-      <w:lvlJc w:val="left"/>
-      <w:pPr>
-        <w:tabs>
-          <w:tab w:val="num" w:pos="3600"/>
-        </w:tabs>
-        <w:ind w:left="3600" w:hanging="360"/>
-      </w:pPr>
-    </w:lvl>
-    <w:lvl w:ilvl="5">
-      <w:start w:val="1"/>
-      <w:numFmt w:val="decimal"/>
-      <w:lvlText w:val="%6."/>
-      <w:lvlJc w:val="left"/>
-      <w:pPr>
-        <w:tabs>
-          <w:tab w:val="num" w:pos="4320"/>
-        </w:tabs>
-        <w:ind w:left="4320" w:hanging="360"/>
-      </w:pPr>
-    </w:lvl>
-    <w:lvl w:ilvl="6">
-      <w:start w:val="1"/>
-      <w:numFmt w:val="decimal"/>
-      <w:lvlText w:val="%7."/>
-      <w:lvlJc w:val="left"/>
-      <w:pPr>
-        <w:tabs>
-          <w:tab w:val="num" w:pos="5040"/>
-        </w:tabs>
-        <w:ind w:left="5040" w:hanging="360"/>
-      </w:pPr>
-    </w:lvl>
-    <w:lvl w:ilvl="7">
-      <w:start w:val="1"/>
-      <w:numFmt w:val="decimal"/>
-      <w:lvlText w:val="%8."/>
-      <w:lvlJc w:val="left"/>
-      <w:pPr>
-        <w:tabs>
-          <w:tab w:val="num" w:pos="5760"/>
-        </w:tabs>
-        <w:ind w:left="5760" w:hanging="360"/>
-      </w:pPr>
-    </w:lvl>
-  </w:abstractNum>
   <w:abstractNum w:abstractNumId="18">
     <w:lvl w:ilvl="0">
       <w:start w:val="1"/>
@@ -11927,6 +12186,202 @@
   <w:abstractNum w:abstractNumId="19">
     <w:lvl w:ilvl="0">
       <w:start w:val="1"/>
+      <w:numFmt w:val="decimal"/>
+      <w:lvlText w:val="%1."/>
+      <w:lvlJc w:val="left"/>
+      <w:pPr>
+        <w:tabs>
+          <w:tab w:val="num" w:pos="720"/>
+        </w:tabs>
+        <w:ind w:left="720" w:hanging="360"/>
+      </w:pPr>
+    </w:lvl>
+    <w:lvl w:ilvl="1">
+      <w:start w:val="1"/>
+      <w:numFmt w:val="decimal"/>
+      <w:lvlText w:val="%2."/>
+      <w:lvlJc w:val="left"/>
+      <w:pPr>
+        <w:tabs>
+          <w:tab w:val="num" w:pos="1440"/>
+        </w:tabs>
+        <w:ind w:left="1440" w:hanging="360"/>
+      </w:pPr>
+    </w:lvl>
+    <w:lvl w:ilvl="2">
+      <w:start w:val="1"/>
+      <w:numFmt w:val="decimal"/>
+      <w:lvlText w:val="%3."/>
+      <w:lvlJc w:val="left"/>
+      <w:pPr>
+        <w:tabs>
+          <w:tab w:val="num" w:pos="2160"/>
+        </w:tabs>
+        <w:ind w:left="2160" w:hanging="360"/>
+      </w:pPr>
+    </w:lvl>
+    <w:lvl w:ilvl="3">
+      <w:start w:val="1"/>
+      <w:numFmt w:val="decimal"/>
+      <w:lvlText w:val="%4."/>
+      <w:lvlJc w:val="left"/>
+      <w:pPr>
+        <w:tabs>
+          <w:tab w:val="num" w:pos="2880"/>
+        </w:tabs>
+        <w:ind w:left="2880" w:hanging="360"/>
+      </w:pPr>
+    </w:lvl>
+    <w:lvl w:ilvl="4">
+      <w:start w:val="1"/>
+      <w:numFmt w:val="decimal"/>
+      <w:lvlText w:val="%5."/>
+      <w:lvlJc w:val="left"/>
+      <w:pPr>
+        <w:tabs>
+          <w:tab w:val="num" w:pos="3600"/>
+        </w:tabs>
+        <w:ind w:left="3600" w:hanging="360"/>
+      </w:pPr>
+    </w:lvl>
+    <w:lvl w:ilvl="5">
+      <w:start w:val="1"/>
+      <w:numFmt w:val="decimal"/>
+      <w:lvlText w:val="%6."/>
+      <w:lvlJc w:val="left"/>
+      <w:pPr>
+        <w:tabs>
+          <w:tab w:val="num" w:pos="4320"/>
+        </w:tabs>
+        <w:ind w:left="4320" w:hanging="360"/>
+      </w:pPr>
+    </w:lvl>
+    <w:lvl w:ilvl="6">
+      <w:start w:val="1"/>
+      <w:numFmt w:val="decimal"/>
+      <w:lvlText w:val="%7."/>
+      <w:lvlJc w:val="left"/>
+      <w:pPr>
+        <w:tabs>
+          <w:tab w:val="num" w:pos="5040"/>
+        </w:tabs>
+        <w:ind w:left="5040" w:hanging="360"/>
+      </w:pPr>
+    </w:lvl>
+    <w:lvl w:ilvl="7">
+      <w:start w:val="1"/>
+      <w:numFmt w:val="decimal"/>
+      <w:lvlText w:val="%8."/>
+      <w:lvlJc w:val="left"/>
+      <w:pPr>
+        <w:tabs>
+          <w:tab w:val="num" w:pos="5760"/>
+        </w:tabs>
+        <w:ind w:left="5760" w:hanging="360"/>
+      </w:pPr>
+    </w:lvl>
+  </w:abstractNum>
+  <w:abstractNum w:abstractNumId="20">
+    <w:lvl w:ilvl="0">
+      <w:start w:val="1"/>
+      <w:numFmt w:val="decimal"/>
+      <w:lvlText w:val="%1."/>
+      <w:lvlJc w:val="left"/>
+      <w:pPr>
+        <w:tabs>
+          <w:tab w:val="num" w:pos="720"/>
+        </w:tabs>
+        <w:ind w:left="720" w:hanging="360"/>
+      </w:pPr>
+    </w:lvl>
+    <w:lvl w:ilvl="1">
+      <w:start w:val="1"/>
+      <w:numFmt w:val="decimal"/>
+      <w:lvlText w:val="%2."/>
+      <w:lvlJc w:val="left"/>
+      <w:pPr>
+        <w:tabs>
+          <w:tab w:val="num" w:pos="1440"/>
+        </w:tabs>
+        <w:ind w:left="1440" w:hanging="360"/>
+      </w:pPr>
+    </w:lvl>
+    <w:lvl w:ilvl="2">
+      <w:start w:val="1"/>
+      <w:numFmt w:val="decimal"/>
+      <w:lvlText w:val="%3."/>
+      <w:lvlJc w:val="left"/>
+      <w:pPr>
+        <w:tabs>
+          <w:tab w:val="num" w:pos="2160"/>
+        </w:tabs>
+        <w:ind w:left="2160" w:hanging="360"/>
+      </w:pPr>
+    </w:lvl>
+    <w:lvl w:ilvl="3">
+      <w:start w:val="1"/>
+      <w:numFmt w:val="decimal"/>
+      <w:lvlText w:val="%4."/>
+      <w:lvlJc w:val="left"/>
+      <w:pPr>
+        <w:tabs>
+          <w:tab w:val="num" w:pos="2880"/>
+        </w:tabs>
+        <w:ind w:left="2880" w:hanging="360"/>
+      </w:pPr>
+    </w:lvl>
+    <w:lvl w:ilvl="4">
+      <w:start w:val="1"/>
+      <w:numFmt w:val="decimal"/>
+      <w:lvlText w:val="%5."/>
+      <w:lvlJc w:val="left"/>
+      <w:pPr>
+        <w:tabs>
+          <w:tab w:val="num" w:pos="3600"/>
+        </w:tabs>
+        <w:ind w:left="3600" w:hanging="360"/>
+      </w:pPr>
+    </w:lvl>
+    <w:lvl w:ilvl="5">
+      <w:start w:val="1"/>
+      <w:numFmt w:val="decimal"/>
+      <w:lvlText w:val="%6."/>
+      <w:lvlJc w:val="left"/>
+      <w:pPr>
+        <w:tabs>
+          <w:tab w:val="num" w:pos="4320"/>
+        </w:tabs>
+        <w:ind w:left="4320" w:hanging="360"/>
+      </w:pPr>
+    </w:lvl>
+    <w:lvl w:ilvl="6">
+      <w:start w:val="1"/>
+      <w:numFmt w:val="decimal"/>
+      <w:lvlText w:val="%7."/>
+      <w:lvlJc w:val="left"/>
+      <w:pPr>
+        <w:tabs>
+          <w:tab w:val="num" w:pos="5040"/>
+        </w:tabs>
+        <w:ind w:left="5040" w:hanging="360"/>
+      </w:pPr>
+    </w:lvl>
+    <w:lvl w:ilvl="7">
+      <w:start w:val="1"/>
+      <w:numFmt w:val="decimal"/>
+      <w:lvlText w:val="%8."/>
+      <w:lvlJc w:val="left"/>
+      <w:pPr>
+        <w:tabs>
+          <w:tab w:val="num" w:pos="5760"/>
+        </w:tabs>
+        <w:ind w:left="5760" w:hanging="360"/>
+      </w:pPr>
+    </w:lvl>
+  </w:abstractNum>
+  <w:abstractNum w:abstractNumId="21">
+    <w:lvl w:ilvl="0">
+      <w:start w:val="1"/>
       <w:numFmt w:val="bullet"/>
       <w:lvlText w:val=""/>
       <w:lvlJc w:val="left"/>
@@ -12046,7 +12501,7 @@
       </w:rPr>
     </w:lvl>
   </w:abstractNum>
-  <w:abstractNum w:abstractNumId="20">
+  <w:abstractNum w:abstractNumId="22">
     <w:lvl w:ilvl="0">
       <w:start w:val="1"/>
       <w:numFmt w:val="decimal"/>
@@ -12144,7 +12599,7 @@
       </w:pPr>
     </w:lvl>
   </w:abstractNum>
-  <w:abstractNum w:abstractNumId="21">
+  <w:abstractNum w:abstractNumId="23">
     <w:lvl w:ilvl="0">
       <w:start w:val="1"/>
       <w:numFmt w:val="bullet"/>
@@ -12266,7 +12721,7 @@
       </w:rPr>
     </w:lvl>
   </w:abstractNum>
-  <w:abstractNum w:abstractNumId="22">
+  <w:abstractNum w:abstractNumId="24">
     <w:lvl w:ilvl="0">
       <w:start w:val="1"/>
       <w:numFmt w:val="bullet"/>
@@ -12388,7 +12843,7 @@
       </w:rPr>
     </w:lvl>
   </w:abstractNum>
-  <w:abstractNum w:abstractNumId="23">
+  <w:abstractNum w:abstractNumId="25">
     <w:lvl w:ilvl="0">
       <w:start w:val="1"/>
       <w:numFmt w:val="decimal"/>
@@ -12486,7 +12941,7 @@
       </w:pPr>
     </w:lvl>
   </w:abstractNum>
-  <w:abstractNum w:abstractNumId="24">
+  <w:abstractNum w:abstractNumId="26">
     <w:lvl w:ilvl="0">
       <w:start w:val="1"/>
       <w:numFmt w:val="bullet"/>
@@ -12608,7 +13063,7 @@
       </w:rPr>
     </w:lvl>
   </w:abstractNum>
-  <w:abstractNum w:abstractNumId="25">
+  <w:abstractNum w:abstractNumId="27">
     <w:lvl w:ilvl="0">
       <w:start w:val="1"/>
       <w:numFmt w:val="decimal"/>
@@ -12780,6 +13235,12 @@
   </w:num>
   <w:num w:numId="25">
     <w:abstractNumId w:val="25"/>
+  </w:num>
+  <w:num w:numId="26">
+    <w:abstractNumId w:val="26"/>
+  </w:num>
+  <w:num w:numId="27">
+    <w:abstractNumId w:val="27"/>
   </w:num>
 </w:numbering>
 </file>
